--- a/cv/final_cv/testers/Giovanni Barragan Garcia - CV_generado.docx
+++ b/cv/final_cv/testers/Giovanni Barragan Garcia - CV_generado.docx
@@ -19,7 +19,7 @@
           <w:bCs/>
           <w:lang w:val="es-MX"/>
         </w:rPr>
-        <w:t xml:space="preserve">Giovanni Barragán García</w:t>
+        <w:t>Giovanni Barragán García</w:t>
       </w:r>
     </w:p>
     <w:p>
@@ -37,7 +37,7 @@
           <w:bCs/>
           <w:lang w:val="es-MX"/>
         </w:rPr>
-        <w:t xml:space="preserve">Tester</w:t>
+        <w:t>Tester</w:t>
       </w:r>
     </w:p>
     <w:p>
@@ -189,25 +189,96 @@
                 <w:bCs/>
                 <w:sz w:val="18"/>
                 <w:szCs w:val="18"/>
-                <w:lang w:val="en-US" w:eastAsia="es-ES"/>
-              </w:rPr>
-              <w:t xml:space="preserve">Planificación y ejecución de pruebas para validar cumplimiento de requerimientos funcionales.</w:t>
+                <w:lang w:val="es-MX" w:eastAsia="es-ES"/>
+              </w:rPr>
+              <w:t>Planificación y ejecución de pruebas para validar cumplimiento de requerimientos funcionales.</w:t>
+            </w:r>
+            <w:r>
+              <w:rPr>
+                <w:rFonts w:ascii="Arial" w:eastAsia="Times New Roman" w:hAnsi="Arial" w:cs="Arial"/>
+                <w:bCs/>
+                <w:sz w:val="18"/>
+                <w:szCs w:val="18"/>
+                <w:lang w:val="es-MX" w:eastAsia="es-ES"/>
+              </w:rPr>
               <w:br/>
-              <w:t xml:space="preserve">Uso de matrices de trazabilidad para asegurar la cobertura de pruebas.</w:t>
+              <w:t>Uso de matrices de trazabilidad para asegurar la cobertura de pruebas.</w:t>
+            </w:r>
+            <w:r>
+              <w:rPr>
+                <w:rFonts w:ascii="Arial" w:eastAsia="Times New Roman" w:hAnsi="Arial" w:cs="Arial"/>
+                <w:bCs/>
+                <w:sz w:val="18"/>
+                <w:szCs w:val="18"/>
+                <w:lang w:val="es-MX" w:eastAsia="es-ES"/>
+              </w:rPr>
               <w:br/>
-              <w:t xml:space="preserve">Gestión y priorización de defectos durante ciclos de prueba.</w:t>
+              <w:t>Gestión y priorización de defectos durante ciclos de prueba.</w:t>
+            </w:r>
+            <w:r>
+              <w:rPr>
+                <w:rFonts w:ascii="Arial" w:eastAsia="Times New Roman" w:hAnsi="Arial" w:cs="Arial"/>
+                <w:bCs/>
+                <w:sz w:val="18"/>
+                <w:szCs w:val="18"/>
+                <w:lang w:val="es-MX" w:eastAsia="es-ES"/>
+              </w:rPr>
               <w:br/>
-              <w:t xml:space="preserve">Coordinación con usuarios para validar resultados y evidencia de pruebas.</w:t>
+              <w:t>Coordinación con usuarios para validar resultados y evidencia de pruebas.</w:t>
+            </w:r>
+            <w:r>
+              <w:rPr>
+                <w:rFonts w:ascii="Arial" w:eastAsia="Times New Roman" w:hAnsi="Arial" w:cs="Arial"/>
+                <w:bCs/>
+                <w:sz w:val="18"/>
+                <w:szCs w:val="18"/>
+                <w:lang w:val="es-MX" w:eastAsia="es-ES"/>
+              </w:rPr>
               <w:br/>
-              <w:t xml:space="preserve"/>
+            </w:r>
+            <w:r>
+              <w:rPr>
+                <w:rFonts w:ascii="Arial" w:eastAsia="Times New Roman" w:hAnsi="Arial" w:cs="Arial"/>
+                <w:bCs/>
+                <w:sz w:val="18"/>
+                <w:szCs w:val="18"/>
+                <w:lang w:val="es-MX" w:eastAsia="es-ES"/>
+              </w:rPr>
               <w:br/>
-              <w:t xml:space="preserve">Evaluación de la calidad del software mediante pruebas funcionales y de regresión.</w:t>
+              <w:t>Evaluación de la calidad del software mediante pruebas funcionales y de regresión.</w:t>
+            </w:r>
+            <w:r>
+              <w:rPr>
+                <w:rFonts w:ascii="Arial" w:eastAsia="Times New Roman" w:hAnsi="Arial" w:cs="Arial"/>
+                <w:bCs/>
+                <w:sz w:val="18"/>
+                <w:szCs w:val="18"/>
+                <w:lang w:val="es-MX" w:eastAsia="es-ES"/>
+              </w:rPr>
               <w:br/>
-              <w:t xml:space="preserve">Elaboración de planes y estrategias de prueba con criterios de salida.</w:t>
+              <w:t>Elaboración de planes y estrategias de prueba con criterios de salida.</w:t>
+            </w:r>
+            <w:r>
+              <w:rPr>
+                <w:rFonts w:ascii="Arial" w:eastAsia="Times New Roman" w:hAnsi="Arial" w:cs="Arial"/>
+                <w:bCs/>
+                <w:sz w:val="18"/>
+                <w:szCs w:val="18"/>
+                <w:lang w:val="es-MX" w:eastAsia="es-ES"/>
+              </w:rPr>
               <w:br/>
-              <w:t xml:space="preserve">Generación de evidencias y reportes para la toma de decisiones.</w:t>
+              <w:t>Generación de evidencias y reportes para la toma de decisiones.</w:t>
+            </w:r>
+            <w:r>
+              <w:rPr>
+                <w:rFonts w:ascii="Arial" w:eastAsia="Times New Roman" w:hAnsi="Arial" w:cs="Arial"/>
+                <w:bCs/>
+                <w:sz w:val="18"/>
+                <w:szCs w:val="18"/>
+                <w:lang w:val="es-MX" w:eastAsia="es-ES"/>
+              </w:rPr>
               <w:br/>
-              <w:t xml:space="preserve">Aseguramiento de la calidad mediante revisiones y control de entregables.</w:t>
+              <w:t>Aseguramiento de la calidad mediante revisiones y control de entregables.</w:t>
             </w:r>
           </w:p>
         </w:tc>
@@ -265,16 +336,6 @@
           <w:lang w:val="en-US"/>
         </w:rPr>
       </w:pPr>
-      <w:r>
-        <w:rPr>
-          <w:rFonts w:ascii="Arial" w:hAnsi="Arial" w:cs="Arial"/>
-          <w:bCs/>
-          <w:sz w:val="18"/>
-          <w:szCs w:val="18"/>
-          <w:lang w:val="en-US"/>
-        </w:rPr>
-        <w:t xml:space="preserve"/>
-      </w:r>
     </w:p>
     <w:tbl>
       <w:tblPr>
@@ -344,7 +405,7 @@
                 <w:szCs w:val="18"/>
                 <w:lang w:val="es-MX"/>
               </w:rPr>
-              <w:t xml:space="preserve">Softtek – IFT</w:t>
+              <w:t>Softtek – IFT</w:t>
             </w:r>
           </w:p>
         </w:tc>
@@ -390,7 +451,7 @@
                 <w:szCs w:val="18"/>
                 <w:lang w:val="es-MX"/>
               </w:rPr>
-              <w:t xml:space="preserve">Líder de pruebas</w:t>
+              <w:t>Líder de pruebas</w:t>
             </w:r>
           </w:p>
         </w:tc>
@@ -436,7 +497,7 @@
                 <w:szCs w:val="18"/>
                 <w:lang w:val="es-MX"/>
               </w:rPr>
-              <w:t xml:space="preserve">Septiembre 2024</w:t>
+              <w:t>Septiembre 2024</w:t>
             </w:r>
           </w:p>
         </w:tc>
@@ -478,7 +539,7 @@
                 <w:szCs w:val="18"/>
                 <w:lang w:val="es-MX"/>
               </w:rPr>
-              <w:t xml:space="preserve">Actualmente</w:t>
+              <w:t>Actualmente</w:t>
             </w:r>
           </w:p>
         </w:tc>
@@ -558,14 +619,16 @@
               <w:rPr>
                 <w:sz w:val="18"/>
                 <w:szCs w:val="20"/>
+                <w:lang w:val="es-MX"/>
               </w:rPr>
             </w:pPr>
             <w:r>
               <w:rPr>
                 <w:sz w:val="18"/>
                 <w:szCs w:val="20"/>
-              </w:rPr>
-              <w:t xml:space="preserve">• Crear plan de pruebas y estrategia para IFT</w:t>
+                <w:lang w:val="es-MX"/>
+              </w:rPr>
+              <w:t>• Crear plan de pruebas y estrategia para IFT</w:t>
             </w:r>
           </w:p>
           <w:p>
@@ -575,14 +638,63 @@
               <w:jc w:val="both"/>
               <w:rPr>
                 <w:szCs w:val="22"/>
+                <w:lang w:val="es-MX"/>
               </w:rPr>
             </w:pPr>
             <w:r>
               <w:rPr>
                 <w:sz w:val="18"/>
                 <w:szCs w:val="20"/>
-              </w:rPr>
-              <w:t xml:space="preserve">• Implementar template para carga de casos de prueba a teatlink</w:t>
+                <w:lang w:val="es-MX"/>
+              </w:rPr>
+              <w:t xml:space="preserve">• Implementar </w:t>
+            </w:r>
+            <w:proofErr w:type="spellStart"/>
+            <w:r>
+              <w:rPr>
+                <w:sz w:val="18"/>
+                <w:szCs w:val="20"/>
+                <w:lang w:val="es-MX"/>
+              </w:rPr>
+              <w:t>template</w:t>
+            </w:r>
+            <w:proofErr w:type="spellEnd"/>
+            <w:r>
+              <w:rPr>
+                <w:sz w:val="18"/>
+                <w:szCs w:val="20"/>
+                <w:lang w:val="es-MX"/>
+              </w:rPr>
+              <w:t xml:space="preserve"> para carga de casos de prueba a </w:t>
+            </w:r>
+            <w:proofErr w:type="spellStart"/>
+            <w:r>
+              <w:rPr>
+                <w:sz w:val="18"/>
+                <w:szCs w:val="20"/>
+                <w:lang w:val="es-MX"/>
+              </w:rPr>
+              <w:t>teatlink</w:t>
+            </w:r>
+            <w:proofErr w:type="spellEnd"/>
+          </w:p>
+          <w:p>
+            <w:pPr>
+              <w:pStyle w:val="NoSpacing"/>
+              <w:ind w:left="0"/>
+              <w:jc w:val="both"/>
+              <w:rPr>
+                <w:szCs w:val="22"/>
+                <w:lang w:val="es-MX"/>
+              </w:rPr>
+            </w:pPr>
+            <w:r>
+              <w:rPr>
+                <w:sz w:val="18"/>
+                <w:szCs w:val="20"/>
+                <w:lang w:val="es-MX"/>
+              </w:rPr>
+              <w:t>• Analizar documentación para generar matrices de casos de prueba</w:t>
             </w:r>
           </w:p>
           <w:p>
@@ -592,14 +704,45 @@
               <w:jc w:val="both"/>
               <w:rPr>
                 <w:szCs w:val="22"/>
+                <w:lang w:val="es-MX"/>
               </w:rPr>
             </w:pPr>
             <w:r>
               <w:rPr>
                 <w:sz w:val="18"/>
                 <w:szCs w:val="20"/>
-              </w:rPr>
-              <w:t xml:space="preserve">• Analizar documentación para generar matrices de casos de prueba</w:t>
+                <w:lang w:val="es-MX"/>
+              </w:rPr>
+              <w:t xml:space="preserve">• Diseñar casos de prueba en </w:t>
+            </w:r>
+            <w:proofErr w:type="spellStart"/>
+            <w:r>
+              <w:rPr>
+                <w:sz w:val="18"/>
+                <w:szCs w:val="20"/>
+                <w:lang w:val="es-MX"/>
+              </w:rPr>
+              <w:t>Testlink</w:t>
+            </w:r>
+            <w:proofErr w:type="spellEnd"/>
+          </w:p>
+          <w:p>
+            <w:pPr>
+              <w:pStyle w:val="NoSpacing"/>
+              <w:ind w:left="0"/>
+              <w:jc w:val="both"/>
+              <w:rPr>
+                <w:szCs w:val="22"/>
+                <w:lang w:val="es-MX"/>
+              </w:rPr>
+            </w:pPr>
+            <w:r>
+              <w:rPr>
+                <w:sz w:val="18"/>
+                <w:szCs w:val="20"/>
+                <w:lang w:val="es-MX"/>
+              </w:rPr>
+              <w:t>• Realizar seguimiento y control de pruebas manuales y de regresión</w:t>
             </w:r>
           </w:p>
           <w:p>
@@ -609,14 +752,16 @@
               <w:jc w:val="both"/>
               <w:rPr>
                 <w:szCs w:val="22"/>
+                <w:lang w:val="es-MX"/>
               </w:rPr>
             </w:pPr>
             <w:r>
               <w:rPr>
                 <w:sz w:val="18"/>
                 <w:szCs w:val="20"/>
-              </w:rPr>
-              <w:t xml:space="preserve">• Diseñar casos de prueba en Testlink</w:t>
+                <w:lang w:val="es-MX"/>
+              </w:rPr>
+              <w:t>• Registrar y hacer seguimiento de defectos en Mantis</w:t>
             </w:r>
           </w:p>
           <w:p>
@@ -626,14 +771,16 @@
               <w:jc w:val="both"/>
               <w:rPr>
                 <w:szCs w:val="22"/>
+                <w:lang w:val="es-MX"/>
               </w:rPr>
             </w:pPr>
             <w:r>
               <w:rPr>
                 <w:sz w:val="18"/>
                 <w:szCs w:val="20"/>
-              </w:rPr>
-              <w:t xml:space="preserve">• Realizar seguimiento y control de pruebas manuales y de regresión</w:t>
+                <w:lang w:val="es-MX"/>
+              </w:rPr>
+              <w:t>• Crear FMEA para identificación y mitigación de riesgos</w:t>
             </w:r>
           </w:p>
           <w:p>
@@ -643,49 +790,9 @@
               <w:jc w:val="both"/>
               <w:rPr>
                 <w:szCs w:val="22"/>
+                <w:lang w:val="es-MX"/>
               </w:rPr>
             </w:pPr>
-            <w:r>
-              <w:rPr>
-                <w:sz w:val="18"/>
-                <w:szCs w:val="20"/>
-              </w:rPr>
-              <w:t xml:space="preserve">• Registrar y hacer seguimiento de defectos en Mantis</w:t>
-            </w:r>
-          </w:p>
-          <w:p>
-            <w:pPr>
-              <w:pStyle w:val="NoSpacing"/>
-              <w:ind w:left="0"/>
-              <w:jc w:val="both"/>
-              <w:rPr>
-                <w:szCs w:val="22"/>
-              </w:rPr>
-            </w:pPr>
-            <w:r>
-              <w:rPr>
-                <w:sz w:val="18"/>
-                <w:szCs w:val="20"/>
-              </w:rPr>
-              <w:t xml:space="preserve">• Crear FMEA para identificación y mitigación de riesgos</w:t>
-            </w:r>
-          </w:p>
-          <w:p>
-            <w:pPr>
-              <w:pStyle w:val="NoSpacing"/>
-              <w:ind w:left="0"/>
-              <w:jc w:val="both"/>
-              <w:rPr>
-                <w:szCs w:val="22"/>
-              </w:rPr>
-            </w:pPr>
-            <w:r>
-              <w:rPr>
-                <w:sz w:val="18"/>
-                <w:szCs w:val="20"/>
-              </w:rPr>
-              <w:t xml:space="preserve"/>
-            </w:r>
           </w:p>
         </w:tc>
       </w:tr>
@@ -700,16 +807,6 @@
           <w:lang w:val="es-419"/>
         </w:rPr>
       </w:pPr>
-      <w:r>
-        <w:rPr>
-          <w:rFonts w:ascii="Arial" w:hAnsi="Arial" w:cs="Arial"/>
-          <w:bCs/>
-          <w:sz w:val="18"/>
-          <w:szCs w:val="18"/>
-          <w:lang w:val="es-419"/>
-        </w:rPr>
-        <w:t xml:space="preserve"/>
-      </w:r>
     </w:p>
     <w:tbl>
       <w:tblPr>
@@ -779,7 +876,7 @@
                 <w:szCs w:val="18"/>
                 <w:lang w:val="es-MX"/>
               </w:rPr>
-              <w:t xml:space="preserve">Softtek – Digital office</w:t>
+              <w:t>Softtek – Digital office</w:t>
             </w:r>
           </w:p>
         </w:tc>
@@ -825,7 +922,7 @@
                 <w:szCs w:val="18"/>
                 <w:lang w:val="es-MX"/>
               </w:rPr>
-              <w:t xml:space="preserve">Líder de pruebas</w:t>
+              <w:t>Líder de pruebas</w:t>
             </w:r>
           </w:p>
         </w:tc>
@@ -871,7 +968,7 @@
                 <w:szCs w:val="18"/>
                 <w:lang w:val="es-MX"/>
               </w:rPr>
-              <w:t xml:space="preserve">Agosto 2022</w:t>
+              <w:t>Agosto 2022</w:t>
             </w:r>
           </w:p>
         </w:tc>
@@ -913,7 +1010,7 @@
                 <w:szCs w:val="18"/>
                 <w:lang w:val="es-MX"/>
               </w:rPr>
-              <w:t xml:space="preserve">Agosto 2024</w:t>
+              <w:t>Agosto 2024</w:t>
             </w:r>
           </w:p>
         </w:tc>
@@ -993,14 +1090,16 @@
               <w:rPr>
                 <w:sz w:val="18"/>
                 <w:szCs w:val="20"/>
+                <w:lang w:val="es-MX"/>
               </w:rPr>
             </w:pPr>
             <w:r>
               <w:rPr>
                 <w:sz w:val="18"/>
                 <w:szCs w:val="20"/>
-              </w:rPr>
-              <w:t xml:space="preserve">• Analizar y diseñar documentación para generación de matrices de casos de prueba</w:t>
+                <w:lang w:val="es-MX"/>
+              </w:rPr>
+              <w:t>• Analizar y diseñar documentación para generación de matrices de casos de prueba</w:t>
             </w:r>
           </w:p>
           <w:p>
@@ -1010,14 +1109,16 @@
               <w:jc w:val="both"/>
               <w:rPr>
                 <w:szCs w:val="22"/>
+                <w:lang w:val="es-MX"/>
               </w:rPr>
             </w:pPr>
             <w:r>
               <w:rPr>
                 <w:sz w:val="18"/>
                 <w:szCs w:val="20"/>
-              </w:rPr>
-              <w:t xml:space="preserve">• Generar casos de prueba aplicando técnicas de diseño de casos de prueba</w:t>
+                <w:lang w:val="es-MX"/>
+              </w:rPr>
+              <w:t>• Generar casos de prueba aplicando técnicas de diseño de casos de prueba</w:t>
             </w:r>
           </w:p>
           <w:p>
@@ -1027,14 +1128,16 @@
               <w:jc w:val="both"/>
               <w:rPr>
                 <w:szCs w:val="22"/>
+                <w:lang w:val="es-MX"/>
               </w:rPr>
             </w:pPr>
             <w:r>
               <w:rPr>
                 <w:sz w:val="18"/>
                 <w:szCs w:val="20"/>
-              </w:rPr>
-              <w:t xml:space="preserve">• Realizar seguimiento y control de pruebas manuales y de regresión</w:t>
+                <w:lang w:val="es-MX"/>
+              </w:rPr>
+              <w:t>• Realizar seguimiento y control de pruebas manuales y de regresión</w:t>
             </w:r>
           </w:p>
           <w:p>
@@ -1044,14 +1147,16 @@
               <w:jc w:val="both"/>
               <w:rPr>
                 <w:szCs w:val="22"/>
+                <w:lang w:val="es-MX"/>
               </w:rPr>
             </w:pPr>
             <w:r>
               <w:rPr>
                 <w:sz w:val="18"/>
                 <w:szCs w:val="20"/>
-              </w:rPr>
-              <w:t xml:space="preserve">• Crear scripts para consulta de datos en BDD</w:t>
+                <w:lang w:val="es-MX"/>
+              </w:rPr>
+              <w:t>• Crear scripts para consulta de datos en BDD</w:t>
             </w:r>
           </w:p>
           <w:p>
@@ -1061,14 +1166,34 @@
               <w:jc w:val="both"/>
               <w:rPr>
                 <w:szCs w:val="22"/>
+                <w:lang w:val="es-MX"/>
               </w:rPr>
             </w:pPr>
             <w:r>
               <w:rPr>
                 <w:sz w:val="18"/>
                 <w:szCs w:val="20"/>
-              </w:rPr>
-              <w:t xml:space="preserve">• Generar peer review para garantizar calidad de entregables de diseño</w:t>
+                <w:lang w:val="es-MX"/>
+              </w:rPr>
+              <w:t xml:space="preserve">• Generar peer </w:t>
+            </w:r>
+            <w:proofErr w:type="spellStart"/>
+            <w:r>
+              <w:rPr>
+                <w:sz w:val="18"/>
+                <w:szCs w:val="20"/>
+                <w:lang w:val="es-MX"/>
+              </w:rPr>
+              <w:t>review</w:t>
+            </w:r>
+            <w:proofErr w:type="spellEnd"/>
+            <w:r>
+              <w:rPr>
+                <w:sz w:val="18"/>
+                <w:szCs w:val="20"/>
+                <w:lang w:val="es-MX"/>
+              </w:rPr>
+              <w:t xml:space="preserve"> para garantizar calidad de entregables de diseño</w:t>
             </w:r>
           </w:p>
           <w:p>
@@ -1078,14 +1203,16 @@
               <w:jc w:val="both"/>
               <w:rPr>
                 <w:szCs w:val="22"/>
+                <w:lang w:val="es-MX"/>
               </w:rPr>
             </w:pPr>
             <w:r>
               <w:rPr>
                 <w:sz w:val="18"/>
                 <w:szCs w:val="20"/>
-              </w:rPr>
-              <w:t xml:space="preserve">• Generar matrices de datos y trazabilidad</w:t>
+                <w:lang w:val="es-MX"/>
+              </w:rPr>
+              <w:t>• Generar matrices de datos y trazabilidad</w:t>
             </w:r>
           </w:p>
           <w:p>
@@ -1095,14 +1222,16 @@
               <w:jc w:val="both"/>
               <w:rPr>
                 <w:szCs w:val="22"/>
+                <w:lang w:val="es-MX"/>
               </w:rPr>
             </w:pPr>
             <w:r>
               <w:rPr>
                 <w:sz w:val="18"/>
                 <w:szCs w:val="20"/>
-              </w:rPr>
-              <w:t xml:space="preserve">• Planear y organizar pruebas desde etapa de análisis hasta el cierre</w:t>
+                <w:lang w:val="es-MX"/>
+              </w:rPr>
+              <w:t>• Planear y organizar pruebas desde etapa de análisis hasta el cierre</w:t>
             </w:r>
           </w:p>
           <w:p>
@@ -1112,15 +1241,9 @@
               <w:jc w:val="both"/>
               <w:rPr>
                 <w:szCs w:val="22"/>
+                <w:lang w:val="es-MX"/>
               </w:rPr>
             </w:pPr>
-            <w:r>
-              <w:rPr>
-                <w:sz w:val="18"/>
-                <w:szCs w:val="20"/>
-              </w:rPr>
-              <w:t xml:space="preserve"/>
-            </w:r>
           </w:p>
         </w:tc>
       </w:tr>
@@ -1135,26 +1258,6 @@
           <w:lang w:val="es-419"/>
         </w:rPr>
       </w:pPr>
-      <w:r>
-        <w:rPr>
-          <w:rFonts w:ascii="Arial" w:hAnsi="Arial" w:cs="Arial"/>
-          <w:bCs/>
-          <w:sz w:val="18"/>
-          <w:szCs w:val="18"/>
-          <w:lang w:val="es-419"/>
-        </w:rPr>
-        <w:t xml:space="preserve"/>
-      </w:r>
-      <w:r>
-        <w:rPr>
-          <w:rFonts w:ascii="Arial" w:hAnsi="Arial" w:cs="Arial"/>
-          <w:bCs/>
-          <w:sz w:val="18"/>
-          <w:szCs w:val="18"/>
-          <w:lang w:val="es-MX"/>
-        </w:rPr>
-        <w:t xml:space="preserve"/>
-      </w:r>
     </w:p>
     <w:tbl>
       <w:tblPr>
@@ -1224,7 +1327,7 @@
                 <w:szCs w:val="18"/>
                 <w:lang w:val="es-MX"/>
               </w:rPr>
-              <w:t xml:space="preserve">ILCE</w:t>
+              <w:t>ILCE</w:t>
             </w:r>
           </w:p>
         </w:tc>
@@ -1270,7 +1373,7 @@
                 <w:szCs w:val="18"/>
                 <w:lang w:val="es-MX"/>
               </w:rPr>
-              <w:t xml:space="preserve">Tester Sr.</w:t>
+              <w:t>Tester Sr.</w:t>
             </w:r>
           </w:p>
         </w:tc>
@@ -1316,7 +1419,7 @@
                 <w:szCs w:val="18"/>
                 <w:lang w:val="es-MX"/>
               </w:rPr>
-              <w:t xml:space="preserve">Enero 2017</w:t>
+              <w:t>Enero 2017</w:t>
             </w:r>
           </w:p>
         </w:tc>
@@ -1358,7 +1461,7 @@
                 <w:szCs w:val="18"/>
                 <w:lang w:val="es-MX"/>
               </w:rPr>
-              <w:t xml:space="preserve">Mayo 2017</w:t>
+              <w:t>Mayo 2017</w:t>
             </w:r>
           </w:p>
         </w:tc>
@@ -1438,21 +1541,16 @@
               <w:rPr>
                 <w:sz w:val="18"/>
                 <w:szCs w:val="20"/>
+                <w:lang w:val="es-MX"/>
               </w:rPr>
             </w:pPr>
             <w:r>
               <w:rPr>
                 <w:sz w:val="18"/>
                 <w:szCs w:val="20"/>
-              </w:rPr>
-              <w:t xml:space="preserve"/>
-            </w:r>
-            <w:r>
-              <w:rPr>
-                <w:sz w:val="18"/>
-                <w:szCs w:val="20"/>
-              </w:rPr>
-              <w:t xml:space="preserve">• Planear y coordinar actividades del equipo de Continuidad</w:t>
+                <w:lang w:val="es-MX"/>
+              </w:rPr>
+              <w:t>• Planear y coordinar actividades del equipo de Continuidad</w:t>
             </w:r>
           </w:p>
           <w:p>
@@ -1462,21 +1560,16 @@
               <w:jc w:val="both"/>
               <w:rPr>
                 <w:szCs w:val="22"/>
+                <w:lang w:val="es-MX"/>
               </w:rPr>
             </w:pPr>
             <w:r>
               <w:rPr>
                 <w:sz w:val="18"/>
                 <w:szCs w:val="20"/>
-              </w:rPr>
-              <w:t xml:space="preserve"/>
-            </w:r>
-            <w:r>
-              <w:rPr>
-                <w:sz w:val="18"/>
-                <w:szCs w:val="20"/>
-              </w:rPr>
-              <w:t xml:space="preserve">• Analizar requerimientos funcionales</w:t>
+                <w:lang w:val="es-MX"/>
+              </w:rPr>
+              <w:t>• Analizar requerimientos funcionales</w:t>
             </w:r>
           </w:p>
           <w:p>
@@ -1486,21 +1579,16 @@
               <w:jc w:val="both"/>
               <w:rPr>
                 <w:szCs w:val="22"/>
+                <w:lang w:val="es-MX"/>
               </w:rPr>
             </w:pPr>
             <w:r>
               <w:rPr>
                 <w:sz w:val="18"/>
                 <w:szCs w:val="20"/>
-              </w:rPr>
-              <w:t xml:space="preserve"/>
-            </w:r>
-            <w:r>
-              <w:rPr>
-                <w:sz w:val="18"/>
-                <w:szCs w:val="20"/>
-              </w:rPr>
-              <w:t xml:space="preserve">• Diseñar matrices de casos de prueba y trazabilidad con los requerimientos</w:t>
+                <w:lang w:val="es-MX"/>
+              </w:rPr>
+              <w:t>• Diseñar matrices de casos de prueba y trazabilidad con los requerimientos</w:t>
             </w:r>
           </w:p>
           <w:p>
@@ -1510,21 +1598,16 @@
               <w:jc w:val="both"/>
               <w:rPr>
                 <w:szCs w:val="22"/>
+                <w:lang w:val="es-MX"/>
               </w:rPr>
             </w:pPr>
             <w:r>
               <w:rPr>
                 <w:sz w:val="18"/>
                 <w:szCs w:val="20"/>
-              </w:rPr>
-              <w:t xml:space="preserve"/>
-            </w:r>
-            <w:r>
-              <w:rPr>
-                <w:sz w:val="18"/>
-                <w:szCs w:val="20"/>
-              </w:rPr>
-              <w:t xml:space="preserve">• Diseñar casos de prueba funcionales</w:t>
+                <w:lang w:val="es-MX"/>
+              </w:rPr>
+              <w:t>• Diseñar casos de prueba funcionales</w:t>
             </w:r>
           </w:p>
           <w:p>
@@ -1534,21 +1617,16 @@
               <w:jc w:val="both"/>
               <w:rPr>
                 <w:szCs w:val="22"/>
+                <w:lang w:val="es-MX"/>
               </w:rPr>
             </w:pPr>
             <w:r>
               <w:rPr>
                 <w:sz w:val="18"/>
                 <w:szCs w:val="20"/>
-              </w:rPr>
-              <w:t xml:space="preserve"/>
-            </w:r>
-            <w:r>
-              <w:rPr>
-                <w:sz w:val="18"/>
-                <w:szCs w:val="20"/>
-              </w:rPr>
-              <w:t xml:space="preserve">• Ejecutar casos de prueba funcionales con base en el plan de ejecución</w:t>
+                <w:lang w:val="es-MX"/>
+              </w:rPr>
+              <w:t>• Ejecutar casos de prueba funcionales con base en el plan de ejecución</w:t>
             </w:r>
           </w:p>
           <w:p>
@@ -1558,15 +1636,9 @@
               <w:jc w:val="both"/>
               <w:rPr>
                 <w:szCs w:val="22"/>
+                <w:lang w:val="es-MX"/>
               </w:rPr>
             </w:pPr>
-            <w:r>
-              <w:rPr>
-                <w:sz w:val="18"/>
-                <w:szCs w:val="20"/>
-              </w:rPr>
-              <w:t xml:space="preserve"/>
-            </w:r>
           </w:p>
         </w:tc>
       </w:tr>
@@ -1579,19 +1651,9 @@
           <w:bCs/>
           <w:sz w:val="18"/>
           <w:szCs w:val="18"/>
-          <w:lang w:val="en-US"/>
+          <w:lang w:val="es-MX"/>
         </w:rPr>
       </w:pPr>
-      <w:r>
-        <w:rPr>
-          <w:rFonts w:ascii="Arial" w:hAnsi="Arial" w:cs="Arial"/>
-          <w:bCs/>
-          <w:sz w:val="18"/>
-          <w:szCs w:val="18"/>
-          <w:lang w:val="en-US"/>
-        </w:rPr>
-        <w:t xml:space="preserve"/>
-      </w:r>
     </w:p>
     <w:p>
       <w:pPr>
@@ -1601,19 +1663,9 @@
           <w:sz w:val="18"/>
           <w:szCs w:val="18"/>
           <w:u w:val="single"/>
-          <w:lang w:val="en-US"/>
+          <w:lang w:val="es-MX"/>
         </w:rPr>
       </w:pPr>
-      <w:r>
-        <w:rPr>
-          <w:rFonts w:ascii="Arial" w:hAnsi="Arial" w:cs="Arial"/>
-          <w:bCs/>
-          <w:sz w:val="18"/>
-          <w:szCs w:val="18"/>
-          <w:lang w:val="en-US"/>
-        </w:rPr>
-        <w:t xml:space="preserve"/>
-      </w:r>
       <w:r>
         <w:rPr>
           <w:rFonts w:ascii="Arial" w:hAnsi="Arial" w:cs="Arial"/>
@@ -1621,7 +1673,7 @@
           <w:sz w:val="18"/>
           <w:szCs w:val="18"/>
           <w:u w:val="single"/>
-          <w:lang w:val="en-US"/>
+          <w:lang w:val="es-MX"/>
         </w:rPr>
         <w:t>HISTORIAL PROFESIONAL ADICIONAL</w:t>
       </w:r>
@@ -1633,7 +1685,7 @@
           <w:bCs/>
           <w:sz w:val="18"/>
           <w:szCs w:val="18"/>
-          <w:lang w:val="en-US"/>
+          <w:lang w:val="es-MX"/>
         </w:rPr>
       </w:pPr>
     </w:p>
@@ -1655,7 +1707,7 @@
           <w:szCs w:val="18"/>
           <w:lang w:val="es-MX"/>
         </w:rPr>
-        <w:t xml:space="preserve">La experiencia abarca desde marzo de 2014 hasta agosto de 2022</w:t>
+        <w:t>La experiencia abarca desde marzo de 2014 hasta agosto de 2022</w:t>
       </w:r>
     </w:p>
     <w:p>
@@ -1688,12 +1740,9 @@
           <w:szCs w:val="18"/>
           <w:lang w:val="es-MX"/>
         </w:rPr>
-        <w:t xml:space="preserve">Durante este período se desempeñaron funciones como Líder de pruebas, Tester Sr. y Tester Jr., asumiendo responsabilidades de planificación, coordinación y ejecución de actividades de prueba. Se trabajó en la elaboración de estrategias y planes de prueba, gestión y priorización de defectos, revisión de entregables y apoyo a la validación con usuarios. Además se participó en la generación de matrices y trazabilidad, apoyo en la estimación de esfuerzo y supervisión del trabajo del equipo, contribuyendo al aseguramiento de la calidad en diferentes proyectos.</w:t>
+        <w:t xml:space="preserve">Durante este período se desempeñaron funciones como Líder de pruebas, Tester Sr. y Tester Jr., asumiendo responsabilidades de planificación, coordinación y ejecución de actividades de prueba. Se trabajó en la elaboración de </w:t>
       </w:r>
-    </w:p>
-    <w:p>
-      <w:pPr>
-        <w:jc w:val="both"/>
+      <w:r>
         <w:rPr>
           <w:rFonts w:ascii="Arial" w:hAnsi="Arial" w:cs="Arial"/>
           <w:bCs/>
@@ -1701,28 +1750,8 @@
           <w:szCs w:val="18"/>
           <w:lang w:val="es-MX"/>
         </w:rPr>
-      </w:pPr>
-    </w:p>
-    <w:p>
-      <w:pPr>
-        <w:jc w:val="both"/>
-        <w:rPr>
-          <w:rFonts w:ascii="Arial" w:hAnsi="Arial" w:cs="Arial"/>
-          <w:bCs/>
-          <w:sz w:val="18"/>
-          <w:szCs w:val="18"/>
-          <w:lang w:val="en-US"/>
-        </w:rPr>
-      </w:pPr>
-      <w:r>
-        <w:rPr>
-          <w:rFonts w:ascii="Arial" w:hAnsi="Arial" w:cs="Arial"/>
-          <w:bCs/>
-          <w:sz w:val="18"/>
-          <w:szCs w:val="18"/>
-          <w:lang w:val="en-US"/>
-        </w:rPr>
-        <w:t xml:space="preserve"/>
+        <w:lastRenderedPageBreak/>
+        <w:t>estrategias y planes de prueba, gestión y priorización de defectos, revisión de entregables y apoyo a la validación con usuarios. Además se participó en la generación de matrices y trazabilidad, apoyo en la estimación de esfuerzo y supervisión del trabajo del equipo, contribuyendo al aseguramiento de la calidad en diferentes proyectos.</w:t>
       </w:r>
     </w:p>
     <w:p>
@@ -1732,7 +1761,7 @@
           <w:b/>
           <w:sz w:val="18"/>
           <w:szCs w:val="18"/>
-          <w:lang w:val="en-US"/>
+          <w:lang w:val="es-MX"/>
         </w:rPr>
       </w:pPr>
       <w:r>
@@ -1741,20 +1770,8 @@
           <w:b/>
           <w:sz w:val="18"/>
           <w:szCs w:val="18"/>
-          <w:u w:val="single"/>
-          <w:lang w:val="en-US"/>
+          <w:lang w:val="es-MX"/>
         </w:rPr>
-        <w:br w:type="page"/>
-      </w:r>
-      <w:r>
-        <w:rPr>
-          <w:rFonts w:ascii="Arial" w:hAnsi="Arial" w:cs="Arial"/>
-          <w:b/>
-          <w:sz w:val="18"/>
-          <w:szCs w:val="18"/>
-          <w:lang w:val="en-US"/>
-        </w:rPr>
-        <w:lastRenderedPageBreak/>
         <w:t xml:space="preserve"> </w:t>
       </w:r>
     </w:p>
@@ -1815,7 +1832,7 @@
       <w:tr>
         <w:tc>
           <w:tcPr>
-            <w:tcW w:w="5688" w:type="dxa"/>
+            <w:tcW w:w="5649" w:type="dxa"/>
           </w:tcPr>
           <w:p>
             <w:pPr>
@@ -1834,13 +1851,13 @@
                 <w:szCs w:val="18"/>
                 <w:lang w:val="es-MX"/>
               </w:rPr>
-              <w:t xml:space="preserve">Ingeniería en Sistemas de Información</w:t>
+              <w:t>Ingeniería en Sistemas de Información</w:t>
             </w:r>
           </w:p>
         </w:tc>
         <w:tc>
           <w:tcPr>
-            <w:tcW w:w="1980" w:type="dxa"/>
+            <w:tcW w:w="1975" w:type="dxa"/>
           </w:tcPr>
           <w:p>
             <w:pPr>
@@ -1859,7 +1876,7 @@
                 <w:szCs w:val="18"/>
                 <w:lang w:val="es-MX"/>
               </w:rPr>
-              <w:t xml:space="preserve">CDMX</w:t>
+              <w:t>CDMX</w:t>
             </w:r>
           </w:p>
           <w:p>
@@ -1876,7 +1893,7 @@
         </w:tc>
         <w:tc>
           <w:tcPr>
-            <w:tcW w:w="2232" w:type="dxa"/>
+            <w:tcW w:w="2226" w:type="dxa"/>
           </w:tcPr>
           <w:p>
             <w:pPr>
@@ -1896,12 +1913,23 @@
                 <w:szCs w:val="18"/>
                 <w:lang w:val="es-MX"/>
               </w:rPr>
-              <w:t xml:space="preserve">2015</w:t>
+              <w:t>2015</w:t>
             </w:r>
           </w:p>
         </w:tc>
       </w:tr>
     </w:tbl>
+    <w:p>
+      <w:pPr>
+        <w:rPr>
+          <w:rFonts w:ascii="Arial" w:hAnsi="Arial" w:cs="Arial"/>
+          <w:bCs/>
+          <w:sz w:val="18"/>
+          <w:szCs w:val="18"/>
+          <w:lang w:val="es-MX"/>
+        </w:rPr>
+      </w:pPr>
+    </w:p>
     <w:p>
       <w:pPr>
         <w:rPr>
@@ -1913,18 +1941,12 @@
           <w:lang w:val="es-MX"/>
         </w:rPr>
       </w:pPr>
-    </w:p>
-    <w:p>
-      <w:pPr>
-        <w:pStyle w:val="Heading2"/>
-        <w:rPr>
-          <w:szCs w:val="18"/>
-          <w:u w:val="single"/>
-          <w:lang w:val="es-MX"/>
-        </w:rPr>
-      </w:pPr>
       <w:r>
         <w:rPr>
+          <w:rFonts w:ascii="Arial" w:hAnsi="Arial" w:cs="Arial"/>
+          <w:b/>
+          <w:bCs/>
+          <w:sz w:val="18"/>
           <w:szCs w:val="18"/>
           <w:u w:val="single"/>
           <w:lang w:val="es-MX"/>
@@ -1954,8 +1976,8 @@
         <w:tblLook w:val="0000" w:firstRow="0" w:lastRow="0" w:firstColumn="0" w:lastColumn="0" w:noHBand="0" w:noVBand="0"/>
       </w:tblPr>
       <w:tblGrid>
-        <w:gridCol w:w="7604"/>
-        <w:gridCol w:w="2246"/>
+        <w:gridCol w:w="7602"/>
+        <w:gridCol w:w="2248"/>
       </w:tblGrid>
       <w:tr>
         <w:trPr>
@@ -1963,7 +1985,7 @@
         </w:trPr>
         <w:tc>
           <w:tcPr>
-            <w:tcW w:w="7693" w:type="dxa"/>
+            <w:tcW w:w="7602" w:type="dxa"/>
           </w:tcPr>
           <w:p>
             <w:pPr>
@@ -1975,7 +1997,7 @@
                 <w:bCs/>
                 <w:sz w:val="18"/>
                 <w:szCs w:val="18"/>
-                <w:lang w:val="es-MX" w:eastAsia="es-ES"/>
+                <w:lang w:val="en-US" w:eastAsia="es-ES"/>
               </w:rPr>
             </w:pPr>
             <w:r>
@@ -1984,15 +2006,15 @@
                 <w:bCs/>
                 <w:sz w:val="18"/>
                 <w:szCs w:val="18"/>
-                <w:lang w:val="es-MX" w:eastAsia="es-ES"/>
-              </w:rPr>
-              <w:t xml:space="preserve">- Curso Mantis</w:t>
+                <w:lang w:val="en-US" w:eastAsia="es-ES"/>
+              </w:rPr>
+              <w:t>- Scrum Foundation Professional Certificate (SFPC)</w:t>
             </w:r>
           </w:p>
         </w:tc>
         <w:tc>
           <w:tcPr>
-            <w:tcW w:w="2268" w:type="dxa"/>
+            <w:tcW w:w="2248" w:type="dxa"/>
           </w:tcPr>
           <w:p>
             <w:pPr>
@@ -2010,7 +2032,7 @@
                 <w:szCs w:val="18"/>
                 <w:lang w:val="es-MX"/>
               </w:rPr>
-              <w:t xml:space="preserve">2023</w:t>
+              <w:t>2020</w:t>
             </w:r>
           </w:p>
         </w:tc>
@@ -2021,7 +2043,7 @@
         </w:trPr>
         <w:tc>
           <w:tcPr>
-            <w:tcW w:w="7693" w:type="dxa"/>
+            <w:tcW w:w="7602" w:type="dxa"/>
           </w:tcPr>
           <w:p>
             <w:pPr>
@@ -2033,7 +2055,7 @@
                 <w:bCs/>
                 <w:sz w:val="18"/>
                 <w:szCs w:val="18"/>
-                <w:lang w:val="es-MX" w:eastAsia="es-ES"/>
+                <w:lang w:val="en-US" w:eastAsia="es-ES"/>
               </w:rPr>
             </w:pPr>
             <w:r>
@@ -2042,15 +2064,15 @@
                 <w:bCs/>
                 <w:sz w:val="18"/>
                 <w:szCs w:val="18"/>
-                <w:lang w:val="es-MX" w:eastAsia="es-ES"/>
-              </w:rPr>
-              <w:t xml:space="preserve">- Curso Testlink</w:t>
+                <w:lang w:val="en-US" w:eastAsia="es-ES"/>
+              </w:rPr>
+              <w:t>- ISTQB Certified Tester Advanced Level - Test Manager</w:t>
             </w:r>
           </w:p>
         </w:tc>
         <w:tc>
           <w:tcPr>
-            <w:tcW w:w="2268" w:type="dxa"/>
+            <w:tcW w:w="2248" w:type="dxa"/>
           </w:tcPr>
           <w:p>
             <w:pPr>
@@ -2068,538 +2090,342 @@
                 <w:szCs w:val="18"/>
                 <w:lang w:val="es-MX"/>
               </w:rPr>
-              <w:t xml:space="preserve">2022</w:t>
-            </w:r>
-          </w:p>
-        </w:tc>
-      </w:tr>
-      <w:tr>
-        <w:trPr>
-          <w:trHeight w:val="300"/>
-        </w:trPr>
-        <w:tc>
-          <w:tcPr>
-            <w:tcW w:w="7693" w:type="dxa"/>
-          </w:tcPr>
-          <w:p>
-            <w:pPr>
-              <w:pStyle w:val="BodyText3"/>
-              <w:spacing w:after="40"/>
-              <w:ind w:right="51"/>
-              <w:rPr>
-                <w:rFonts w:ascii="Arial" w:eastAsia="Times New Roman" w:hAnsi="Arial" w:cs="Arial"/>
-                <w:bCs/>
-                <w:sz w:val="18"/>
-                <w:szCs w:val="18"/>
-                <w:lang w:val="es-MX" w:eastAsia="es-ES"/>
-              </w:rPr>
-            </w:pPr>
-            <w:r>
-              <w:rPr>
-                <w:rFonts w:ascii="Arial" w:eastAsia="Times New Roman" w:hAnsi="Arial" w:cs="Arial"/>
-                <w:bCs/>
-                <w:sz w:val="18"/>
-                <w:szCs w:val="18"/>
-                <w:lang w:val="es-MX" w:eastAsia="es-ES"/>
-              </w:rPr>
-              <w:t xml:space="preserve">- Certifiación ISTQB Test Manager Advance</w:t>
-            </w:r>
-          </w:p>
-        </w:tc>
-        <w:tc>
-          <w:tcPr>
-            <w:tcW w:w="2268" w:type="dxa"/>
-          </w:tcPr>
-          <w:p>
-            <w:pPr>
-              <w:rPr>
-                <w:rFonts w:ascii="Arial" w:hAnsi="Arial" w:cs="Arial"/>
-                <w:sz w:val="18"/>
-                <w:szCs w:val="18"/>
-                <w:lang w:val="es-MX"/>
-              </w:rPr>
-            </w:pPr>
-            <w:r>
-              <w:rPr>
-                <w:rFonts w:ascii="Arial" w:hAnsi="Arial" w:cs="Arial"/>
-                <w:sz w:val="18"/>
-                <w:szCs w:val="18"/>
-                <w:lang w:val="es-MX"/>
-              </w:rPr>
-              <w:t xml:space="preserve">2021</w:t>
-            </w:r>
-          </w:p>
-        </w:tc>
-      </w:tr>
-      <w:tr>
-        <w:trPr>
-          <w:trHeight w:val="300"/>
-        </w:trPr>
-        <w:tc>
-          <w:tcPr>
-            <w:tcW w:w="7693" w:type="dxa"/>
-          </w:tcPr>
-          <w:p>
-            <w:pPr>
-              <w:pStyle w:val="BodyText3"/>
-              <w:spacing w:after="40"/>
-              <w:ind w:right="51"/>
-              <w:rPr>
-                <w:rFonts w:ascii="Arial" w:eastAsia="Times New Roman" w:hAnsi="Arial" w:cs="Arial"/>
-                <w:bCs/>
-                <w:sz w:val="18"/>
-                <w:szCs w:val="18"/>
-                <w:lang w:val="es-MX" w:eastAsia="es-ES"/>
-              </w:rPr>
-            </w:pPr>
-            <w:r>
-              <w:rPr>
-                <w:rFonts w:ascii="Arial" w:eastAsia="Times New Roman" w:hAnsi="Arial" w:cs="Arial"/>
-                <w:bCs/>
-                <w:sz w:val="18"/>
-                <w:szCs w:val="18"/>
-                <w:lang w:val="es-MX" w:eastAsia="es-ES"/>
-              </w:rPr>
-              <w:t xml:space="preserve">- Curso TMMi</w:t>
-            </w:r>
-          </w:p>
-        </w:tc>
-        <w:tc>
-          <w:tcPr>
-            <w:tcW w:w="2268" w:type="dxa"/>
-          </w:tcPr>
-          <w:p>
-            <w:pPr>
-              <w:rPr>
-                <w:rFonts w:ascii="Arial" w:hAnsi="Arial" w:cs="Arial"/>
-                <w:sz w:val="18"/>
-                <w:szCs w:val="18"/>
-                <w:lang w:val="es-MX"/>
-              </w:rPr>
-            </w:pPr>
-            <w:r>
-              <w:rPr>
-                <w:rFonts w:ascii="Arial" w:hAnsi="Arial" w:cs="Arial"/>
-                <w:sz w:val="18"/>
-                <w:szCs w:val="18"/>
-                <w:lang w:val="es-MX"/>
-              </w:rPr>
-              <w:t xml:space="preserve">2021</w:t>
-            </w:r>
-          </w:p>
-        </w:tc>
-      </w:tr>
-      <w:tr>
-        <w:trPr>
-          <w:trHeight w:val="300"/>
-        </w:trPr>
-        <w:tc>
-          <w:tcPr>
-            <w:tcW w:w="7693" w:type="dxa"/>
-          </w:tcPr>
-          <w:p>
-            <w:pPr>
-              <w:pStyle w:val="BodyText3"/>
-              <w:spacing w:after="40"/>
-              <w:ind w:right="51"/>
-              <w:rPr>
-                <w:rFonts w:ascii="Arial" w:eastAsia="Times New Roman" w:hAnsi="Arial" w:cs="Arial"/>
-                <w:bCs/>
-                <w:sz w:val="18"/>
-                <w:szCs w:val="18"/>
-                <w:lang w:val="es-MX" w:eastAsia="es-ES"/>
-              </w:rPr>
-            </w:pPr>
-            <w:r>
-              <w:rPr>
-                <w:rFonts w:ascii="Arial" w:eastAsia="Times New Roman" w:hAnsi="Arial" w:cs="Arial"/>
-                <w:bCs/>
-                <w:sz w:val="18"/>
-                <w:szCs w:val="18"/>
-                <w:lang w:val="es-MX" w:eastAsia="es-ES"/>
-              </w:rPr>
-              <w:t xml:space="preserve">- Certificación Scrum Fundation</w:t>
-            </w:r>
-          </w:p>
-        </w:tc>
-        <w:tc>
-          <w:tcPr>
-            <w:tcW w:w="2268" w:type="dxa"/>
-          </w:tcPr>
-          <w:p>
-            <w:pPr>
-              <w:rPr>
-                <w:rFonts w:ascii="Arial" w:hAnsi="Arial" w:cs="Arial"/>
-                <w:sz w:val="18"/>
-                <w:szCs w:val="18"/>
-                <w:lang w:val="es-MX"/>
-              </w:rPr>
-            </w:pPr>
-            <w:r>
-              <w:rPr>
-                <w:rFonts w:ascii="Arial" w:hAnsi="Arial" w:cs="Arial"/>
-                <w:sz w:val="18"/>
-                <w:szCs w:val="18"/>
-                <w:lang w:val="es-MX"/>
-              </w:rPr>
-              <w:t xml:space="preserve">2020</w:t>
-            </w:r>
-          </w:p>
-        </w:tc>
-      </w:tr>
-      <w:tr>
-        <w:trPr>
-          <w:trHeight w:val="300"/>
-        </w:trPr>
-        <w:tc>
-          <w:tcPr>
-            <w:tcW w:w="7693" w:type="dxa"/>
-          </w:tcPr>
-          <w:p>
-            <w:pPr>
-              <w:pStyle w:val="BodyText3"/>
-              <w:spacing w:after="40"/>
-              <w:ind w:right="51"/>
-              <w:rPr>
-                <w:rFonts w:ascii="Arial" w:eastAsia="Times New Roman" w:hAnsi="Arial" w:cs="Arial"/>
-                <w:bCs/>
-                <w:sz w:val="18"/>
-                <w:szCs w:val="18"/>
-                <w:lang w:val="es-MX" w:eastAsia="es-ES"/>
-              </w:rPr>
-            </w:pPr>
-            <w:r>
-              <w:rPr>
-                <w:rFonts w:ascii="Arial" w:eastAsia="Times New Roman" w:hAnsi="Arial" w:cs="Arial"/>
-                <w:bCs/>
-                <w:sz w:val="18"/>
-                <w:szCs w:val="18"/>
-                <w:lang w:val="es-MX" w:eastAsia="es-ES"/>
-              </w:rPr>
-              <w:t xml:space="preserve">- Liderazgo y motivación empresarial</w:t>
-            </w:r>
-          </w:p>
-        </w:tc>
-        <w:tc>
-          <w:tcPr>
-            <w:tcW w:w="2268" w:type="dxa"/>
-          </w:tcPr>
-          <w:p>
-            <w:pPr>
-              <w:rPr>
-                <w:rFonts w:ascii="Arial" w:hAnsi="Arial" w:cs="Arial"/>
-                <w:sz w:val="18"/>
-                <w:szCs w:val="18"/>
-                <w:lang w:val="es-MX"/>
-              </w:rPr>
-            </w:pPr>
-            <w:r>
-              <w:rPr>
-                <w:rFonts w:ascii="Arial" w:hAnsi="Arial" w:cs="Arial"/>
-                <w:sz w:val="18"/>
-                <w:szCs w:val="18"/>
-                <w:lang w:val="es-MX"/>
-              </w:rPr>
-              <w:t xml:space="preserve">2019</w:t>
-            </w:r>
-          </w:p>
-        </w:tc>
-      </w:tr>
-      <w:tr>
-        <w:trPr>
-          <w:trHeight w:val="300"/>
-        </w:trPr>
-        <w:tc>
-          <w:tcPr>
-            <w:tcW w:w="7693" w:type="dxa"/>
-          </w:tcPr>
-          <w:p>
-            <w:pPr>
-              <w:pStyle w:val="BodyText3"/>
-              <w:spacing w:after="40"/>
-              <w:ind w:right="51"/>
-              <w:rPr>
-                <w:rFonts w:ascii="Arial" w:eastAsia="Times New Roman" w:hAnsi="Arial" w:cs="Arial"/>
-                <w:bCs/>
-                <w:sz w:val="18"/>
-                <w:szCs w:val="18"/>
-                <w:lang w:val="es-MX" w:eastAsia="es-ES"/>
-              </w:rPr>
-            </w:pPr>
-            <w:r>
-              <w:rPr>
-                <w:rFonts w:ascii="Arial" w:eastAsia="Times New Roman" w:hAnsi="Arial" w:cs="Arial"/>
-                <w:bCs/>
-                <w:sz w:val="18"/>
-                <w:szCs w:val="18"/>
-                <w:lang w:val="es-MX" w:eastAsia="es-ES"/>
-              </w:rPr>
-              <w:t xml:space="preserve">- Certificación ISTQB Fundation</w:t>
-            </w:r>
-          </w:p>
-        </w:tc>
-        <w:tc>
-          <w:tcPr>
-            <w:tcW w:w="2268" w:type="dxa"/>
-          </w:tcPr>
-          <w:p>
-            <w:pPr>
-              <w:rPr>
-                <w:rFonts w:ascii="Arial" w:hAnsi="Arial" w:cs="Arial"/>
-                <w:sz w:val="18"/>
-                <w:szCs w:val="18"/>
-                <w:lang w:val="es-MX"/>
-              </w:rPr>
-            </w:pPr>
-            <w:r>
-              <w:rPr>
-                <w:rFonts w:ascii="Arial" w:hAnsi="Arial" w:cs="Arial"/>
-                <w:sz w:val="18"/>
-                <w:szCs w:val="18"/>
-                <w:lang w:val="es-MX"/>
-              </w:rPr>
-              <w:t xml:space="preserve">2018</w:t>
-            </w:r>
-          </w:p>
-        </w:tc>
-      </w:tr>
-      <w:tr>
-        <w:trPr>
-          <w:trHeight w:val="300"/>
-        </w:trPr>
-        <w:tc>
-          <w:tcPr>
-            <w:tcW w:w="7693" w:type="dxa"/>
-          </w:tcPr>
-          <w:p>
-            <w:pPr>
-              <w:pStyle w:val="BodyText3"/>
-              <w:spacing w:after="40"/>
-              <w:ind w:right="51"/>
-              <w:rPr>
-                <w:rFonts w:ascii="Arial" w:eastAsia="Times New Roman" w:hAnsi="Arial" w:cs="Arial"/>
-                <w:bCs/>
-                <w:sz w:val="18"/>
-                <w:szCs w:val="18"/>
-                <w:lang w:val="es-MX" w:eastAsia="es-ES"/>
-              </w:rPr>
-            </w:pPr>
-            <w:r>
-              <w:rPr>
-                <w:rFonts w:ascii="Arial" w:eastAsia="Times New Roman" w:hAnsi="Arial" w:cs="Arial"/>
-                <w:bCs/>
-                <w:sz w:val="18"/>
-                <w:szCs w:val="18"/>
-                <w:lang w:val="es-MX" w:eastAsia="es-ES"/>
-              </w:rPr>
-              <w:t xml:space="preserve">- Conceptos básicos de un Tester</w:t>
-            </w:r>
-          </w:p>
-        </w:tc>
-        <w:tc>
-          <w:tcPr>
-            <w:tcW w:w="2268" w:type="dxa"/>
-          </w:tcPr>
-          <w:p>
-            <w:pPr>
-              <w:rPr>
-                <w:rFonts w:ascii="Arial" w:hAnsi="Arial" w:cs="Arial"/>
-                <w:sz w:val="18"/>
-                <w:szCs w:val="18"/>
-                <w:lang w:val="es-MX"/>
-              </w:rPr>
-            </w:pPr>
-            <w:r>
-              <w:rPr>
-                <w:rFonts w:ascii="Arial" w:hAnsi="Arial" w:cs="Arial"/>
-                <w:sz w:val="18"/>
-                <w:szCs w:val="18"/>
-                <w:lang w:val="es-MX"/>
-              </w:rPr>
-              <w:t xml:space="preserve">2017</w:t>
-            </w:r>
-          </w:p>
-        </w:tc>
-      </w:tr>
-      <w:tr>
-        <w:trPr>
-          <w:trHeight w:val="300"/>
-        </w:trPr>
-        <w:tc>
-          <w:tcPr>
-            <w:tcW w:w="7693" w:type="dxa"/>
-          </w:tcPr>
-          <w:p>
-            <w:pPr>
-              <w:pStyle w:val="BodyText3"/>
-              <w:spacing w:after="40"/>
-              <w:ind w:right="51"/>
-              <w:rPr>
-                <w:rFonts w:ascii="Arial" w:eastAsia="Times New Roman" w:hAnsi="Arial" w:cs="Arial"/>
-                <w:bCs/>
-                <w:sz w:val="18"/>
-                <w:szCs w:val="18"/>
-                <w:lang w:val="es-MX" w:eastAsia="es-ES"/>
-              </w:rPr>
-            </w:pPr>
-            <w:r>
-              <w:rPr>
-                <w:rFonts w:ascii="Arial" w:eastAsia="Times New Roman" w:hAnsi="Arial" w:cs="Arial"/>
-                <w:bCs/>
-                <w:sz w:val="18"/>
-                <w:szCs w:val="18"/>
-                <w:lang w:val="es-MX" w:eastAsia="es-ES"/>
-              </w:rPr>
-              <w:t xml:space="preserve">- Principios básicos de seguros y aseguradoras</w:t>
-            </w:r>
-          </w:p>
-        </w:tc>
-        <w:tc>
-          <w:tcPr>
-            <w:tcW w:w="2268" w:type="dxa"/>
-          </w:tcPr>
-          <w:p>
-            <w:pPr>
-              <w:rPr>
-                <w:rFonts w:ascii="Arial" w:hAnsi="Arial" w:cs="Arial"/>
-                <w:sz w:val="18"/>
-                <w:szCs w:val="18"/>
-                <w:lang w:val="es-MX"/>
-              </w:rPr>
-            </w:pPr>
-            <w:r>
-              <w:rPr>
-                <w:rFonts w:ascii="Arial" w:hAnsi="Arial" w:cs="Arial"/>
-                <w:sz w:val="18"/>
-                <w:szCs w:val="18"/>
-                <w:lang w:val="es-MX"/>
-              </w:rPr>
-              <w:t xml:space="preserve">2017</w:t>
-            </w:r>
-          </w:p>
-        </w:tc>
-      </w:tr>
-      <w:tr>
-        <w:trPr>
-          <w:trHeight w:val="300"/>
-        </w:trPr>
-        <w:tc>
-          <w:tcPr>
-            <w:tcW w:w="7693" w:type="dxa"/>
-          </w:tcPr>
-          <w:p>
-            <w:pPr>
-              <w:pStyle w:val="BodyText3"/>
-              <w:spacing w:after="40"/>
-              <w:ind w:right="51"/>
-              <w:rPr>
-                <w:rFonts w:ascii="Arial" w:eastAsia="Times New Roman" w:hAnsi="Arial" w:cs="Arial"/>
-                <w:bCs/>
-                <w:sz w:val="18"/>
-                <w:szCs w:val="18"/>
-                <w:lang w:val="es-MX" w:eastAsia="es-ES"/>
-              </w:rPr>
-            </w:pPr>
-            <w:r>
-              <w:rPr>
-                <w:rFonts w:ascii="Arial" w:eastAsia="Times New Roman" w:hAnsi="Arial" w:cs="Arial"/>
-                <w:bCs/>
-                <w:sz w:val="18"/>
-                <w:szCs w:val="18"/>
-                <w:lang w:val="es-MX" w:eastAsia="es-ES"/>
-              </w:rPr>
-              <w:t xml:space="preserve">- Calidad tecnológica en ti (icf)</w:t>
-            </w:r>
-          </w:p>
-        </w:tc>
-        <w:tc>
-          <w:tcPr>
-            <w:tcW w:w="2268" w:type="dxa"/>
-          </w:tcPr>
-          <w:p>
-            <w:pPr>
-              <w:rPr>
-                <w:rFonts w:ascii="Arial" w:hAnsi="Arial" w:cs="Arial"/>
-                <w:sz w:val="18"/>
-                <w:szCs w:val="18"/>
-                <w:lang w:val="es-MX"/>
-              </w:rPr>
-            </w:pPr>
-            <w:r>
-              <w:rPr>
-                <w:rFonts w:ascii="Arial" w:hAnsi="Arial" w:cs="Arial"/>
-                <w:sz w:val="18"/>
-                <w:szCs w:val="18"/>
-                <w:lang w:val="es-MX"/>
-              </w:rPr>
-              <w:t xml:space="preserve">2017</w:t>
-            </w:r>
-          </w:p>
-        </w:tc>
-      </w:tr>
-      <w:tr>
-        <w:trPr>
-          <w:trHeight w:val="300"/>
-        </w:trPr>
-        <w:tc>
-          <w:tcPr>
-            <w:tcW w:w="7693" w:type="dxa"/>
-          </w:tcPr>
-          <w:p>
-            <w:pPr>
-              <w:pStyle w:val="BodyText3"/>
-              <w:spacing w:after="40"/>
-              <w:ind w:right="51"/>
-              <w:rPr>
-                <w:rFonts w:ascii="Arial" w:eastAsia="Times New Roman" w:hAnsi="Arial" w:cs="Arial"/>
-                <w:bCs/>
-                <w:sz w:val="18"/>
-                <w:szCs w:val="18"/>
-                <w:lang w:val="es-MX" w:eastAsia="es-ES"/>
-              </w:rPr>
-            </w:pPr>
-            <w:r>
-              <w:rPr>
-                <w:rFonts w:ascii="Arial" w:eastAsia="Times New Roman" w:hAnsi="Arial" w:cs="Arial"/>
-                <w:bCs/>
-                <w:sz w:val="18"/>
-                <w:szCs w:val="18"/>
-                <w:lang w:val="es-MX" w:eastAsia="es-ES"/>
-              </w:rPr>
-              <w:t xml:space="preserve">- Sql server oracle toad</w:t>
-            </w:r>
-          </w:p>
-        </w:tc>
-        <w:tc>
-          <w:tcPr>
-            <w:tcW w:w="2268" w:type="dxa"/>
-          </w:tcPr>
-          <w:p>
-            <w:pPr>
-              <w:rPr>
-                <w:rFonts w:ascii="Arial" w:hAnsi="Arial" w:cs="Arial"/>
-                <w:sz w:val="18"/>
-                <w:szCs w:val="18"/>
-                <w:lang w:val="es-MX"/>
-              </w:rPr>
-            </w:pPr>
-            <w:r>
-              <w:rPr>
-                <w:rFonts w:ascii="Arial" w:hAnsi="Arial" w:cs="Arial"/>
-                <w:sz w:val="18"/>
-                <w:szCs w:val="18"/>
-                <w:lang w:val="es-MX"/>
-              </w:rPr>
-              <w:t xml:space="preserve">2016</w:t>
+              <w:t>2021</w:t>
             </w:r>
           </w:p>
         </w:tc>
       </w:tr>
     </w:tbl>
-    <w:p/>
+    <w:p>
+      <w:pPr>
+        <w:jc w:val="both"/>
+        <w:rPr>
+          <w:rFonts w:ascii="Arial" w:hAnsi="Arial" w:cs="Arial"/>
+          <w:bCs/>
+          <w:sz w:val="18"/>
+          <w:szCs w:val="18"/>
+          <w:lang w:val="en-US"/>
+        </w:rPr>
+      </w:pPr>
+    </w:p>
+    <w:p>
+      <w:pPr>
+        <w:jc w:val="both"/>
+        <w:rPr>
+          <w:rFonts w:ascii="Arial" w:hAnsi="Arial" w:cs="Arial"/>
+          <w:bCs/>
+          <w:sz w:val="18"/>
+          <w:szCs w:val="18"/>
+          <w:lang w:val="en-US"/>
+        </w:rPr>
+      </w:pPr>
+    </w:p>
+    <w:p>
+      <w:pPr>
+        <w:jc w:val="both"/>
+        <w:rPr>
+          <w:rFonts w:ascii="Arial" w:hAnsi="Arial" w:cs="Arial"/>
+          <w:bCs/>
+          <w:sz w:val="18"/>
+          <w:szCs w:val="18"/>
+          <w:lang w:val="en-US"/>
+        </w:rPr>
+      </w:pPr>
+    </w:p>
+    <w:p>
+      <w:pPr>
+        <w:jc w:val="both"/>
+        <w:rPr>
+          <w:rFonts w:ascii="Arial" w:hAnsi="Arial" w:cs="Arial"/>
+          <w:bCs/>
+          <w:sz w:val="18"/>
+          <w:szCs w:val="18"/>
+          <w:lang w:val="en-US"/>
+        </w:rPr>
+      </w:pPr>
+    </w:p>
+    <w:p>
+      <w:pPr>
+        <w:jc w:val="both"/>
+        <w:rPr>
+          <w:rFonts w:ascii="Arial" w:hAnsi="Arial" w:cs="Arial"/>
+          <w:bCs/>
+          <w:sz w:val="18"/>
+          <w:szCs w:val="18"/>
+          <w:lang w:val="en-US"/>
+        </w:rPr>
+      </w:pPr>
+    </w:p>
+    <w:p>
+      <w:pPr>
+        <w:jc w:val="both"/>
+        <w:rPr>
+          <w:rFonts w:ascii="Arial" w:hAnsi="Arial" w:cs="Arial"/>
+          <w:bCs/>
+          <w:sz w:val="18"/>
+          <w:szCs w:val="18"/>
+          <w:lang w:val="en-US"/>
+        </w:rPr>
+      </w:pPr>
+    </w:p>
+    <w:p>
+      <w:pPr>
+        <w:jc w:val="both"/>
+        <w:rPr>
+          <w:rFonts w:ascii="Arial" w:hAnsi="Arial" w:cs="Arial"/>
+          <w:bCs/>
+          <w:sz w:val="18"/>
+          <w:szCs w:val="18"/>
+          <w:lang w:val="en-US"/>
+        </w:rPr>
+      </w:pPr>
+    </w:p>
+    <w:p>
+      <w:pPr>
+        <w:jc w:val="both"/>
+        <w:rPr>
+          <w:rFonts w:ascii="Arial" w:hAnsi="Arial" w:cs="Arial"/>
+          <w:bCs/>
+          <w:sz w:val="18"/>
+          <w:szCs w:val="18"/>
+          <w:lang w:val="en-US"/>
+        </w:rPr>
+      </w:pPr>
+    </w:p>
+    <w:p>
+      <w:pPr>
+        <w:jc w:val="both"/>
+        <w:rPr>
+          <w:rFonts w:ascii="Arial" w:hAnsi="Arial" w:cs="Arial"/>
+          <w:bCs/>
+          <w:sz w:val="18"/>
+          <w:szCs w:val="18"/>
+          <w:lang w:val="en-US"/>
+        </w:rPr>
+      </w:pPr>
+    </w:p>
+    <w:p>
+      <w:pPr>
+        <w:jc w:val="both"/>
+        <w:rPr>
+          <w:rFonts w:ascii="Arial" w:hAnsi="Arial" w:cs="Arial"/>
+          <w:bCs/>
+          <w:sz w:val="18"/>
+          <w:szCs w:val="18"/>
+          <w:lang w:val="en-US"/>
+        </w:rPr>
+      </w:pPr>
+    </w:p>
+    <w:p>
+      <w:pPr>
+        <w:jc w:val="both"/>
+        <w:rPr>
+          <w:rFonts w:ascii="Arial" w:hAnsi="Arial" w:cs="Arial"/>
+          <w:bCs/>
+          <w:sz w:val="18"/>
+          <w:szCs w:val="18"/>
+          <w:lang w:val="en-US"/>
+        </w:rPr>
+      </w:pPr>
+    </w:p>
+    <w:p>
+      <w:pPr>
+        <w:jc w:val="both"/>
+        <w:rPr>
+          <w:rFonts w:ascii="Arial" w:hAnsi="Arial" w:cs="Arial"/>
+          <w:bCs/>
+          <w:sz w:val="18"/>
+          <w:szCs w:val="18"/>
+          <w:lang w:val="en-US"/>
+        </w:rPr>
+      </w:pPr>
+    </w:p>
+    <w:p>
+      <w:pPr>
+        <w:jc w:val="both"/>
+        <w:rPr>
+          <w:rFonts w:ascii="Arial" w:hAnsi="Arial" w:cs="Arial"/>
+          <w:bCs/>
+          <w:sz w:val="18"/>
+          <w:szCs w:val="18"/>
+          <w:lang w:val="en-US"/>
+        </w:rPr>
+      </w:pPr>
+    </w:p>
+    <w:p>
+      <w:pPr>
+        <w:jc w:val="both"/>
+        <w:rPr>
+          <w:rFonts w:ascii="Arial" w:hAnsi="Arial" w:cs="Arial"/>
+          <w:bCs/>
+          <w:sz w:val="18"/>
+          <w:szCs w:val="18"/>
+          <w:lang w:val="en-US"/>
+        </w:rPr>
+      </w:pPr>
+    </w:p>
+    <w:p>
+      <w:pPr>
+        <w:jc w:val="both"/>
+        <w:rPr>
+          <w:rFonts w:ascii="Arial" w:hAnsi="Arial" w:cs="Arial"/>
+          <w:bCs/>
+          <w:sz w:val="18"/>
+          <w:szCs w:val="18"/>
+          <w:lang w:val="en-US"/>
+        </w:rPr>
+      </w:pPr>
+    </w:p>
+    <w:p>
+      <w:pPr>
+        <w:jc w:val="both"/>
+        <w:rPr>
+          <w:rFonts w:ascii="Arial" w:hAnsi="Arial" w:cs="Arial"/>
+          <w:bCs/>
+          <w:sz w:val="18"/>
+          <w:szCs w:val="18"/>
+          <w:lang w:val="en-US"/>
+        </w:rPr>
+      </w:pPr>
+    </w:p>
+    <w:p>
+      <w:pPr>
+        <w:jc w:val="both"/>
+        <w:rPr>
+          <w:rFonts w:ascii="Arial" w:hAnsi="Arial" w:cs="Arial"/>
+          <w:bCs/>
+          <w:sz w:val="18"/>
+          <w:szCs w:val="18"/>
+          <w:lang w:val="en-US"/>
+        </w:rPr>
+      </w:pPr>
+    </w:p>
+    <w:p>
+      <w:pPr>
+        <w:jc w:val="both"/>
+        <w:rPr>
+          <w:rFonts w:ascii="Arial" w:hAnsi="Arial" w:cs="Arial"/>
+          <w:bCs/>
+          <w:sz w:val="18"/>
+          <w:szCs w:val="18"/>
+          <w:lang w:val="en-US"/>
+        </w:rPr>
+      </w:pPr>
+    </w:p>
+    <w:p>
+      <w:pPr>
+        <w:jc w:val="both"/>
+        <w:rPr>
+          <w:rFonts w:ascii="Arial" w:hAnsi="Arial" w:cs="Arial"/>
+          <w:bCs/>
+          <w:sz w:val="18"/>
+          <w:szCs w:val="18"/>
+          <w:lang w:val="en-US"/>
+        </w:rPr>
+      </w:pPr>
+    </w:p>
+    <w:p>
+      <w:pPr>
+        <w:jc w:val="both"/>
+        <w:rPr>
+          <w:rFonts w:ascii="Arial" w:hAnsi="Arial" w:cs="Arial"/>
+          <w:bCs/>
+          <w:sz w:val="18"/>
+          <w:szCs w:val="18"/>
+          <w:lang w:val="en-US"/>
+        </w:rPr>
+      </w:pPr>
+    </w:p>
+    <w:p>
+      <w:pPr>
+        <w:jc w:val="both"/>
+        <w:rPr>
+          <w:rFonts w:ascii="Arial" w:hAnsi="Arial" w:cs="Arial"/>
+          <w:bCs/>
+          <w:sz w:val="18"/>
+          <w:szCs w:val="18"/>
+          <w:lang w:val="en-US"/>
+        </w:rPr>
+      </w:pPr>
+      <w:r>
+        <w:rPr>
+          <w:rFonts w:ascii="Arial" w:hAnsi="Arial" w:cs="Arial"/>
+          <w:bCs/>
+          <w:sz w:val="18"/>
+          <w:szCs w:val="18"/>
+          <w:lang w:val="en-US"/>
+        </w:rPr>
+        <w:lastRenderedPageBreak/>
+        <w:pict w14:anchorId="2C5015C4">
+          <v:shapetype id="_x0000_t75" coordsize="21600,21600" o:spt="75" o:preferrelative="t" path="m@4@5l@4@11@9@11@9@5xe" filled="f" stroked="f">
+            <v:stroke joinstyle="miter"/>
+            <v:formulas>
+              <v:f eqn="if lineDrawn pixelLineWidth 0"/>
+              <v:f eqn="sum @0 1 0"/>
+              <v:f eqn="sum 0 0 @1"/>
+              <v:f eqn="prod @2 1 2"/>
+              <v:f eqn="prod @3 21600 pixelWidth"/>
+              <v:f eqn="prod @3 21600 pixelHeight"/>
+              <v:f eqn="sum @0 0 1"/>
+              <v:f eqn="prod @6 1 2"/>
+              <v:f eqn="prod @7 21600 pixelWidth"/>
+              <v:f eqn="sum @8 21600 0"/>
+              <v:f eqn="prod @7 21600 pixelHeight"/>
+              <v:f eqn="sum @10 21600 0"/>
+            </v:formulas>
+            <v:path o:extrusionok="f" gradientshapeok="t" o:connecttype="rect"/>
+            <o:lock v:ext="edit" aspectratio="t"/>
+          </v:shapetype>
+          <v:shape id="_x0000_i1025" type="#_x0000_t75" style="width:484.5pt;height:305pt">
+            <v:imagedata r:id="rId11" o:title="Cédula frontal Giovanni Barragan Garcia"/>
+          </v:shape>
+        </w:pict>
+      </w:r>
+    </w:p>
+    <w:p>
+      <w:r>
+        <w:br w:type="page"/>
+      </w:r>
+    </w:p>
+    <w:p>
+      <w:r>
+        <w:drawing>
+          <wp:inline xmlns:a="http://schemas.openxmlformats.org/drawingml/2006/main" xmlns:pic="http://schemas.openxmlformats.org/drawingml/2006/picture">
+            <wp:extent cx="5486400" cy="7763273"/>
+            <wp:docPr id="1" name="Picture 1"/>
+            <wp:cNvGraphicFramePr>
+              <a:graphicFrameLocks noChangeAspect="1"/>
+            </wp:cNvGraphicFramePr>
+            <a:graphic>
+              <a:graphicData uri="http://schemas.openxmlformats.org/drawingml/2006/picture">
+                <pic:pic>
+                  <pic:nvPicPr>
+                    <pic:cNvPr id="0" name="Título Giovanni Barragan Garcia_page1_temp.png"/>
+                    <pic:cNvPicPr/>
+                  </pic:nvPicPr>
+                  <pic:blipFill>
+                    <a:blip r:embed="rId16"/>
+                    <a:stretch>
+                      <a:fillRect/>
+                    </a:stretch>
+                  </pic:blipFill>
+                  <pic:spPr>
+                    <a:xfrm>
+                      <a:off x="0" y="0"/>
+                      <a:ext cx="5486400" cy="7763273"/>
+                    </a:xfrm>
+                    <a:prstGeom prst="rect"/>
+                  </pic:spPr>
+                </pic:pic>
+              </a:graphicData>
+            </a:graphic>
+          </wp:inline>
+        </w:drawing>
+      </w:r>
+    </w:p>
     <w:sectPr>
-      <w:headerReference w:type="default" r:id="rId11"/>
-      <w:footerReference w:type="default" r:id="rId12"/>
+      <w:headerReference w:type="default" r:id="rId12"/>
+      <w:footerReference w:type="default" r:id="rId13"/>
       <w:pgSz w:w="12240" w:h="15840"/>
       <w:pgMar w:top="1418" w:right="1260" w:bottom="1134" w:left="1418" w:header="720" w:footer="720" w:gutter="0"/>
       <w:cols w:space="720"/>

--- a/cv/final_cv/testers/Giovanni Barragan Garcia - CV_generado.docx
+++ b/cv/final_cv/testers/Giovanni Barragan Garcia - CV_generado.docx
@@ -43,16 +43,6 @@
     <w:p>
       <w:pPr>
         <w:pStyle w:val="Title"/>
-        <w:rPr>
-          <w:b/>
-          <w:bCs/>
-          <w:lang w:val="es-MX"/>
-        </w:rPr>
-      </w:pPr>
-    </w:p>
-    <w:p>
-      <w:pPr>
-        <w:pStyle w:val="Title"/>
         <w:jc w:val="left"/>
         <w:rPr>
           <w:b/>
@@ -62,36 +52,6 @@
           <w:lang w:val="es-MX"/>
         </w:rPr>
       </w:pPr>
-      <w:r>
-        <w:rPr>
-          <w:b/>
-          <w:bCs/>
-          <w:sz w:val="18"/>
-          <w:szCs w:val="18"/>
-          <w:lang w:val="es-MX"/>
-        </w:rPr>
-        <w:t>Folio</w:t>
-      </w:r>
-      <w:r>
-        <w:rPr>
-          <w:b/>
-          <w:bCs/>
-          <w:sz w:val="18"/>
-          <w:szCs w:val="18"/>
-          <w:lang w:val="es-MX"/>
-        </w:rPr>
-        <w:t xml:space="preserve">: </w:t>
-      </w:r>
-      <w:r>
-        <w:rPr>
-          <w:b/>
-          <w:bCs/>
-          <w:sz w:val="18"/>
-          <w:szCs w:val="18"/>
-          <w:lang w:val="es-MX"/>
-        </w:rPr>
-        <w:t>-</w:t>
-      </w:r>
     </w:p>
     <w:p>
       <w:pPr>
@@ -131,7 +91,17 @@
           <w:szCs w:val="18"/>
           <w:u w:val="single"/>
         </w:rPr>
-        <w:t>RESUMEN PROFESIONAL</w:t>
+        <w:t>EXPERIENCIA</w:t>
+      </w:r>
+      <w:r>
+        <w:rPr>
+          <w:rFonts w:ascii="Arial" w:hAnsi="Arial" w:cs="Arial"/>
+          <w:b/>
+          <w:sz w:val="18"/>
+          <w:szCs w:val="18"/>
+          <w:u w:val="single"/>
+        </w:rPr>
+        <w:t xml:space="preserve"> PROFESIONAL</w:t>
       </w:r>
     </w:p>
     <w:p>
@@ -191,40 +161,7 @@
                 <w:szCs w:val="18"/>
                 <w:lang w:val="es-MX" w:eastAsia="es-ES"/>
               </w:rPr>
-              <w:t>Planificación y ejecución de pruebas para validar cumplimiento de requerimientos funcionales.</w:t>
-            </w:r>
-            <w:r>
-              <w:rPr>
-                <w:rFonts w:ascii="Arial" w:eastAsia="Times New Roman" w:hAnsi="Arial" w:cs="Arial"/>
-                <w:bCs/>
-                <w:sz w:val="18"/>
-                <w:szCs w:val="18"/>
-                <w:lang w:val="es-MX" w:eastAsia="es-ES"/>
-              </w:rPr>
-              <w:br/>
-              <w:t>Uso de matrices de trazabilidad para asegurar la cobertura de pruebas.</w:t>
-            </w:r>
-            <w:r>
-              <w:rPr>
-                <w:rFonts w:ascii="Arial" w:eastAsia="Times New Roman" w:hAnsi="Arial" w:cs="Arial"/>
-                <w:bCs/>
-                <w:sz w:val="18"/>
-                <w:szCs w:val="18"/>
-                <w:lang w:val="es-MX" w:eastAsia="es-ES"/>
-              </w:rPr>
-              <w:br/>
-              <w:t>Gestión y priorización de defectos durante ciclos de prueba.</w:t>
-            </w:r>
-            <w:r>
-              <w:rPr>
-                <w:rFonts w:ascii="Arial" w:eastAsia="Times New Roman" w:hAnsi="Arial" w:cs="Arial"/>
-                <w:bCs/>
-                <w:sz w:val="18"/>
-                <w:szCs w:val="18"/>
-                <w:lang w:val="es-MX" w:eastAsia="es-ES"/>
-              </w:rPr>
-              <w:br/>
-              <w:t>Coordinación con usuarios para validar resultados y evidencia de pruebas.</w:t>
+              <w:t>Cuento con al menos 2 años de experiencia en pruebas de software, orientado a garantizar el cumplimiento de requerimientos funcionales y la calidad de los productos mediante la planeación y ejecución de pruebas. He liderado y coordinado actividades de prueba en entornos ágiles, estableciendo matrices de trazabilidad, revisiones por pares y gestión de defectos para validar entregables.</w:t>
             </w:r>
             <w:r>
               <w:rPr>
@@ -245,8 +182,9 @@
                 <w:lang w:val="es-MX" w:eastAsia="es-ES"/>
               </w:rPr>
               <w:br/>
-              <w:t>Evaluación de la calidad del software mediante pruebas funcionales y de regresión.</w:t>
+              <w:t xml:space="preserve">Mi trabajo incluye análisis de requerimientos, diseño y generación de casos en </w:t>
             </w:r>
+            <w:proofErr w:type="spellStart"/>
             <w:r>
               <w:rPr>
                 <w:rFonts w:ascii="Arial" w:eastAsia="Times New Roman" w:hAnsi="Arial" w:cs="Arial"/>
@@ -255,9 +193,9 @@
                 <w:szCs w:val="18"/>
                 <w:lang w:val="es-MX" w:eastAsia="es-ES"/>
               </w:rPr>
-              <w:br/>
-              <w:t>Elaboración de planes y estrategias de prueba con criterios de salida.</w:t>
+              <w:t>Testlink</w:t>
             </w:r>
+            <w:proofErr w:type="spellEnd"/>
             <w:r>
               <w:rPr>
                 <w:rFonts w:ascii="Arial" w:eastAsia="Times New Roman" w:hAnsi="Arial" w:cs="Arial"/>
@@ -266,9 +204,9 @@
                 <w:szCs w:val="18"/>
                 <w:lang w:val="es-MX" w:eastAsia="es-ES"/>
               </w:rPr>
-              <w:br/>
-              <w:t>Generación de evidencias y reportes para la toma de decisiones.</w:t>
+              <w:t xml:space="preserve">, ejecución y control de pruebas de regresión y Pruebas de Aceptación de Usuario (UAT), consultas a bases de datos para validación y apoyo en automatización con herramientas como </w:t>
             </w:r>
+            <w:proofErr w:type="spellStart"/>
             <w:r>
               <w:rPr>
                 <w:rFonts w:ascii="Arial" w:eastAsia="Times New Roman" w:hAnsi="Arial" w:cs="Arial"/>
@@ -277,8 +215,18 @@
                 <w:szCs w:val="18"/>
                 <w:lang w:val="es-MX" w:eastAsia="es-ES"/>
               </w:rPr>
-              <w:br/>
-              <w:t>Aseguramiento de la calidad mediante revisiones y control de entregables.</w:t>
+              <w:t>Selenium</w:t>
+            </w:r>
+            <w:proofErr w:type="spellEnd"/>
+            <w:r>
+              <w:rPr>
+                <w:rFonts w:ascii="Arial" w:eastAsia="Times New Roman" w:hAnsi="Arial" w:cs="Arial"/>
+                <w:bCs/>
+                <w:sz w:val="18"/>
+                <w:szCs w:val="18"/>
+                <w:lang w:val="es-MX" w:eastAsia="es-ES"/>
+              </w:rPr>
+              <w:t xml:space="preserve"> y Postman. Aplico pensamiento lógico, atención al detalle y comunicación efectiva para entregar reportes y métricas que facilitan la toma de decisiones.</w:t>
             </w:r>
           </w:p>
         </w:tc>
@@ -497,7 +445,7 @@
                 <w:szCs w:val="18"/>
                 <w:lang w:val="es-MX"/>
               </w:rPr>
-              <w:t>Septiembre 2024</w:t>
+              <w:t>02 septiembre 2024</w:t>
             </w:r>
           </w:p>
         </w:tc>
@@ -539,7 +487,7 @@
                 <w:szCs w:val="18"/>
                 <w:lang w:val="es-MX"/>
               </w:rPr>
-              <w:t>Actualmente</w:t>
+              <w:t>Actual</w:t>
             </w:r>
           </w:p>
         </w:tc>
@@ -628,7 +576,7 @@
                 <w:szCs w:val="20"/>
                 <w:lang w:val="es-MX"/>
               </w:rPr>
-              <w:t>• Crear plan de pruebas y estrategia para IFT</w:t>
+              <w:t>• Superviso que se cumplan los requerimientos funcionales establecidos para el producto y me aseguro de que esté libre de fallas mediante la planeación y ejecución de pruebas apoyadas en una matriz. Habilidades en: metodologías de pruebas, pensamiento lógico, comunicación, atención al detalle, adaptabilidad y flexibilidad</w:t>
             </w:r>
           </w:p>
           <w:p>
@@ -647,54 +595,7 @@
                 <w:szCs w:val="20"/>
                 <w:lang w:val="es-MX"/>
               </w:rPr>
-              <w:t xml:space="preserve">• Implementar </w:t>
-            </w:r>
-            <w:proofErr w:type="spellStart"/>
-            <w:r>
-              <w:rPr>
-                <w:sz w:val="18"/>
-                <w:szCs w:val="20"/>
-                <w:lang w:val="es-MX"/>
-              </w:rPr>
-              <w:t>template</w:t>
-            </w:r>
-            <w:proofErr w:type="spellEnd"/>
-            <w:r>
-              <w:rPr>
-                <w:sz w:val="18"/>
-                <w:szCs w:val="20"/>
-                <w:lang w:val="es-MX"/>
-              </w:rPr>
-              <w:t xml:space="preserve"> para carga de casos de prueba a </w:t>
-            </w:r>
-            <w:proofErr w:type="spellStart"/>
-            <w:r>
-              <w:rPr>
-                <w:sz w:val="18"/>
-                <w:szCs w:val="20"/>
-                <w:lang w:val="es-MX"/>
-              </w:rPr>
-              <w:t>teatlink</w:t>
-            </w:r>
-            <w:proofErr w:type="spellEnd"/>
-          </w:p>
-          <w:p>
-            <w:pPr>
-              <w:pStyle w:val="NoSpacing"/>
-              <w:ind w:left="0"/>
-              <w:jc w:val="both"/>
-              <w:rPr>
-                <w:szCs w:val="22"/>
-                <w:lang w:val="es-MX"/>
-              </w:rPr>
-            </w:pPr>
-            <w:r>
-              <w:rPr>
-                <w:sz w:val="18"/>
-                <w:szCs w:val="20"/>
-                <w:lang w:val="es-MX"/>
-              </w:rPr>
-              <w:t>• Analizar documentación para generar matrices de casos de prueba</w:t>
+              <w:t>• Elaboro el plan y la estrategia de pruebas para IFT.</w:t>
             </w:r>
           </w:p>
           <w:p>
@@ -713,7 +614,7 @@
                 <w:szCs w:val="20"/>
                 <w:lang w:val="es-MX"/>
               </w:rPr>
-              <w:t xml:space="preserve">• Diseñar casos de prueba en </w:t>
+              <w:t xml:space="preserve">• Implemento un </w:t>
             </w:r>
             <w:proofErr w:type="spellStart"/>
             <w:r>
@@ -722,27 +623,34 @@
                 <w:szCs w:val="20"/>
                 <w:lang w:val="es-MX"/>
               </w:rPr>
-              <w:t>Testlink</w:t>
+              <w:t>template</w:t>
             </w:r>
             <w:proofErr w:type="spellEnd"/>
-          </w:p>
-          <w:p>
-            <w:pPr>
-              <w:pStyle w:val="NoSpacing"/>
-              <w:ind w:left="0"/>
-              <w:jc w:val="both"/>
-              <w:rPr>
-                <w:szCs w:val="22"/>
-                <w:lang w:val="es-MX"/>
-              </w:rPr>
-            </w:pPr>
             <w:r>
               <w:rPr>
                 <w:sz w:val="18"/>
                 <w:szCs w:val="20"/>
                 <w:lang w:val="es-MX"/>
               </w:rPr>
-              <w:t>• Realizar seguimiento y control de pruebas manuales y de regresión</w:t>
+              <w:t xml:space="preserve"> para carga de casos de prueba a </w:t>
+            </w:r>
+            <w:proofErr w:type="spellStart"/>
+            <w:r>
+              <w:rPr>
+                <w:sz w:val="18"/>
+                <w:szCs w:val="20"/>
+                <w:lang w:val="es-MX"/>
+              </w:rPr>
+              <w:t>teatlink</w:t>
+            </w:r>
+            <w:proofErr w:type="spellEnd"/>
+            <w:r>
+              <w:rPr>
+                <w:sz w:val="18"/>
+                <w:szCs w:val="20"/>
+                <w:lang w:val="es-MX"/>
+              </w:rPr>
+              <w:t>.</w:t>
             </w:r>
           </w:p>
           <w:p>
@@ -761,7 +669,25 @@
                 <w:szCs w:val="20"/>
                 <w:lang w:val="es-MX"/>
               </w:rPr>
-              <w:t>• Registrar y hacer seguimiento de defectos en Mantis</w:t>
+              <w:t xml:space="preserve">• Diseño casos de prueba en </w:t>
+            </w:r>
+            <w:proofErr w:type="spellStart"/>
+            <w:r>
+              <w:rPr>
+                <w:sz w:val="18"/>
+                <w:szCs w:val="20"/>
+                <w:lang w:val="es-MX"/>
+              </w:rPr>
+              <w:t>Testlink</w:t>
+            </w:r>
+            <w:proofErr w:type="spellEnd"/>
+            <w:r>
+              <w:rPr>
+                <w:sz w:val="18"/>
+                <w:szCs w:val="20"/>
+                <w:lang w:val="es-MX"/>
+              </w:rPr>
+              <w:t>.</w:t>
             </w:r>
           </w:p>
           <w:p>
@@ -780,7 +706,252 @@
                 <w:szCs w:val="20"/>
                 <w:lang w:val="es-MX"/>
               </w:rPr>
-              <w:t>• Crear FMEA para identificación y mitigación de riesgos</w:t>
+              <w:t xml:space="preserve">• Genero peer </w:t>
+            </w:r>
+            <w:proofErr w:type="spellStart"/>
+            <w:r>
+              <w:rPr>
+                <w:sz w:val="18"/>
+                <w:szCs w:val="20"/>
+                <w:lang w:val="es-MX"/>
+              </w:rPr>
+              <w:t>review</w:t>
+            </w:r>
+            <w:proofErr w:type="spellEnd"/>
+            <w:r>
+              <w:rPr>
+                <w:sz w:val="18"/>
+                <w:szCs w:val="20"/>
+                <w:lang w:val="es-MX"/>
+              </w:rPr>
+              <w:t xml:space="preserve"> para garantizar calidad de entregables de diseño.</w:t>
+            </w:r>
+          </w:p>
+          <w:p>
+            <w:pPr>
+              <w:pStyle w:val="NoSpacing"/>
+              <w:ind w:left="0"/>
+              <w:jc w:val="both"/>
+              <w:rPr>
+                <w:szCs w:val="22"/>
+                <w:lang w:val="es-MX"/>
+              </w:rPr>
+            </w:pPr>
+            <w:r>
+              <w:rPr>
+                <w:sz w:val="18"/>
+                <w:szCs w:val="20"/>
+                <w:lang w:val="es-MX"/>
+              </w:rPr>
+              <w:t>• Realizo seguimiento y levantamiento de defectos en Mantis.</w:t>
+            </w:r>
+          </w:p>
+          <w:p>
+            <w:pPr>
+              <w:pStyle w:val="NoSpacing"/>
+              <w:ind w:left="0"/>
+              <w:jc w:val="both"/>
+              <w:rPr>
+                <w:szCs w:val="22"/>
+                <w:lang w:val="es-MX"/>
+              </w:rPr>
+            </w:pPr>
+            <w:r>
+              <w:rPr>
+                <w:sz w:val="18"/>
+                <w:szCs w:val="20"/>
+                <w:lang w:val="es-MX"/>
+              </w:rPr>
+              <w:t>• Analicé y diseñé documentación para generación de matrices de casos de prueba.</w:t>
+            </w:r>
+          </w:p>
+          <w:p>
+            <w:pPr>
+              <w:pStyle w:val="NoSpacing"/>
+              <w:ind w:left="0"/>
+              <w:jc w:val="both"/>
+              <w:rPr>
+                <w:szCs w:val="22"/>
+                <w:lang w:val="es-MX"/>
+              </w:rPr>
+            </w:pPr>
+            <w:r>
+              <w:rPr>
+                <w:sz w:val="18"/>
+                <w:szCs w:val="20"/>
+                <w:lang w:val="es-MX"/>
+              </w:rPr>
+              <w:t>• Generé casos de prueba aplicando técnicas de diseño de casos de prueba.</w:t>
+            </w:r>
+          </w:p>
+          <w:p>
+            <w:pPr>
+              <w:pStyle w:val="NoSpacing"/>
+              <w:ind w:left="0"/>
+              <w:jc w:val="both"/>
+              <w:rPr>
+                <w:szCs w:val="22"/>
+                <w:lang w:val="es-MX"/>
+              </w:rPr>
+            </w:pPr>
+            <w:r>
+              <w:rPr>
+                <w:sz w:val="18"/>
+                <w:szCs w:val="20"/>
+                <w:lang w:val="es-MX"/>
+              </w:rPr>
+              <w:t>• Realicé seguimiento y control de pruebas manuales y de regresión.</w:t>
+            </w:r>
+          </w:p>
+          <w:p>
+            <w:pPr>
+              <w:pStyle w:val="NoSpacing"/>
+              <w:ind w:left="0"/>
+              <w:jc w:val="both"/>
+              <w:rPr>
+                <w:szCs w:val="22"/>
+                <w:lang w:val="es-MX"/>
+              </w:rPr>
+            </w:pPr>
+            <w:r>
+              <w:rPr>
+                <w:sz w:val="18"/>
+                <w:szCs w:val="20"/>
+                <w:lang w:val="es-MX"/>
+              </w:rPr>
+              <w:t>• Creé scripts para consulta de datos en BDD.</w:t>
+            </w:r>
+          </w:p>
+          <w:p>
+            <w:pPr>
+              <w:pStyle w:val="NoSpacing"/>
+              <w:ind w:left="0"/>
+              <w:jc w:val="both"/>
+              <w:rPr>
+                <w:szCs w:val="22"/>
+                <w:lang w:val="es-MX"/>
+              </w:rPr>
+            </w:pPr>
+            <w:r>
+              <w:rPr>
+                <w:sz w:val="18"/>
+                <w:szCs w:val="20"/>
+                <w:lang w:val="es-MX"/>
+              </w:rPr>
+              <w:t xml:space="preserve">• Generé peer </w:t>
+            </w:r>
+            <w:proofErr w:type="spellStart"/>
+            <w:r>
+              <w:rPr>
+                <w:sz w:val="18"/>
+                <w:szCs w:val="20"/>
+                <w:lang w:val="es-MX"/>
+              </w:rPr>
+              <w:t>review</w:t>
+            </w:r>
+            <w:proofErr w:type="spellEnd"/>
+            <w:r>
+              <w:rPr>
+                <w:sz w:val="18"/>
+                <w:szCs w:val="20"/>
+                <w:lang w:val="es-MX"/>
+              </w:rPr>
+              <w:t xml:space="preserve"> para garantizar calidad de entregables de diseño.</w:t>
+            </w:r>
+          </w:p>
+          <w:p>
+            <w:pPr>
+              <w:pStyle w:val="NoSpacing"/>
+              <w:ind w:left="0"/>
+              <w:jc w:val="both"/>
+              <w:rPr>
+                <w:szCs w:val="22"/>
+                <w:lang w:val="es-MX"/>
+              </w:rPr>
+            </w:pPr>
+            <w:r>
+              <w:rPr>
+                <w:sz w:val="18"/>
+                <w:szCs w:val="20"/>
+                <w:lang w:val="es-MX"/>
+              </w:rPr>
+              <w:t>• Generé diagramas para entendimiento y revisión con usuarios.</w:t>
+            </w:r>
+          </w:p>
+          <w:p>
+            <w:pPr>
+              <w:pStyle w:val="NoSpacing"/>
+              <w:ind w:left="0"/>
+              <w:jc w:val="both"/>
+              <w:rPr>
+                <w:szCs w:val="22"/>
+                <w:lang w:val="es-MX"/>
+              </w:rPr>
+            </w:pPr>
+            <w:r>
+              <w:rPr>
+                <w:sz w:val="18"/>
+                <w:szCs w:val="20"/>
+                <w:lang w:val="es-MX"/>
+              </w:rPr>
+              <w:t>• Generé matrices de datos y trazabilidad.</w:t>
+            </w:r>
+          </w:p>
+          <w:p>
+            <w:pPr>
+              <w:pStyle w:val="NoSpacing"/>
+              <w:ind w:left="0"/>
+              <w:jc w:val="both"/>
+              <w:rPr>
+                <w:szCs w:val="22"/>
+                <w:lang w:val="es-MX"/>
+              </w:rPr>
+            </w:pPr>
+            <w:r>
+              <w:rPr>
+                <w:sz w:val="18"/>
+                <w:szCs w:val="20"/>
+                <w:lang w:val="es-MX"/>
+              </w:rPr>
+              <w:t>• Realicé seguimiento y asignación de tareas en Jira.</w:t>
+            </w:r>
+          </w:p>
+          <w:p>
+            <w:pPr>
+              <w:pStyle w:val="NoSpacing"/>
+              <w:ind w:left="0"/>
+              <w:jc w:val="both"/>
+              <w:rPr>
+                <w:szCs w:val="22"/>
+                <w:lang w:val="es-MX"/>
+              </w:rPr>
+            </w:pPr>
+            <w:r>
+              <w:rPr>
+                <w:sz w:val="18"/>
+                <w:szCs w:val="20"/>
+                <w:lang w:val="es-MX"/>
+              </w:rPr>
+              <w:t>• Creé FMEA para identificación y mitigación de riesgos.</w:t>
+            </w:r>
+          </w:p>
+          <w:p>
+            <w:pPr>
+              <w:pStyle w:val="NoSpacing"/>
+              <w:ind w:left="0"/>
+              <w:jc w:val="both"/>
+              <w:rPr>
+                <w:szCs w:val="22"/>
+                <w:lang w:val="es-MX"/>
+              </w:rPr>
+            </w:pPr>
+            <w:r>
+              <w:rPr>
+                <w:sz w:val="18"/>
+                <w:szCs w:val="20"/>
+                <w:lang w:val="es-MX"/>
+              </w:rPr>
+              <w:t>• Planifiqué y organicé pruebas desde la etapa de análisis hasta el cierre.</w:t>
             </w:r>
           </w:p>
           <w:p>
@@ -968,7 +1139,7 @@
                 <w:szCs w:val="18"/>
                 <w:lang w:val="es-MX"/>
               </w:rPr>
-              <w:t>Agosto 2022</w:t>
+              <w:t>02 agosto 2022</w:t>
             </w:r>
           </w:p>
         </w:tc>
@@ -1010,7 +1181,7 @@
                 <w:szCs w:val="18"/>
                 <w:lang w:val="es-MX"/>
               </w:rPr>
-              <w:t>Agosto 2024</w:t>
+              <w:t>31 agosto 2024</w:t>
             </w:r>
           </w:p>
         </w:tc>
@@ -1099,7 +1270,7 @@
                 <w:szCs w:val="20"/>
                 <w:lang w:val="es-MX"/>
               </w:rPr>
-              <w:t>• Analizar y diseñar documentación para generación de matrices de casos de prueba</w:t>
+              <w:t>• Analicé y diseñé documentación para generación de matrices de casos de prueba.</w:t>
             </w:r>
           </w:p>
           <w:p>
@@ -1118,7 +1289,7 @@
                 <w:szCs w:val="20"/>
                 <w:lang w:val="es-MX"/>
               </w:rPr>
-              <w:t>• Generar casos de prueba aplicando técnicas de diseño de casos de prueba</w:t>
+              <w:t>• Generé casos de prueba aplicando técnicas de diseño de casos de prueba.</w:t>
             </w:r>
           </w:p>
           <w:p>
@@ -1137,7 +1308,7 @@
                 <w:szCs w:val="20"/>
                 <w:lang w:val="es-MX"/>
               </w:rPr>
-              <w:t>• Realizar seguimiento y control de pruebas manuales y de regresión</w:t>
+              <w:t>• Realicé seguimiento y control de pruebas manuales y de regresión.</w:t>
             </w:r>
           </w:p>
           <w:p>
@@ -1156,7 +1327,7 @@
                 <w:szCs w:val="20"/>
                 <w:lang w:val="es-MX"/>
               </w:rPr>
-              <w:t>• Crear scripts para consulta de datos en BDD</w:t>
+              <w:t>• Creé scripts para consulta de datos en BDD.</w:t>
             </w:r>
           </w:p>
           <w:p>
@@ -1175,7 +1346,7 @@
                 <w:szCs w:val="20"/>
                 <w:lang w:val="es-MX"/>
               </w:rPr>
-              <w:t xml:space="preserve">• Generar peer </w:t>
+              <w:t xml:space="preserve">• Generé peer </w:t>
             </w:r>
             <w:proofErr w:type="spellStart"/>
             <w:r>
@@ -1193,7 +1364,7 @@
                 <w:szCs w:val="20"/>
                 <w:lang w:val="es-MX"/>
               </w:rPr>
-              <w:t xml:space="preserve"> para garantizar calidad de entregables de diseño</w:t>
+              <w:t xml:space="preserve"> para garantizar calidad de entregables de diseño.</w:t>
             </w:r>
           </w:p>
           <w:p>
@@ -1212,7 +1383,7 @@
                 <w:szCs w:val="20"/>
                 <w:lang w:val="es-MX"/>
               </w:rPr>
-              <w:t>• Generar matrices de datos y trazabilidad</w:t>
+              <w:t>• Generé diagramas para entendimiento y revisión con usuarios.</w:t>
             </w:r>
           </w:p>
           <w:p>
@@ -1231,7 +1402,7 @@
                 <w:szCs w:val="20"/>
                 <w:lang w:val="es-MX"/>
               </w:rPr>
-              <w:t>• Planear y organizar pruebas desde etapa de análisis hasta el cierre</w:t>
+              <w:t>• Generé matrices de datos y trazabilidad.</w:t>
             </w:r>
           </w:p>
           <w:p>
@@ -1244,313 +1415,13 @@
                 <w:lang w:val="es-MX"/>
               </w:rPr>
             </w:pPr>
-          </w:p>
-        </w:tc>
-      </w:tr>
-    </w:tbl>
-    <w:p>
-      <w:pPr>
-        <w:rPr>
-          <w:rFonts w:ascii="Arial" w:hAnsi="Arial" w:cs="Arial"/>
-          <w:bCs/>
-          <w:sz w:val="18"/>
-          <w:szCs w:val="18"/>
-          <w:lang w:val="es-419"/>
-        </w:rPr>
-      </w:pPr>
-    </w:p>
-    <w:tbl>
-      <w:tblPr>
-        <w:tblW w:w="0" w:type="auto"/>
-        <w:tblInd w:w="-75" w:type="dxa"/>
-        <w:tblBorders>
-          <w:top w:val="single" w:sz="4" w:space="0" w:color="auto"/>
-          <w:left w:val="single" w:sz="4" w:space="0" w:color="auto"/>
-          <w:bottom w:val="single" w:sz="4" w:space="0" w:color="auto"/>
-          <w:right w:val="single" w:sz="4" w:space="0" w:color="auto"/>
-          <w:insideH w:val="single" w:sz="4" w:space="0" w:color="auto"/>
-          <w:insideV w:val="single" w:sz="4" w:space="0" w:color="auto"/>
-        </w:tblBorders>
-        <w:tblLayout w:type="fixed"/>
-        <w:tblCellMar>
-          <w:left w:w="105" w:type="dxa"/>
-          <w:right w:w="105" w:type="dxa"/>
-        </w:tblCellMar>
-        <w:tblLook w:val="0000" w:firstRow="0" w:lastRow="0" w:firstColumn="0" w:lastColumn="0" w:noHBand="0" w:noVBand="0"/>
-      </w:tblPr>
-      <w:tblGrid>
-        <w:gridCol w:w="2472"/>
-        <w:gridCol w:w="2472"/>
-        <w:gridCol w:w="2472"/>
-        <w:gridCol w:w="2475"/>
-      </w:tblGrid>
-      <w:tr>
-        <w:tc>
-          <w:tcPr>
-            <w:tcW w:w="2472" w:type="dxa"/>
-          </w:tcPr>
-          <w:p>
-            <w:pPr>
-              <w:rPr>
-                <w:rFonts w:ascii="Arial" w:hAnsi="Arial" w:cs="Arial"/>
-                <w:b/>
-                <w:sz w:val="18"/>
-                <w:szCs w:val="18"/>
-                <w:lang w:val="es-MX"/>
-              </w:rPr>
-            </w:pPr>
             <w:r>
               <w:rPr>
-                <w:rFonts w:ascii="Arial" w:hAnsi="Arial" w:cs="Arial"/>
-                <w:b/>
-                <w:sz w:val="18"/>
-                <w:szCs w:val="18"/>
-                <w:lang w:val="es-MX"/>
-              </w:rPr>
-              <w:t>Empresa</w:t>
-            </w:r>
-          </w:p>
-          <w:p>
-            <w:pPr>
-              <w:rPr>
-                <w:rFonts w:ascii="Arial" w:hAnsi="Arial" w:cs="Arial"/>
-                <w:color w:val="0070C0"/>
-                <w:sz w:val="18"/>
-                <w:szCs w:val="18"/>
-                <w:lang w:val="es-MX"/>
-              </w:rPr>
-            </w:pPr>
-            <w:r>
-              <w:rPr>
-                <w:rFonts w:ascii="Arial" w:hAnsi="Arial" w:cs="Arial"/>
-                <w:sz w:val="18"/>
-                <w:szCs w:val="18"/>
-                <w:lang w:val="es-MX"/>
-              </w:rPr>
-              <w:t>ILCE</w:t>
-            </w:r>
-          </w:p>
-        </w:tc>
-        <w:tc>
-          <w:tcPr>
-            <w:tcW w:w="2472" w:type="dxa"/>
-          </w:tcPr>
-          <w:p>
-            <w:pPr>
-              <w:rPr>
-                <w:rFonts w:ascii="Arial" w:hAnsi="Arial" w:cs="Arial"/>
-                <w:b/>
-                <w:sz w:val="18"/>
-                <w:szCs w:val="18"/>
-                <w:lang w:val="es-MX"/>
-              </w:rPr>
-            </w:pPr>
-            <w:r>
-              <w:rPr>
-                <w:rFonts w:ascii="Arial" w:hAnsi="Arial" w:cs="Arial"/>
-                <w:b/>
-                <w:sz w:val="18"/>
-                <w:szCs w:val="18"/>
-                <w:lang w:val="es-MX"/>
-              </w:rPr>
-              <w:t>Puesto</w:t>
-            </w:r>
-          </w:p>
-          <w:p>
-            <w:pPr>
-              <w:rPr>
-                <w:rFonts w:ascii="Arial" w:hAnsi="Arial" w:cs="Arial"/>
-                <w:bCs/>
-                <w:sz w:val="18"/>
-                <w:szCs w:val="18"/>
-                <w:lang w:val="es-MX"/>
-              </w:rPr>
-            </w:pPr>
-            <w:r>
-              <w:rPr>
-                <w:rFonts w:ascii="Arial" w:hAnsi="Arial" w:cs="Arial"/>
-                <w:sz w:val="18"/>
-                <w:szCs w:val="18"/>
-                <w:lang w:val="es-MX"/>
-              </w:rPr>
-              <w:t>Tester Sr.</w:t>
-            </w:r>
-          </w:p>
-        </w:tc>
-        <w:tc>
-          <w:tcPr>
-            <w:tcW w:w="2472" w:type="dxa"/>
-          </w:tcPr>
-          <w:p>
-            <w:pPr>
-              <w:rPr>
-                <w:rFonts w:ascii="Arial" w:hAnsi="Arial" w:cs="Arial"/>
-                <w:b/>
-                <w:sz w:val="18"/>
-                <w:szCs w:val="18"/>
-                <w:lang w:val="es-MX"/>
-              </w:rPr>
-            </w:pPr>
-            <w:r>
-              <w:rPr>
-                <w:rFonts w:ascii="Arial" w:hAnsi="Arial" w:cs="Arial"/>
-                <w:b/>
-                <w:sz w:val="18"/>
-                <w:szCs w:val="18"/>
-                <w:lang w:val="es-MX"/>
-              </w:rPr>
-              <w:t>Desde:</w:t>
-            </w:r>
-          </w:p>
-          <w:p>
-            <w:pPr>
-              <w:rPr>
-                <w:rFonts w:ascii="Arial" w:hAnsi="Arial" w:cs="Arial"/>
-                <w:bCs/>
-                <w:sz w:val="18"/>
-                <w:szCs w:val="18"/>
-                <w:lang w:val="es-MX"/>
-              </w:rPr>
-            </w:pPr>
-            <w:r>
-              <w:rPr>
-                <w:rFonts w:ascii="Arial" w:hAnsi="Arial" w:cs="Arial"/>
-                <w:sz w:val="18"/>
-                <w:szCs w:val="18"/>
-                <w:lang w:val="es-MX"/>
-              </w:rPr>
-              <w:t>Enero 2017</w:t>
-            </w:r>
-          </w:p>
-        </w:tc>
-        <w:tc>
-          <w:tcPr>
-            <w:tcW w:w="2475" w:type="dxa"/>
-          </w:tcPr>
-          <w:p>
-            <w:pPr>
-              <w:pStyle w:val="Heading2"/>
-              <w:rPr>
-                <w:bCs w:val="0"/>
-                <w:szCs w:val="18"/>
-                <w:lang w:val="es-MX"/>
-              </w:rPr>
-            </w:pPr>
-            <w:r>
-              <w:rPr>
-                <w:bCs w:val="0"/>
-                <w:szCs w:val="18"/>
-                <w:lang w:val="es-MX"/>
-              </w:rPr>
-              <w:t xml:space="preserve">Hasta: </w:t>
-            </w:r>
-          </w:p>
-          <w:p>
-            <w:pPr>
-              <w:rPr>
-                <w:rFonts w:ascii="Arial" w:hAnsi="Arial" w:cs="Arial"/>
-                <w:sz w:val="18"/>
-                <w:szCs w:val="18"/>
-                <w:lang w:val="es-MX"/>
-              </w:rPr>
-            </w:pPr>
-            <w:r>
-              <w:rPr>
-                <w:rFonts w:ascii="Arial" w:hAnsi="Arial" w:cs="Arial"/>
-                <w:sz w:val="18"/>
-                <w:szCs w:val="18"/>
-                <w:lang w:val="es-MX"/>
-              </w:rPr>
-              <w:t>Mayo 2017</w:t>
-            </w:r>
-          </w:p>
-        </w:tc>
-      </w:tr>
-    </w:tbl>
-    <w:p>
-      <w:pPr>
-        <w:rPr>
-          <w:rFonts w:ascii="Arial" w:hAnsi="Arial" w:cs="Arial"/>
-          <w:bCs/>
-          <w:sz w:val="18"/>
-          <w:szCs w:val="18"/>
-          <w:lang w:val="es-MX"/>
-        </w:rPr>
-      </w:pPr>
-    </w:p>
-    <w:tbl>
-      <w:tblPr>
-        <w:tblW w:w="9891" w:type="dxa"/>
-        <w:tblInd w:w="-75" w:type="dxa"/>
-        <w:tblBorders>
-          <w:top w:val="single" w:sz="4" w:space="0" w:color="auto"/>
-          <w:left w:val="single" w:sz="4" w:space="0" w:color="auto"/>
-          <w:bottom w:val="single" w:sz="4" w:space="0" w:color="auto"/>
-          <w:right w:val="single" w:sz="4" w:space="0" w:color="auto"/>
-          <w:insideH w:val="single" w:sz="4" w:space="0" w:color="auto"/>
-          <w:insideV w:val="single" w:sz="4" w:space="0" w:color="auto"/>
-        </w:tblBorders>
-        <w:tblLayout w:type="fixed"/>
-        <w:tblCellMar>
-          <w:left w:w="105" w:type="dxa"/>
-          <w:right w:w="105" w:type="dxa"/>
-        </w:tblCellMar>
-        <w:tblLook w:val="0000" w:firstRow="0" w:lastRow="0" w:firstColumn="0" w:lastColumn="0" w:noHBand="0" w:noVBand="0"/>
-      </w:tblPr>
-      <w:tblGrid>
-        <w:gridCol w:w="2070"/>
-        <w:gridCol w:w="7821"/>
-      </w:tblGrid>
-      <w:tr>
-        <w:tc>
-          <w:tcPr>
-            <w:tcW w:w="2070" w:type="dxa"/>
-          </w:tcPr>
-          <w:p>
-            <w:pPr>
-              <w:rPr>
-                <w:rFonts w:ascii="Arial" w:hAnsi="Arial" w:cs="Arial"/>
-                <w:b/>
-                <w:bCs/>
-                <w:sz w:val="18"/>
-                <w:szCs w:val="18"/>
-              </w:rPr>
-            </w:pPr>
-            <w:r>
-              <w:rPr>
-                <w:rFonts w:ascii="Arial" w:hAnsi="Arial" w:cs="Arial"/>
-                <w:b/>
-                <w:bCs/>
-                <w:sz w:val="18"/>
-                <w:szCs w:val="18"/>
-                <w:lang w:val="es-MX"/>
-              </w:rPr>
-              <w:t>Actividades Principales</w:t>
-            </w:r>
-          </w:p>
-        </w:tc>
-        <w:tc>
-          <w:tcPr>
-            <w:tcW w:w="7821" w:type="dxa"/>
-          </w:tcPr>
-          <w:p>
-            <w:pPr>
-              <w:pStyle w:val="NoSpacing"/>
-              <w:ind w:left="0"/>
-              <w:jc w:val="both"/>
-              <w:rPr>
                 <w:sz w:val="18"/>
                 <w:szCs w:val="20"/>
                 <w:lang w:val="es-MX"/>
               </w:rPr>
-            </w:pPr>
-            <w:r>
-              <w:rPr>
-                <w:sz w:val="18"/>
-                <w:szCs w:val="20"/>
-                <w:lang w:val="es-MX"/>
-              </w:rPr>
-              <w:t>• Planear y coordinar actividades del equipo de Continuidad</w:t>
+              <w:t>• Realicé seguimiento y asignación de tareas en Jira.</w:t>
             </w:r>
           </w:p>
           <w:p>
@@ -1569,7 +1440,7 @@
                 <w:szCs w:val="20"/>
                 <w:lang w:val="es-MX"/>
               </w:rPr>
-              <w:t>• Analizar requerimientos funcionales</w:t>
+              <w:t>• Creé FMEA para identificación y mitigación de riesgos.</w:t>
             </w:r>
           </w:p>
           <w:p>
@@ -1588,7 +1459,7 @@
                 <w:szCs w:val="20"/>
                 <w:lang w:val="es-MX"/>
               </w:rPr>
-              <w:t>• Diseñar matrices de casos de prueba y trazabilidad con los requerimientos</w:t>
+              <w:t>• Planifiqué y organicé pruebas desde la etapa de análisis hasta el cierre.</w:t>
             </w:r>
           </w:p>
           <w:p>
@@ -1601,57 +1472,18 @@
                 <w:lang w:val="es-MX"/>
               </w:rPr>
             </w:pPr>
-            <w:r>
-              <w:rPr>
-                <w:sz w:val="18"/>
-                <w:szCs w:val="20"/>
-                <w:lang w:val="es-MX"/>
-              </w:rPr>
-              <w:t>• Diseñar casos de prueba funcionales</w:t>
-            </w:r>
-          </w:p>
-          <w:p>
-            <w:pPr>
-              <w:pStyle w:val="NoSpacing"/>
-              <w:ind w:left="0"/>
-              <w:jc w:val="both"/>
-              <w:rPr>
-                <w:szCs w:val="22"/>
-                <w:lang w:val="es-MX"/>
-              </w:rPr>
-            </w:pPr>
-            <w:r>
-              <w:rPr>
-                <w:sz w:val="18"/>
-                <w:szCs w:val="20"/>
-                <w:lang w:val="es-MX"/>
-              </w:rPr>
-              <w:t>• Ejecutar casos de prueba funcionales con base en el plan de ejecución</w:t>
-            </w:r>
-          </w:p>
-          <w:p>
-            <w:pPr>
-              <w:pStyle w:val="NoSpacing"/>
-              <w:ind w:left="0"/>
-              <w:jc w:val="both"/>
-              <w:rPr>
-                <w:szCs w:val="22"/>
-                <w:lang w:val="es-MX"/>
-              </w:rPr>
-            </w:pPr>
           </w:p>
         </w:tc>
       </w:tr>
     </w:tbl>
     <w:p>
       <w:pPr>
-        <w:jc w:val="both"/>
         <w:rPr>
           <w:rFonts w:ascii="Arial" w:hAnsi="Arial" w:cs="Arial"/>
           <w:bCs/>
           <w:sz w:val="18"/>
           <w:szCs w:val="18"/>
-          <w:lang w:val="es-MX"/>
+          <w:lang w:val="es-419"/>
         </w:rPr>
       </w:pPr>
     </w:p>
@@ -1707,7 +1539,7 @@
           <w:szCs w:val="18"/>
           <w:lang w:val="es-MX"/>
         </w:rPr>
-        <w:t>La experiencia abarca desde marzo de 2014 hasta agosto de 2022</w:t>
+        <w:t>La experiencia abarca desde 01 junio de 2017 hasta 01 agosto de 2022</w:t>
       </w:r>
     </w:p>
     <w:p>
@@ -1740,9 +1572,12 @@
           <w:szCs w:val="18"/>
           <w:lang w:val="es-MX"/>
         </w:rPr>
-        <w:t xml:space="preserve">Durante este período se desempeñaron funciones como Líder de pruebas, Tester Sr. y Tester Jr., asumiendo responsabilidades de planificación, coordinación y ejecución de actividades de prueba. Se trabajó en la elaboración de </w:t>
+        <w:t>Durante este período me desempeñé como Líder de pruebas y Tester Sr., asumiendo responsabilidades de planeación, diseño y ejecución de pruebas, gestión de equipos y coordinación de actividades de prueba. Realicé estimaciones de esfuerzo, generación y revisión de matrices y planes de prueba, seguimiento y gestión de incidencias, soporte en pruebas de aceptación y reporte de métricas. Participé en la coordinación de automatización y en consultas a bases de datos para validación, manteniendo comunicación con partes interesadas y asegurando control de calidad en los entregables.</w:t>
       </w:r>
-      <w:r>
+    </w:p>
+    <w:p>
+      <w:pPr>
+        <w:jc w:val="both"/>
         <w:rPr>
           <w:rFonts w:ascii="Arial" w:hAnsi="Arial" w:cs="Arial"/>
           <w:bCs/>
@@ -1750,9 +1585,19 @@
           <w:szCs w:val="18"/>
           <w:lang w:val="es-MX"/>
         </w:rPr>
-        <w:lastRenderedPageBreak/>
-        <w:t>estrategias y planes de prueba, gestión y priorización de defectos, revisión de entregables y apoyo a la validación con usuarios. Además se participó en la generación de matrices y trazabilidad, apoyo en la estimación de esfuerzo y supervisión del trabajo del equipo, contribuyendo al aseguramiento de la calidad en diferentes proyectos.</w:t>
-      </w:r>
+      </w:pPr>
+    </w:p>
+    <w:p>
+      <w:pPr>
+        <w:jc w:val="both"/>
+        <w:rPr>
+          <w:rFonts w:ascii="Arial" w:hAnsi="Arial" w:cs="Arial"/>
+          <w:bCs/>
+          <w:sz w:val="18"/>
+          <w:szCs w:val="18"/>
+          <w:lang w:val="es-MX"/>
+        </w:rPr>
+      </w:pPr>
     </w:p>
     <w:p>
       <w:pPr>
@@ -1795,7 +1640,18 @@
           <w:u w:val="single"/>
           <w:lang w:val="es-MX"/>
         </w:rPr>
-        <w:t>NIVEL DE ESTUDIOS:</w:t>
+        <w:t>FORMACIÓN ACADÉMICA</w:t>
+      </w:r>
+      <w:r>
+        <w:rPr>
+          <w:rFonts w:ascii="Arial" w:hAnsi="Arial" w:cs="Arial"/>
+          <w:b/>
+          <w:sz w:val="18"/>
+          <w:szCs w:val="18"/>
+          <w:u w:val="single"/>
+          <w:lang w:val="es-MX"/>
+        </w:rPr>
+        <w:t>:</w:t>
       </w:r>
     </w:p>
     <w:p>
@@ -1838,6 +1694,7 @@
             <w:pPr>
               <w:rPr>
                 <w:rFonts w:ascii="Arial" w:hAnsi="Arial" w:cs="Arial"/>
+                <w:bCs/>
                 <w:sz w:val="18"/>
                 <w:szCs w:val="18"/>
                 <w:lang w:val="es-MX"/>
@@ -1853,6 +1710,36 @@
               </w:rPr>
               <w:t>Ingeniería en Sistemas de Información</w:t>
             </w:r>
+            <w:r>
+              <w:rPr>
+                <w:rFonts w:ascii="Arial" w:hAnsi="Arial" w:cs="Arial"/>
+                <w:bCs/>
+                <w:sz w:val="18"/>
+                <w:szCs w:val="18"/>
+                <w:lang w:val="es-MX"/>
+              </w:rPr>
+              <w:t xml:space="preserve"> - </w:t>
+            </w:r>
+            <w:r>
+              <w:rPr>
+                <w:rFonts w:ascii="Arial" w:hAnsi="Arial" w:cs="Arial"/>
+                <w:bCs/>
+                <w:sz w:val="18"/>
+                <w:szCs w:val="18"/>
+                <w:lang w:val="es-MX"/>
+              </w:rPr>
+              <w:t>2015</w:t>
+            </w:r>
+          </w:p>
+          <w:p>
+            <w:pPr>
+              <w:rPr>
+                <w:rFonts w:ascii="Arial" w:hAnsi="Arial" w:cs="Arial"/>
+                <w:sz w:val="18"/>
+                <w:szCs w:val="18"/>
+                <w:lang w:val="es-MX"/>
+              </w:rPr>
+            </w:pPr>
           </w:p>
         </w:tc>
         <w:tc>
@@ -1913,7 +1800,49 @@
                 <w:szCs w:val="18"/>
                 <w:lang w:val="es-MX"/>
               </w:rPr>
-              <w:t>2015</w:t>
+              <w:t>Cédula Profesional</w:t>
+            </w:r>
+          </w:p>
+          <w:p>
+            <w:pPr>
+              <w:rPr>
+                <w:rFonts w:ascii="Arial" w:hAnsi="Arial" w:cs="Arial"/>
+                <w:bCs/>
+                <w:sz w:val="18"/>
+                <w:szCs w:val="18"/>
+                <w:lang w:val="es-MX"/>
+              </w:rPr>
+            </w:pPr>
+            <w:r>
+              <w:rPr>
+                <w:rFonts w:ascii="Arial" w:hAnsi="Arial" w:cs="Arial"/>
+                <w:bCs/>
+                <w:sz w:val="18"/>
+                <w:szCs w:val="18"/>
+                <w:lang w:val="es-MX"/>
+              </w:rPr>
+              <w:t>10508108</w:t>
+            </w:r>
+          </w:p>
+          <w:p>
+            <w:pPr>
+              <w:rPr>
+                <w:rFonts w:ascii="Arial" w:hAnsi="Arial" w:cs="Arial"/>
+                <w:bCs/>
+                <w:sz w:val="18"/>
+                <w:szCs w:val="18"/>
+                <w:lang w:val="es-MX"/>
+              </w:rPr>
+            </w:pPr>
+            <w:r>
+              <w:rPr>
+                <w:rFonts w:ascii="Arial" w:hAnsi="Arial" w:cs="Arial"/>
+                <w:bCs/>
+                <w:sz w:val="18"/>
+                <w:szCs w:val="18"/>
+                <w:lang w:val="es-MX"/>
+              </w:rPr>
+              <w:t>18/09/2017</w:t>
             </w:r>
           </w:p>
         </w:tc>
@@ -2022,7 +1951,7 @@
                 <w:rFonts w:ascii="Arial" w:hAnsi="Arial" w:cs="Arial"/>
                 <w:sz w:val="18"/>
                 <w:szCs w:val="18"/>
-                <w:lang w:val="es-MX"/>
+                <w:lang w:val="en-US"/>
               </w:rPr>
             </w:pPr>
             <w:r>
@@ -2030,67 +1959,18 @@
                 <w:rFonts w:ascii="Arial" w:hAnsi="Arial" w:cs="Arial"/>
                 <w:sz w:val="18"/>
                 <w:szCs w:val="18"/>
-                <w:lang w:val="es-MX"/>
+                <w:lang w:val="en-US"/>
+              </w:rPr>
+              <w:t xml:space="preserve"> </w:t>
+            </w:r>
+            <w:r>
+              <w:rPr>
+                <w:rFonts w:ascii="Arial" w:hAnsi="Arial" w:cs="Arial"/>
+                <w:sz w:val="18"/>
+                <w:szCs w:val="18"/>
+                <w:lang w:val="en-US"/>
               </w:rPr>
               <w:t>2020</w:t>
-            </w:r>
-          </w:p>
-        </w:tc>
-      </w:tr>
-      <w:tr>
-        <w:trPr>
-          <w:trHeight w:val="300"/>
-        </w:trPr>
-        <w:tc>
-          <w:tcPr>
-            <w:tcW w:w="7602" w:type="dxa"/>
-          </w:tcPr>
-          <w:p>
-            <w:pPr>
-              <w:pStyle w:val="BodyText3"/>
-              <w:spacing w:after="40"/>
-              <w:ind w:right="51"/>
-              <w:rPr>
-                <w:rFonts w:ascii="Arial" w:eastAsia="Times New Roman" w:hAnsi="Arial" w:cs="Arial"/>
-                <w:bCs/>
-                <w:sz w:val="18"/>
-                <w:szCs w:val="18"/>
-                <w:lang w:val="en-US" w:eastAsia="es-ES"/>
-              </w:rPr>
-            </w:pPr>
-            <w:r>
-              <w:rPr>
-                <w:rFonts w:ascii="Arial" w:eastAsia="Times New Roman" w:hAnsi="Arial" w:cs="Arial"/>
-                <w:bCs/>
-                <w:sz w:val="18"/>
-                <w:szCs w:val="18"/>
-                <w:lang w:val="en-US" w:eastAsia="es-ES"/>
-              </w:rPr>
-              <w:t>- ISTQB Certified Tester Advanced Level - Test Manager</w:t>
-            </w:r>
-          </w:p>
-        </w:tc>
-        <w:tc>
-          <w:tcPr>
-            <w:tcW w:w="2248" w:type="dxa"/>
-          </w:tcPr>
-          <w:p>
-            <w:pPr>
-              <w:rPr>
-                <w:rFonts w:ascii="Arial" w:hAnsi="Arial" w:cs="Arial"/>
-                <w:sz w:val="18"/>
-                <w:szCs w:val="18"/>
-                <w:lang w:val="es-MX"/>
-              </w:rPr>
-            </w:pPr>
-            <w:r>
-              <w:rPr>
-                <w:rFonts w:ascii="Arial" w:hAnsi="Arial" w:cs="Arial"/>
-                <w:sz w:val="18"/>
-                <w:szCs w:val="18"/>
-                <w:lang w:val="es-MX"/>
-              </w:rPr>
-              <w:t>2021</w:t>
             </w:r>
           </w:p>
         </w:tc>
@@ -2119,6 +1999,18 @@
           <w:lang w:val="en-US"/>
         </w:rPr>
       </w:pPr>
+      <w:r>
+        <w:rPr>
+          <w:rFonts w:ascii="Arial" w:hAnsi="Arial" w:cs="Arial"/>
+          <w:b/>
+          <w:bCs/>
+          <w:sz w:val="18"/>
+          <w:szCs w:val="18"/>
+          <w:u w:val="single"/>
+          <w:lang w:val="es-MX"/>
+        </w:rPr>
+        <w:t>CURSOS</w:t>
+      </w:r>
     </w:p>
     <w:p>
       <w:pPr>
@@ -2132,6 +2024,54 @@
         </w:rPr>
       </w:pPr>
     </w:p>
+    <w:tbl>
+      <w:tblPr>
+        <w:tblW w:w="0" w:type="auto"/>
+        <w:tblInd w:w="-72" w:type="dxa"/>
+        <w:tblBorders>
+          <w:top w:val="single" w:sz="4" w:space="0" w:color="auto"/>
+          <w:left w:val="single" w:sz="4" w:space="0" w:color="auto"/>
+          <w:bottom w:val="single" w:sz="4" w:space="0" w:color="auto"/>
+          <w:right w:val="single" w:sz="4" w:space="0" w:color="auto"/>
+          <w:insideH w:val="single" w:sz="4" w:space="0" w:color="auto"/>
+          <w:insideV w:val="single" w:sz="4" w:space="0" w:color="auto"/>
+        </w:tblBorders>
+        <w:tblLook w:val="0000" w:firstRow="0" w:lastRow="0" w:firstColumn="0" w:lastColumn="0" w:noHBand="0" w:noVBand="0"/>
+      </w:tblPr>
+      <w:tblGrid>
+        <w:gridCol w:w="9850"/>
+      </w:tblGrid>
+      <w:tr>
+        <w:trPr>
+          <w:trHeight w:val="300"/>
+        </w:trPr>
+        <w:tc>
+          <w:tcPr>
+            <w:tcW w:w="9850" w:type="dxa"/>
+          </w:tcPr>
+          <w:p>
+            <w:pPr>
+              <w:rPr>
+                <w:rFonts w:ascii="Arial" w:hAnsi="Arial" w:cs="Arial"/>
+                <w:sz w:val="18"/>
+                <w:szCs w:val="18"/>
+                <w:lang w:val="es-MX"/>
+              </w:rPr>
+            </w:pPr>
+            <w:r>
+              <w:rPr>
+                <w:rFonts w:ascii="Arial" w:hAnsi="Arial" w:cs="Arial"/>
+                <w:bCs/>
+                <w:sz w:val="18"/>
+                <w:szCs w:val="18"/>
+                <w:lang w:val="es-MX"/>
+              </w:rPr>
+              <w:t>- ISTQB Certified Tester Advanced Level - Test Manager - Junta Internacional de Calificaciones de Pruebas de Software (ISTQB)</w:t>
+            </w:r>
+          </w:p>
+        </w:tc>
+      </w:tr>
+    </w:tbl>
     <w:p>
       <w:pPr>
         <w:jc w:val="both"/>
@@ -2140,7 +2080,7 @@
           <w:bCs/>
           <w:sz w:val="18"/>
           <w:szCs w:val="18"/>
-          <w:lang w:val="en-US"/>
+          <w:lang w:val="es-MX"/>
         </w:rPr>
       </w:pPr>
     </w:p>
@@ -2152,7 +2092,7 @@
           <w:bCs/>
           <w:sz w:val="18"/>
           <w:szCs w:val="18"/>
-          <w:lang w:val="en-US"/>
+          <w:lang w:val="es-MX"/>
         </w:rPr>
       </w:pPr>
     </w:p>
@@ -2164,7 +2104,7 @@
           <w:bCs/>
           <w:sz w:val="18"/>
           <w:szCs w:val="18"/>
-          <w:lang w:val="en-US"/>
+          <w:lang w:val="es-MX"/>
         </w:rPr>
       </w:pPr>
     </w:p>
@@ -2176,7 +2116,7 @@
           <w:bCs/>
           <w:sz w:val="18"/>
           <w:szCs w:val="18"/>
-          <w:lang w:val="en-US"/>
+          <w:lang w:val="es-MX"/>
         </w:rPr>
       </w:pPr>
     </w:p>
@@ -2188,7 +2128,7 @@
           <w:bCs/>
           <w:sz w:val="18"/>
           <w:szCs w:val="18"/>
-          <w:lang w:val="en-US"/>
+          <w:lang w:val="es-MX"/>
         </w:rPr>
       </w:pPr>
     </w:p>
@@ -2200,7 +2140,7 @@
           <w:bCs/>
           <w:sz w:val="18"/>
           <w:szCs w:val="18"/>
-          <w:lang w:val="en-US"/>
+          <w:lang w:val="es-MX"/>
         </w:rPr>
       </w:pPr>
     </w:p>
@@ -2212,10 +2152,204 @@
           <w:bCs/>
           <w:sz w:val="18"/>
           <w:szCs w:val="18"/>
-          <w:lang w:val="en-US"/>
+          <w:lang w:val="es-MX"/>
         </w:rPr>
       </w:pPr>
     </w:p>
+    <w:tbl>
+      <w:tblPr>
+        <w:tblW w:w="0" w:type="auto"/>
+        <w:tblLook w:val="04A0" w:firstRow="1" w:lastRow="0" w:firstColumn="1" w:lastColumn="0" w:noHBand="0" w:noVBand="1"/>
+      </w:tblPr>
+      <w:tblGrid>
+        <w:gridCol w:w="4889"/>
+        <w:gridCol w:w="4889"/>
+      </w:tblGrid>
+      <w:tr>
+        <w:tc>
+          <w:tcPr>
+            <w:tcW w:w="4889" w:type="dxa"/>
+            <w:vAlign w:val="center"/>
+          </w:tcPr>
+          <w:p>
+            <w:pPr>
+              <w:ind w:left="708" w:hanging="708"/>
+              <w:jc w:val="center"/>
+              <w:rPr>
+                <w:rFonts w:ascii="Arial" w:hAnsi="Arial" w:cs="Arial"/>
+                <w:bCs/>
+                <w:sz w:val="18"/>
+                <w:szCs w:val="18"/>
+                <w:lang w:val="en-US"/>
+              </w:rPr>
+            </w:pPr>
+            <w:r>
+              <w:rPr>
+                <w:rFonts w:ascii="Arial" w:hAnsi="Arial" w:cs="Arial"/>
+                <w:bCs/>
+                <w:sz w:val="18"/>
+                <w:szCs w:val="18"/>
+                <w:lang w:val="en-US"/>
+              </w:rPr>
+              <w:t>______________________________________</w:t>
+            </w:r>
+          </w:p>
+          <w:p>
+            <w:pPr>
+              <w:pStyle w:val="Title"/>
+              <w:ind w:left="708" w:hanging="708"/>
+              <w:rPr>
+                <w:b/>
+                <w:bCs/>
+                <w:sz w:val="18"/>
+                <w:szCs w:val="18"/>
+                <w:lang w:val="es-MX"/>
+              </w:rPr>
+            </w:pPr>
+            <w:r>
+              <w:rPr>
+                <w:b/>
+                <w:bCs/>
+                <w:sz w:val="18"/>
+                <w:szCs w:val="18"/>
+                <w:lang w:val="es-MX"/>
+              </w:rPr>
+              <w:t>Giovanni Barragán García</w:t>
+            </w:r>
+          </w:p>
+          <w:p>
+            <w:pPr>
+              <w:pStyle w:val="Title"/>
+              <w:rPr>
+                <w:b/>
+                <w:bCs/>
+                <w:sz w:val="18"/>
+                <w:szCs w:val="18"/>
+                <w:lang w:val="es-MX"/>
+              </w:rPr>
+            </w:pPr>
+            <w:r>
+              <w:rPr>
+                <w:b/>
+                <w:bCs/>
+                <w:sz w:val="18"/>
+                <w:szCs w:val="18"/>
+                <w:lang w:val="es-MX"/>
+              </w:rPr>
+              <w:t>Tester</w:t>
+            </w:r>
+          </w:p>
+          <w:p>
+            <w:pPr>
+              <w:pStyle w:val="Title"/>
+              <w:jc w:val="left"/>
+              <w:rPr>
+                <w:b/>
+                <w:bCs/>
+                <w:color w:val="0070C0"/>
+                <w:sz w:val="18"/>
+                <w:szCs w:val="18"/>
+                <w:lang w:val="es-MX"/>
+              </w:rPr>
+            </w:pPr>
+          </w:p>
+        </w:tc>
+        <w:tc>
+          <w:tcPr>
+            <w:tcW w:w="4889" w:type="dxa"/>
+            <w:vAlign w:val="center"/>
+          </w:tcPr>
+          <w:p>
+            <w:pPr>
+              <w:jc w:val="center"/>
+              <w:rPr>
+                <w:rFonts w:ascii="Arial" w:hAnsi="Arial" w:cs="Arial"/>
+                <w:bCs/>
+                <w:sz w:val="18"/>
+                <w:szCs w:val="18"/>
+                <w:lang w:val="es-MX"/>
+              </w:rPr>
+            </w:pPr>
+            <w:r>
+              <w:rPr>
+                <w:rFonts w:ascii="Arial" w:hAnsi="Arial" w:cs="Arial"/>
+                <w:bCs/>
+                <w:sz w:val="18"/>
+                <w:szCs w:val="18"/>
+                <w:lang w:val="es-MX"/>
+              </w:rPr>
+              <w:t>______________________________________</w:t>
+            </w:r>
+          </w:p>
+          <w:p>
+            <w:pPr>
+              <w:jc w:val="center"/>
+              <w:rPr>
+                <w:rFonts w:ascii="Arial" w:hAnsi="Arial" w:cs="Arial"/>
+                <w:b/>
+                <w:sz w:val="18"/>
+                <w:szCs w:val="18"/>
+                <w:lang w:val="es-MX"/>
+              </w:rPr>
+            </w:pPr>
+            <w:r>
+              <w:rPr>
+                <w:rFonts w:ascii="Arial" w:hAnsi="Arial" w:cs="Arial"/>
+                <w:b/>
+                <w:sz w:val="18"/>
+                <w:szCs w:val="18"/>
+                <w:lang w:val="es-MX"/>
+              </w:rPr>
+              <w:t>Ángel Eduardo Guerrero García</w:t>
+            </w:r>
+          </w:p>
+          <w:p>
+            <w:pPr>
+              <w:jc w:val="center"/>
+              <w:rPr>
+                <w:rFonts w:ascii="Arial" w:hAnsi="Arial" w:cs="Arial"/>
+                <w:b/>
+                <w:sz w:val="18"/>
+                <w:szCs w:val="18"/>
+                <w:lang w:val="es-MX"/>
+              </w:rPr>
+            </w:pPr>
+            <w:r>
+              <w:rPr>
+                <w:rFonts w:ascii="Arial" w:hAnsi="Arial" w:cs="Arial"/>
+                <w:b/>
+                <w:sz w:val="18"/>
+                <w:szCs w:val="18"/>
+                <w:lang w:val="es-MX"/>
+              </w:rPr>
+              <w:t>Representante legal</w:t>
+            </w:r>
+          </w:p>
+          <w:p>
+            <w:pPr>
+              <w:jc w:val="center"/>
+              <w:rPr>
+                <w:rFonts w:ascii="Arial" w:hAnsi="Arial" w:cs="Arial"/>
+                <w:b/>
+                <w:sz w:val="18"/>
+                <w:szCs w:val="18"/>
+                <w:lang w:val="es-MX"/>
+              </w:rPr>
+            </w:pPr>
+            <w:r>
+              <w:rPr>
+                <w:rFonts w:ascii="Arial" w:hAnsi="Arial" w:cs="Arial"/>
+                <w:b/>
+                <w:sz w:val="18"/>
+                <w:szCs w:val="18"/>
+                <w:lang w:val="es-MX"/>
+              </w:rPr>
+              <w:t>BFS Ingeniería Aplicada S. A. de C. V.</w:t>
+            </w:r>
+          </w:p>
+        </w:tc>
+      </w:tr>
+    </w:tbl>
     <w:p>
       <w:pPr>
         <w:jc w:val="both"/>
@@ -2224,208 +2358,35 @@
           <w:bCs/>
           <w:sz w:val="18"/>
           <w:szCs w:val="18"/>
-          <w:lang w:val="en-US"/>
+          <w:lang w:val="es-MX"/>
         </w:rPr>
       </w:pPr>
     </w:p>
     <w:p>
       <w:pPr>
-        <w:jc w:val="both"/>
+        <w:ind w:left="708" w:hanging="708"/>
+        <w:rPr>
+          <w:b/>
+          <w:bCs/>
+          <w:color w:val="0070C0"/>
+          <w:lang w:val="es-MX"/>
+        </w:rPr>
+      </w:pPr>
+    </w:p>
+    <w:p>
+      <w:pPr>
         <w:rPr>
           <w:rFonts w:ascii="Arial" w:hAnsi="Arial" w:cs="Arial"/>
           <w:bCs/>
           <w:sz w:val="18"/>
           <w:szCs w:val="18"/>
-          <w:lang w:val="en-US"/>
+          <w:lang w:val="es-MX"/>
         </w:rPr>
       </w:pPr>
-    </w:p>
-    <w:p>
-      <w:pPr>
-        <w:jc w:val="both"/>
-        <w:rPr>
-          <w:rFonts w:ascii="Arial" w:hAnsi="Arial" w:cs="Arial"/>
-          <w:bCs/>
-          <w:sz w:val="18"/>
-          <w:szCs w:val="18"/>
-          <w:lang w:val="en-US"/>
-        </w:rPr>
-      </w:pPr>
-    </w:p>
-    <w:p>
-      <w:pPr>
-        <w:jc w:val="both"/>
-        <w:rPr>
-          <w:rFonts w:ascii="Arial" w:hAnsi="Arial" w:cs="Arial"/>
-          <w:bCs/>
-          <w:sz w:val="18"/>
-          <w:szCs w:val="18"/>
-          <w:lang w:val="en-US"/>
-        </w:rPr>
-      </w:pPr>
-    </w:p>
-    <w:p>
-      <w:pPr>
-        <w:jc w:val="both"/>
-        <w:rPr>
-          <w:rFonts w:ascii="Arial" w:hAnsi="Arial" w:cs="Arial"/>
-          <w:bCs/>
-          <w:sz w:val="18"/>
-          <w:szCs w:val="18"/>
-          <w:lang w:val="en-US"/>
-        </w:rPr>
-      </w:pPr>
-    </w:p>
-    <w:p>
-      <w:pPr>
-        <w:jc w:val="both"/>
-        <w:rPr>
-          <w:rFonts w:ascii="Arial" w:hAnsi="Arial" w:cs="Arial"/>
-          <w:bCs/>
-          <w:sz w:val="18"/>
-          <w:szCs w:val="18"/>
-          <w:lang w:val="en-US"/>
-        </w:rPr>
-      </w:pPr>
-    </w:p>
-    <w:p>
-      <w:pPr>
-        <w:jc w:val="both"/>
-        <w:rPr>
-          <w:rFonts w:ascii="Arial" w:hAnsi="Arial" w:cs="Arial"/>
-          <w:bCs/>
-          <w:sz w:val="18"/>
-          <w:szCs w:val="18"/>
-          <w:lang w:val="en-US"/>
-        </w:rPr>
-      </w:pPr>
-    </w:p>
-    <w:p>
-      <w:pPr>
-        <w:jc w:val="both"/>
-        <w:rPr>
-          <w:rFonts w:ascii="Arial" w:hAnsi="Arial" w:cs="Arial"/>
-          <w:bCs/>
-          <w:sz w:val="18"/>
-          <w:szCs w:val="18"/>
-          <w:lang w:val="en-US"/>
-        </w:rPr>
-      </w:pPr>
-    </w:p>
-    <w:p>
-      <w:pPr>
-        <w:jc w:val="both"/>
-        <w:rPr>
-          <w:rFonts w:ascii="Arial" w:hAnsi="Arial" w:cs="Arial"/>
-          <w:bCs/>
-          <w:sz w:val="18"/>
-          <w:szCs w:val="18"/>
-          <w:lang w:val="en-US"/>
-        </w:rPr>
-      </w:pPr>
-    </w:p>
-    <w:p>
-      <w:pPr>
-        <w:jc w:val="both"/>
-        <w:rPr>
-          <w:rFonts w:ascii="Arial" w:hAnsi="Arial" w:cs="Arial"/>
-          <w:bCs/>
-          <w:sz w:val="18"/>
-          <w:szCs w:val="18"/>
-          <w:lang w:val="en-US"/>
-        </w:rPr>
-      </w:pPr>
-    </w:p>
-    <w:p>
-      <w:pPr>
-        <w:jc w:val="both"/>
-        <w:rPr>
-          <w:rFonts w:ascii="Arial" w:hAnsi="Arial" w:cs="Arial"/>
-          <w:bCs/>
-          <w:sz w:val="18"/>
-          <w:szCs w:val="18"/>
-          <w:lang w:val="en-US"/>
-        </w:rPr>
-      </w:pPr>
-      <w:r>
-        <w:rPr>
-          <w:rFonts w:ascii="Arial" w:hAnsi="Arial" w:cs="Arial"/>
-          <w:bCs/>
-          <w:sz w:val="18"/>
-          <w:szCs w:val="18"/>
-          <w:lang w:val="en-US"/>
-        </w:rPr>
-        <w:lastRenderedPageBreak/>
-        <w:pict w14:anchorId="2C5015C4">
-          <v:shapetype id="_x0000_t75" coordsize="21600,21600" o:spt="75" o:preferrelative="t" path="m@4@5l@4@11@9@11@9@5xe" filled="f" stroked="f">
-            <v:stroke joinstyle="miter"/>
-            <v:formulas>
-              <v:f eqn="if lineDrawn pixelLineWidth 0"/>
-              <v:f eqn="sum @0 1 0"/>
-              <v:f eqn="sum 0 0 @1"/>
-              <v:f eqn="prod @2 1 2"/>
-              <v:f eqn="prod @3 21600 pixelWidth"/>
-              <v:f eqn="prod @3 21600 pixelHeight"/>
-              <v:f eqn="sum @0 0 1"/>
-              <v:f eqn="prod @6 1 2"/>
-              <v:f eqn="prod @7 21600 pixelWidth"/>
-              <v:f eqn="sum @8 21600 0"/>
-              <v:f eqn="prod @7 21600 pixelHeight"/>
-              <v:f eqn="sum @10 21600 0"/>
-            </v:formulas>
-            <v:path o:extrusionok="f" gradientshapeok="t" o:connecttype="rect"/>
-            <o:lock v:ext="edit" aspectratio="t"/>
-          </v:shapetype>
-          <v:shape id="_x0000_i1025" type="#_x0000_t75" style="width:484.5pt;height:305pt">
-            <v:imagedata r:id="rId11" o:title="Cédula frontal Giovanni Barragan Garcia"/>
-          </v:shape>
-        </w:pict>
-      </w:r>
-    </w:p>
-    <w:p>
-      <w:r>
-        <w:br w:type="page"/>
-      </w:r>
-    </w:p>
-    <w:p>
-      <w:r>
-        <w:drawing>
-          <wp:inline xmlns:a="http://schemas.openxmlformats.org/drawingml/2006/main" xmlns:pic="http://schemas.openxmlformats.org/drawingml/2006/picture">
-            <wp:extent cx="5486400" cy="7763273"/>
-            <wp:docPr id="1" name="Picture 1"/>
-            <wp:cNvGraphicFramePr>
-              <a:graphicFrameLocks noChangeAspect="1"/>
-            </wp:cNvGraphicFramePr>
-            <a:graphic>
-              <a:graphicData uri="http://schemas.openxmlformats.org/drawingml/2006/picture">
-                <pic:pic>
-                  <pic:nvPicPr>
-                    <pic:cNvPr id="0" name="Título Giovanni Barragan Garcia_page1_temp.png"/>
-                    <pic:cNvPicPr/>
-                  </pic:nvPicPr>
-                  <pic:blipFill>
-                    <a:blip r:embed="rId16"/>
-                    <a:stretch>
-                      <a:fillRect/>
-                    </a:stretch>
-                  </pic:blipFill>
-                  <pic:spPr>
-                    <a:xfrm>
-                      <a:off x="0" y="0"/>
-                      <a:ext cx="5486400" cy="7763273"/>
-                    </a:xfrm>
-                    <a:prstGeom prst="rect"/>
-                  </pic:spPr>
-                </pic:pic>
-              </a:graphicData>
-            </a:graphic>
-          </wp:inline>
-        </w:drawing>
-      </w:r>
     </w:p>
     <w:sectPr>
-      <w:headerReference w:type="default" r:id="rId12"/>
-      <w:footerReference w:type="default" r:id="rId13"/>
+      <w:headerReference w:type="default" r:id="rId11"/>
+      <w:footerReference w:type="default" r:id="rId12"/>
       <w:pgSz w:w="12240" w:h="15840"/>
       <w:pgMar w:top="1418" w:right="1260" w:bottom="1134" w:left="1418" w:header="720" w:footer="720" w:gutter="0"/>
       <w:cols w:space="720"/>
@@ -2457,46 +2418,6 @@
 <w:ftr xmlns:wpc="http://schemas.microsoft.com/office/word/2010/wordprocessingCanvas" xmlns:cx="http://schemas.microsoft.com/office/drawing/2014/chartex" xmlns:cx1="http://schemas.microsoft.com/office/drawing/2015/9/8/chartex" xmlns:cx2="http://schemas.microsoft.com/office/drawing/2015/10/21/chartex" xmlns:cx3="http://schemas.microsoft.com/office/drawing/2016/5/9/chartex" xmlns:cx4="http://schemas.microsoft.com/office/drawing/2016/5/10/chartex" xmlns:cx5="http://schemas.microsoft.com/office/drawing/2016/5/11/chartex" xmlns:cx6="http://schemas.microsoft.com/office/drawing/2016/5/12/chartex" xmlns:cx7="http://schemas.microsoft.com/office/drawing/2016/5/13/chartex" xmlns:cx8="http://schemas.microsoft.com/office/drawing/2016/5/14/chartex" xmlns:mc="http://schemas.openxmlformats.org/markup-compatibility/2006" xmlns:aink="http://schemas.microsoft.com/office/drawing/2016/ink" xmlns:am3d="http://schemas.microsoft.com/office/drawing/2017/model3d" xmlns:o="urn:schemas-microsoft-com:office:office" xmlns:oel="http://schemas.microsoft.com/office/2019/extlst" xmlns:r="http://schemas.openxmlformats.org/officeDocument/2006/relationships" xmlns:m="http://schemas.openxmlformats.org/officeDocument/2006/math" xmlns:v="urn:schemas-microsoft-com:vml" xmlns:wp14="http://schemas.microsoft.com/office/word/2010/wordprocessingDrawing" xmlns:wp="http://schemas.openxmlformats.org/drawingml/2006/wordprocessingDrawing" xmlns:w10="urn:schemas-microsoft-com:office:word" xmlns:w="http://schemas.openxmlformats.org/wordprocessingml/2006/main" xmlns:w14="http://schemas.microsoft.com/office/word/2010/wordml" xmlns:w15="http://schemas.microsoft.com/office/word/2012/wordml" xmlns:w16cex="http://schemas.microsoft.com/office/word/2018/wordml/cex" xmlns:w16cid="http://schemas.microsoft.com/office/word/2016/wordml/cid" xmlns:w16="http://schemas.microsoft.com/office/word/2018/wordml" xmlns:w16du="http://schemas.microsoft.com/office/word/2023/wordml/word16du" xmlns:w16sdtdh="http://schemas.microsoft.com/office/word/2020/wordml/sdtdatahash" xmlns:w16sdtfl="http://schemas.microsoft.com/office/word/2024/wordml/sdtformatlock" xmlns:w16se="http://schemas.microsoft.com/office/word/2015/wordml/symex" xmlns:wpg="http://schemas.microsoft.com/office/word/2010/wordprocessingGroup" xmlns:wpi="http://schemas.microsoft.com/office/word/2010/wordprocessingInk" xmlns:wne="http://schemas.microsoft.com/office/word/2006/wordml" xmlns:wps="http://schemas.microsoft.com/office/word/2010/wordprocessingShape" mc:Ignorable="w14 w15 w16se w16cid w16 w16cex w16sdtdh w16sdtfl w16du wp14">
   <w:p>
     <w:pPr>
-      <w:pStyle w:val="Header"/>
-      <w:pBdr>
-        <w:bottom w:val="single" w:sz="12" w:space="1" w:color="0E2841"/>
-      </w:pBdr>
-      <w:rPr>
-        <w:rFonts w:ascii="Tahoma" w:eastAsia="Calibri" w:hAnsi="Tahoma" w:cs="Tahoma"/>
-        <w:sz w:val="18"/>
-        <w:szCs w:val="18"/>
-        <w:lang w:eastAsia="en-US"/>
-      </w:rPr>
-    </w:pPr>
-    <w:r>
-      <w:rPr>
-        <w:noProof/>
-      </w:rPr>
-      <w:pict w14:anchorId="2895A54B">
-        <v:shapetype id="_x0000_t202" coordsize="21600,21600" o:spt="202" path="m,l,21600r21600,l21600,xe">
-          <v:stroke joinstyle="miter"/>
-          <v:path gradientshapeok="t" o:connecttype="rect"/>
-        </v:shapetype>
-        <v:shape id="Text Box 1" o:spid="_x0000_s1034" type="#_x0000_t202" style="position:absolute;margin-left:1.3pt;margin-top:13.6pt;width:518.75pt;height:52.8pt;z-index:3;visibility:visible;mso-width-relative:margin;mso-height-relative:margin" o:gfxdata="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" filled="f" stroked="f" strokeweight=".5pt">
-          <v:textbox style="mso-next-textbox:#Text Box 1">
-            <w:txbxContent>
-              <w:p>
-                <w:pPr>
-                  <w:rPr>
-                    <w:rFonts w:cs="Arial"/>
-                    <w:sz w:val="16"/>
-                    <w:szCs w:val="16"/>
-                  </w:rPr>
-                </w:pPr>
-              </w:p>
-            </w:txbxContent>
-          </v:textbox>
-        </v:shape>
-      </w:pict>
-    </w:r>
-  </w:p>
-  <w:p>
-    <w:pPr>
       <w:pStyle w:val="Footer"/>
       <w:tabs>
         <w:tab w:val="clear" w:pos="4320"/>
@@ -2509,6 +2430,10 @@
         <w:noProof/>
       </w:rPr>
       <w:pict w14:anchorId="0FF2E83E">
+        <v:shapetype id="_x0000_t202" coordsize="21600,21600" o:spt="202" path="m,l,21600r21600,l21600,xe">
+          <v:stroke joinstyle="miter"/>
+          <v:path gradientshapeok="t" o:connecttype="rect"/>
+        </v:shapetype>
         <v:shape id="_x0000_s1029" type="#_x0000_t202" style="position:absolute;margin-left:56.35pt;margin-top:729.7pt;width:154.5pt;height:17.3pt;z-index:2;visibility:visible;mso-height-relative:margin" o:gfxdata="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" stroked="f" strokeweight=".5pt">
           <v:textbox style="mso-next-textbox:#_x0000_s1029">
             <w:txbxContent>
@@ -2597,7 +2522,7 @@
           <v:stroke joinstyle="miter"/>
           <v:path gradientshapeok="t" o:connecttype="rect"/>
         </v:shapetype>
-        <v:shape id="Text Box 3" o:spid="_x0000_s1036" type="#_x0000_t202" style="position:absolute;margin-left:126.85pt;margin-top:-22.45pt;width:338.2pt;height:48.45pt;z-index:4;visibility:visible;mso-position-horizontal-relative:page;mso-width-relative:margin;mso-height-relative:margin" o:gfxdata="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" fillcolor="window" stroked="f" strokeweight=".5pt">
+        <v:shape id="Text Box 3" o:spid="_x0000_s1036" type="#_x0000_t202" style="position:absolute;margin-left:126.85pt;margin-top:-22.45pt;width:338.2pt;height:48.45pt;z-index:3;visibility:visible;mso-position-horizontal-relative:page;mso-width-relative:margin;mso-height-relative:margin" o:gfxdata="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" fillcolor="window" stroked="f" strokeweight=".5pt">
           <v:textbox style="mso-next-textbox:#Text Box 3">
             <w:txbxContent>
               <w:p>
@@ -2654,7 +2579,7 @@
           <v:path o:extrusionok="f" gradientshapeok="t" o:connecttype="rect"/>
           <o:lock v:ext="edit" aspectratio="t"/>
         </v:shapetype>
-        <v:shape id="Imagen 9" o:spid="_x0000_s1035" type="#_x0000_t75" alt="Logo, company name&#10;&#10;Description automatically generated" style="position:absolute;margin-left:401.55pt;margin-top:-13.75pt;width:91.1pt;height:43.5pt;z-index:5;visibility:visible;mso-width-relative:margin;mso-height-relative:margin">
+        <v:shape id="Imagen 9" o:spid="_x0000_s1035" type="#_x0000_t75" alt="Logo, company name&#10;&#10;Description automatically generated" style="position:absolute;margin-left:401.55pt;margin-top:-13.75pt;width:91.1pt;height:43.5pt;z-index:4;visibility:visible;mso-width-relative:margin;mso-height-relative:margin">
           <v:imagedata r:id="rId1" o:title="image001"/>
         </v:shape>
       </w:pict>
@@ -6995,6 +6920,8 @@
     <w:lsdException w:name="heading 7" w:semiHidden="1" w:unhideWhenUsed="1" w:qFormat="1"/>
     <w:lsdException w:name="heading 8" w:semiHidden="1" w:unhideWhenUsed="1" w:qFormat="1"/>
     <w:lsdException w:name="heading 9" w:semiHidden="1" w:unhideWhenUsed="1" w:qFormat="1"/>
+    <w:lsdException w:name="header" w:uiPriority="99"/>
+    <w:lsdException w:name="footer" w:uiPriority="99" w:qFormat="1"/>
     <w:lsdException w:name="caption" w:semiHidden="1" w:unhideWhenUsed="1" w:qFormat="1"/>
     <w:lsdException w:name="List Bullet" w:uiPriority="99"/>
     <w:lsdException w:name="Title" w:qFormat="1"/>
@@ -7370,9 +7297,10 @@
   </w:style>
   <w:style w:type="paragraph" w:styleId="Header">
     <w:name w:val="header"/>
-    <w:aliases w:val=" Car,APNSHEADER2,L1 Header,encabezado,En-tête 1.1,En-tÍte 1.1,En-tÕte 1.1,En-t’te 1.1,En-títe 1.1,*Header,h,Header1,Encabezado Car Car,logomai,even,Header/Footer,header odd,Hyphen,Chapter Name,base,body,En-tête SQ,ITT i,he,bases I,h Car Car1"/>
+    <w:aliases w:val=" Car,APNSHEADER2,L1 Header,encabezado,En-tête 1.1,En-tÍte 1.1,En-tÕte 1.1,En-t’te 1.1,En-títe 1.1,*Header,h,Header1,Encabezado Car Car,logomai,even,Header/Footer,header odd,Hyphen,Chapter Name,base,body,En-tête SQ,ITT i,he,bases I,h Car Car1,h Ca"/>
     <w:basedOn w:val="Normal"/>
     <w:link w:val="HeaderChar"/>
+    <w:uiPriority w:val="99"/>
     <w:pPr>
       <w:tabs>
         <w:tab w:val="center" w:pos="4419"/>
@@ -7382,7 +7310,11 @@
   </w:style>
   <w:style w:type="paragraph" w:styleId="Footer">
     <w:name w:val="footer"/>
+    <w:aliases w:val="Footer Text Stk"/>
     <w:basedOn w:val="Normal"/>
+    <w:link w:val="FooterChar"/>
+    <w:uiPriority w:val="99"/>
+    <w:qFormat/>
     <w:pPr>
       <w:tabs>
         <w:tab w:val="center" w:pos="4320"/>
@@ -7484,6 +7416,7 @@
     <w:name w:val="Header Char"/>
     <w:aliases w:val=" Car Char,APNSHEADER2 Char,L1 Header Char,encabezado Char,En-tête 1.1 Char,En-tÍte 1.1 Char,En-tÕte 1.1 Char,En-t’te 1.1 Char,En-títe 1.1 Char,*Header Char,h Char,Header1 Char,Encabezado Car Car Char,logomai Char,even Char,Header/Footer Char"/>
     <w:link w:val="Header"/>
+    <w:qFormat/>
     <w:rsid w:val="007F334B"/>
     <w:rPr>
       <w:sz w:val="24"/>
@@ -7584,6 +7517,14 @@
       <w:rFonts w:ascii="Arial" w:hAnsi="Arial"/>
       <w:szCs w:val="24"/>
     </w:rPr>
+  </w:style>
+  <w:style w:type="character" w:customStyle="1" w:styleId="FooterChar">
+    <w:name w:val="Footer Char"/>
+    <w:aliases w:val="Footer Text Stk Char"/>
+    <w:basedOn w:val="DefaultParagraphFont"/>
+    <w:link w:val="Footer"/>
+    <w:uiPriority w:val="99"/>
+    <w:rsid w:val="00C952BC"/>
   </w:style>
 </w:styles>
 </file>
@@ -7850,6 +7791,19 @@
 </file>
 
 <file path=customXml/item1.xml><?xml version="1.0" encoding="utf-8"?>
+<?mso-contentType ?>
+<FormTemplates xmlns="http://schemas.microsoft.com/sharepoint/v3/contenttype/forms">
+  <Display>DocumentLibraryForm</Display>
+  <Edit>DocumentLibraryForm</Edit>
+  <New>DocumentLibraryForm</New>
+</FormTemplates>
+</file>
+
+<file path=customXml/item2.xml><?xml version="1.0" encoding="utf-8"?>
+<b:Sources xmlns:b="http://schemas.openxmlformats.org/officeDocument/2006/bibliography" xmlns="http://schemas.openxmlformats.org/officeDocument/2006/bibliography" SelectedStyle="\APASixthEditionOfficeOnline.xsl" StyleName="APA" Version="6"/>
+</file>
+
+<file path=customXml/item3.xml><?xml version="1.0" encoding="utf-8"?>
 <p:properties xmlns:p="http://schemas.microsoft.com/office/2006/metadata/properties" xmlns:xsi="http://www.w3.org/2001/XMLSchema-instance" xmlns:pc="http://schemas.microsoft.com/office/infopath/2007/PartnerControls">
   <documentManagement>
     <lcf76f155ced4ddcb4097134ff3c332f xmlns="458c8650-8b2e-4de5-be2b-3b5e20f9203e">
@@ -7858,19 +7812,6 @@
     <TaxCatchAll xmlns="0ec1683b-1f09-407c-8792-a5a8bc579d9d"/>
   </documentManagement>
 </p:properties>
-</file>
-
-<file path=customXml/item2.xml><?xml version="1.0" encoding="utf-8"?>
-<b:Sources xmlns:b="http://schemas.openxmlformats.org/officeDocument/2006/bibliography" xmlns="http://schemas.openxmlformats.org/officeDocument/2006/bibliography" SelectedStyle="\APASixthEditionOfficeOnline.xsl" StyleName="APA" Version="6"/>
-</file>
-
-<file path=customXml/item3.xml><?xml version="1.0" encoding="utf-8"?>
-<?mso-contentType ?>
-<FormTemplates xmlns="http://schemas.microsoft.com/sharepoint/v3/contenttype/forms">
-  <Display>DocumentLibraryForm</Display>
-  <Edit>DocumentLibraryForm</Edit>
-  <New>DocumentLibraryForm</New>
-</FormTemplates>
 </file>
 
 <file path=customXml/item4.xml><?xml version="1.0" encoding="utf-8"?>
@@ -8063,12 +8004,9 @@
 </file>
 
 <file path=customXml/itemProps1.xml><?xml version="1.0" encoding="utf-8"?>
-<ds:datastoreItem xmlns:ds="http://schemas.openxmlformats.org/officeDocument/2006/customXml" ds:itemID="{D3A3C24A-BB39-4937-B831-24AA124EAA87}">
+<ds:datastoreItem xmlns:ds="http://schemas.openxmlformats.org/officeDocument/2006/customXml" ds:itemID="{51241304-2C43-44E6-B26F-77C42016271C}">
   <ds:schemaRefs>
-    <ds:schemaRef ds:uri="http://schemas.microsoft.com/office/2006/metadata/properties"/>
-    <ds:schemaRef ds:uri="http://schemas.microsoft.com/office/infopath/2007/PartnerControls"/>
-    <ds:schemaRef ds:uri="458c8650-8b2e-4de5-be2b-3b5e20f9203e"/>
-    <ds:schemaRef ds:uri="0ec1683b-1f09-407c-8792-a5a8bc579d9d"/>
+    <ds:schemaRef ds:uri="http://schemas.microsoft.com/sharepoint/v3/contenttype/forms"/>
   </ds:schemaRefs>
 </ds:datastoreItem>
 </file>
@@ -8082,9 +8020,12 @@
 </file>
 
 <file path=customXml/itemProps3.xml><?xml version="1.0" encoding="utf-8"?>
-<ds:datastoreItem xmlns:ds="http://schemas.openxmlformats.org/officeDocument/2006/customXml" ds:itemID="{51241304-2C43-44E6-B26F-77C42016271C}">
+<ds:datastoreItem xmlns:ds="http://schemas.openxmlformats.org/officeDocument/2006/customXml" ds:itemID="{D3A3C24A-BB39-4937-B831-24AA124EAA87}">
   <ds:schemaRefs>
-    <ds:schemaRef ds:uri="http://schemas.microsoft.com/sharepoint/v3/contenttype/forms"/>
+    <ds:schemaRef ds:uri="http://schemas.microsoft.com/office/2006/metadata/properties"/>
+    <ds:schemaRef ds:uri="http://schemas.microsoft.com/office/infopath/2007/PartnerControls"/>
+    <ds:schemaRef ds:uri="458c8650-8b2e-4de5-be2b-3b5e20f9203e"/>
+    <ds:schemaRef ds:uri="0ec1683b-1f09-407c-8792-a5a8bc579d9d"/>
   </ds:schemaRefs>
 </ds:datastoreItem>
 </file>

--- a/cv/final_cv/testers/Giovanni Barragan Garcia - CV_generado.docx
+++ b/cv/final_cv/testers/Giovanni Barragan Garcia - CV_generado.docx
@@ -19,7 +19,7 @@
           <w:bCs/>
           <w:lang w:val="es-MX"/>
         </w:rPr>
-        <w:t>Giovanni Barragán García</w:t>
+        <w:t>Giovanni Barragan Garcia</w:t>
       </w:r>
     </w:p>
     <w:p>
@@ -161,7 +161,7 @@
                 <w:szCs w:val="18"/>
                 <w:lang w:val="es-MX" w:eastAsia="es-ES"/>
               </w:rPr>
-              <w:t>Cuento con al menos 2 años de experiencia en pruebas de software, orientado a garantizar el cumplimiento de requerimientos funcionales y la calidad de los productos mediante la planeación y ejecución de pruebas. He liderado y coordinado actividades de prueba en entornos ágiles, estableciendo matrices de trazabilidad, revisiones por pares y gestión de defectos para validar entregables.</w:t>
+              <w:t>Dispongo de al menos 2 años de experiencia en pruebas de software. Me responsabilizo del diseño y la ejecución de pruebas funcionales e integrales, así como de la evaluación de sus resultados.</w:t>
             </w:r>
             <w:r>
               <w:rPr>
@@ -182,9 +182,8 @@
                 <w:lang w:val="es-MX" w:eastAsia="es-ES"/>
               </w:rPr>
               <w:br/>
-              <w:t xml:space="preserve">Mi trabajo incluye análisis de requerimientos, diseño y generación de casos en </w:t>
-            </w:r>
-            <w:proofErr w:type="spellStart"/>
+              <w:t>He liderado la planeación, diseño y ejecución de pruebas en entornos críticos, desarrollando matrices de trazabilidad y asegurando la conformidad de los entregables. Aplico metodologías de pruebas estructuradas para garantizar continuidad de servicio y mitigación de riesgos, favoreciendo la comunicación con equipos técnicos y usuarios.</w:t>
+            </w:r>
             <w:r>
               <w:rPr>
                 <w:rFonts w:ascii="Arial" w:eastAsia="Times New Roman" w:hAnsi="Arial" w:cs="Arial"/>
@@ -193,9 +192,8 @@
                 <w:szCs w:val="18"/>
                 <w:lang w:val="es-MX" w:eastAsia="es-ES"/>
               </w:rPr>
-              <w:t>Testlink</w:t>
-            </w:r>
-            <w:proofErr w:type="spellEnd"/>
+              <w:br/>
+            </w:r>
             <w:r>
               <w:rPr>
                 <w:rFonts w:ascii="Arial" w:eastAsia="Times New Roman" w:hAnsi="Arial" w:cs="Arial"/>
@@ -204,29 +202,8 @@
                 <w:szCs w:val="18"/>
                 <w:lang w:val="es-MX" w:eastAsia="es-ES"/>
               </w:rPr>
-              <w:t xml:space="preserve">, ejecución y control de pruebas de regresión y Pruebas de Aceptación de Usuario (UAT), consultas a bases de datos para validación y apoyo en automatización con herramientas como </w:t>
-            </w:r>
-            <w:proofErr w:type="spellStart"/>
-            <w:r>
-              <w:rPr>
-                <w:rFonts w:ascii="Arial" w:eastAsia="Times New Roman" w:hAnsi="Arial" w:cs="Arial"/>
-                <w:bCs/>
-                <w:sz w:val="18"/>
-                <w:szCs w:val="18"/>
-                <w:lang w:val="es-MX" w:eastAsia="es-ES"/>
-              </w:rPr>
-              <w:t>Selenium</w:t>
-            </w:r>
-            <w:proofErr w:type="spellEnd"/>
-            <w:r>
-              <w:rPr>
-                <w:rFonts w:ascii="Arial" w:eastAsia="Times New Roman" w:hAnsi="Arial" w:cs="Arial"/>
-                <w:bCs/>
-                <w:sz w:val="18"/>
-                <w:szCs w:val="18"/>
-                <w:lang w:val="es-MX" w:eastAsia="es-ES"/>
-              </w:rPr>
-              <w:t xml:space="preserve"> y Postman. Aplico pensamiento lógico, atención al detalle y comunicación efectiva para entregar reportes y métricas que facilitan la toma de decisiones.</w:t>
+              <w:br/>
+              <w:t>Trabajo en colaboración con equipos multidisciplinarios para validar requerimientos, generar evidencia de pruebas y gestionar defectos, manteniendo atención al detalle, pensamiento lógico y adaptabilidad en entornos ágiles y tradicionales.</w:t>
             </w:r>
           </w:p>
         </w:tc>
@@ -445,7 +422,7 @@
                 <w:szCs w:val="18"/>
                 <w:lang w:val="es-MX"/>
               </w:rPr>
-              <w:t>02 septiembre 2024</w:t>
+              <w:t>2 septiembre 2024</w:t>
             </w:r>
           </w:p>
         </w:tc>
@@ -487,7 +464,7 @@
                 <w:szCs w:val="18"/>
                 <w:lang w:val="es-MX"/>
               </w:rPr>
-              <w:t>Actual</w:t>
+              <w:t>Actualmente</w:t>
             </w:r>
           </w:p>
         </w:tc>
@@ -576,7 +553,7 @@
                 <w:szCs w:val="20"/>
                 <w:lang w:val="es-MX"/>
               </w:rPr>
-              <w:t>• Superviso que se cumplan los requerimientos funcionales establecidos para el producto y me aseguro de que esté libre de fallas mediante la planeación y ejecución de pruebas apoyadas en una matriz. Habilidades en: metodologías de pruebas, pensamiento lógico, comunicación, atención al detalle, adaptabilidad y flexibilidad</w:t>
+              <w:t>• Superviso el cumplimiento de los requerimientos funcionales del producto y verifico que esté libre de fallas, mediante la planificación y ejecución de pruebas apoyadas en una matriz que valida de forma específica el software desarrollado. Dispongo de habilidades en metodologías de pruebas, pensamiento lógico, comunicación efectiva, atención al detalle y adaptabilidad.</w:t>
             </w:r>
           </w:p>
           <w:p>
@@ -595,7 +572,7 @@
                 <w:szCs w:val="20"/>
                 <w:lang w:val="es-MX"/>
               </w:rPr>
-              <w:t>• Elaboro el plan y la estrategia de pruebas para IFT.</w:t>
+              <w:t>• Brindo soporte al usuario y cliente durante las pruebas de aceptación.</w:t>
             </w:r>
           </w:p>
           <w:p>
@@ -614,43 +591,7 @@
                 <w:szCs w:val="20"/>
                 <w:lang w:val="es-MX"/>
               </w:rPr>
-              <w:t xml:space="preserve">• Implemento un </w:t>
-            </w:r>
-            <w:proofErr w:type="spellStart"/>
-            <w:r>
-              <w:rPr>
-                <w:sz w:val="18"/>
-                <w:szCs w:val="20"/>
-                <w:lang w:val="es-MX"/>
-              </w:rPr>
-              <w:t>template</w:t>
-            </w:r>
-            <w:proofErr w:type="spellEnd"/>
-            <w:r>
-              <w:rPr>
-                <w:sz w:val="18"/>
-                <w:szCs w:val="20"/>
-                <w:lang w:val="es-MX"/>
-              </w:rPr>
-              <w:t xml:space="preserve"> para carga de casos de prueba a </w:t>
-            </w:r>
-            <w:proofErr w:type="spellStart"/>
-            <w:r>
-              <w:rPr>
-                <w:sz w:val="18"/>
-                <w:szCs w:val="20"/>
-                <w:lang w:val="es-MX"/>
-              </w:rPr>
-              <w:t>teatlink</w:t>
-            </w:r>
-            <w:proofErr w:type="spellEnd"/>
-            <w:r>
-              <w:rPr>
-                <w:sz w:val="18"/>
-                <w:szCs w:val="20"/>
-                <w:lang w:val="es-MX"/>
-              </w:rPr>
-              <w:t>.</w:t>
+              <w:t>• Participo en la elaboración del plan de pruebas.</w:t>
             </w:r>
           </w:p>
           <w:p>
@@ -669,25 +610,7 @@
                 <w:szCs w:val="20"/>
                 <w:lang w:val="es-MX"/>
               </w:rPr>
-              <w:t xml:space="preserve">• Diseño casos de prueba en </w:t>
-            </w:r>
-            <w:proofErr w:type="spellStart"/>
-            <w:r>
-              <w:rPr>
-                <w:sz w:val="18"/>
-                <w:szCs w:val="20"/>
-                <w:lang w:val="es-MX"/>
-              </w:rPr>
-              <w:t>Testlink</w:t>
-            </w:r>
-            <w:proofErr w:type="spellEnd"/>
-            <w:r>
-              <w:rPr>
-                <w:sz w:val="18"/>
-                <w:szCs w:val="20"/>
-                <w:lang w:val="es-MX"/>
-              </w:rPr>
-              <w:t>.</w:t>
+              <w:t>• Analizo los insumos para obtener la cobertura y los casos de prueba (diagramas de casos de uso, especificaciones técnicas, prototipos, modelos de base de datos, entre otros).</w:t>
             </w:r>
           </w:p>
           <w:p>
@@ -706,25 +629,7 @@
                 <w:szCs w:val="20"/>
                 <w:lang w:val="es-MX"/>
               </w:rPr>
-              <w:t xml:space="preserve">• Genero peer </w:t>
-            </w:r>
-            <w:proofErr w:type="spellStart"/>
-            <w:r>
-              <w:rPr>
-                <w:sz w:val="18"/>
-                <w:szCs w:val="20"/>
-                <w:lang w:val="es-MX"/>
-              </w:rPr>
-              <w:t>review</w:t>
-            </w:r>
-            <w:proofErr w:type="spellEnd"/>
-            <w:r>
-              <w:rPr>
-                <w:sz w:val="18"/>
-                <w:szCs w:val="20"/>
-                <w:lang w:val="es-MX"/>
-              </w:rPr>
-              <w:t xml:space="preserve"> para garantizar calidad de entregables de diseño.</w:t>
+              <w:t>• Utilizo técnicas como partición equivalente, análisis de límites y árboles de decisión para identificar casos de prueba.</w:t>
             </w:r>
           </w:p>
           <w:p>
@@ -743,7 +648,7 @@
                 <w:szCs w:val="20"/>
                 <w:lang w:val="es-MX"/>
               </w:rPr>
-              <w:t>• Realizo seguimiento y levantamiento de defectos en Mantis.</w:t>
+              <w:t>• Diseño los casos de prueba, generando u obteniendo datos de prueba y definiendo los resultados esperados.</w:t>
             </w:r>
           </w:p>
           <w:p>
@@ -762,7 +667,7 @@
                 <w:szCs w:val="20"/>
                 <w:lang w:val="es-MX"/>
               </w:rPr>
-              <w:t>• Analicé y diseñé documentación para generación de matrices de casos de prueba.</w:t>
+              <w:t>• Ejecuto los casos de prueba y valido el resultado real contra el resultado esperado.</w:t>
             </w:r>
           </w:p>
           <w:p>
@@ -781,7 +686,7 @@
                 <w:szCs w:val="20"/>
                 <w:lang w:val="es-MX"/>
               </w:rPr>
-              <w:t>• Generé casos de prueba aplicando técnicas de diseño de casos de prueba.</w:t>
+              <w:t>• Documento los defectos identificados en la herramienta correspondiente.</w:t>
             </w:r>
           </w:p>
           <w:p>
@@ -800,7 +705,7 @@
                 <w:szCs w:val="20"/>
                 <w:lang w:val="es-MX"/>
               </w:rPr>
-              <w:t>• Realicé seguimiento y control de pruebas manuales y de regresión.</w:t>
+              <w:t>• Al diseñar las pruebas, aplico los controles definidos por el Líder de Pruebas para la validación de datos de entrada y la protección de datos de prueba.</w:t>
             </w:r>
           </w:p>
           <w:p>
@@ -819,7 +724,7 @@
                 <w:szCs w:val="20"/>
                 <w:lang w:val="es-MX"/>
               </w:rPr>
-              <w:t>• Creé scripts para consulta de datos en BDD.</w:t>
+              <w:t>• Cuento con fuertes habilidades de análisis y un sólido dominio en el diseño de casos de prueba y matrices de prueba. Tengo experiencia en pruebas funcionales y de regresión, donde desarrollo, implemento y analizo los resultados, además de generar y administrar los datos de prueba. También gestiono los ambientes de prueba y su configuración, asegurando que las entregas sean completas y correctas. Poseo conocimientos en bases de datos como SQL (Lenguaje para gestión y consulta de bases de datos relacionales) y Oracle (Motor de base de datos empresarial), así como la capacidad de anticipar posibles soluciones ante situaciones complejas. Me distingo por mi alta productividad, precisión en la estimación de tareas y excelentes habilidades de comunicación tanto escrita como verbal.</w:t>
             </w:r>
           </w:p>
           <w:p>
@@ -838,7 +743,7 @@
                 <w:szCs w:val="20"/>
                 <w:lang w:val="es-MX"/>
               </w:rPr>
-              <w:t xml:space="preserve">• Generé peer </w:t>
+              <w:t xml:space="preserve">• He usado la certificación ISTQB </w:t>
             </w:r>
             <w:proofErr w:type="spellStart"/>
             <w:r>
@@ -847,7 +752,7 @@
                 <w:szCs w:val="20"/>
                 <w:lang w:val="es-MX"/>
               </w:rPr>
-              <w:t>review</w:t>
+              <w:t>Certified</w:t>
             </w:r>
             <w:proofErr w:type="spellEnd"/>
             <w:r>
@@ -856,7 +761,25 @@
                 <w:szCs w:val="20"/>
                 <w:lang w:val="es-MX"/>
               </w:rPr>
-              <w:t xml:space="preserve"> para garantizar calidad de entregables de diseño.</w:t>
+              <w:t xml:space="preserve"> Tester </w:t>
+            </w:r>
+            <w:proofErr w:type="spellStart"/>
+            <w:r>
+              <w:rPr>
+                <w:sz w:val="18"/>
+                <w:szCs w:val="20"/>
+                <w:lang w:val="es-MX"/>
+              </w:rPr>
+              <w:t>Advanced</w:t>
+            </w:r>
+            <w:proofErr w:type="spellEnd"/>
+            <w:r>
+              <w:rPr>
+                <w:sz w:val="18"/>
+                <w:szCs w:val="20"/>
+                <w:lang w:val="es-MX"/>
+              </w:rPr>
+              <w:t xml:space="preserve"> Level - Test Manager- Junta Internacional de Calificaciones de Pruebas de Software (ISTQB) para gestión avanzada de pruebas y liderazgo.</w:t>
             </w:r>
           </w:p>
           <w:p>
@@ -875,7 +798,43 @@
                 <w:szCs w:val="20"/>
                 <w:lang w:val="es-MX"/>
               </w:rPr>
-              <w:t>• Generé diagramas para entendimiento y revisión con usuarios.</w:t>
+              <w:t xml:space="preserve">• He usado la certificación Scrum </w:t>
+            </w:r>
+            <w:proofErr w:type="spellStart"/>
+            <w:r>
+              <w:rPr>
+                <w:sz w:val="18"/>
+                <w:szCs w:val="20"/>
+                <w:lang w:val="es-MX"/>
+              </w:rPr>
+              <w:t>Foundation</w:t>
+            </w:r>
+            <w:proofErr w:type="spellEnd"/>
+            <w:r>
+              <w:rPr>
+                <w:sz w:val="18"/>
+                <w:szCs w:val="20"/>
+                <w:lang w:val="es-MX"/>
+              </w:rPr>
+              <w:t xml:space="preserve"> Professional </w:t>
+            </w:r>
+            <w:proofErr w:type="spellStart"/>
+            <w:r>
+              <w:rPr>
+                <w:sz w:val="18"/>
+                <w:szCs w:val="20"/>
+                <w:lang w:val="es-MX"/>
+              </w:rPr>
+              <w:t>Certificate</w:t>
+            </w:r>
+            <w:proofErr w:type="spellEnd"/>
+            <w:r>
+              <w:rPr>
+                <w:sz w:val="18"/>
+                <w:szCs w:val="20"/>
+                <w:lang w:val="es-MX"/>
+              </w:rPr>
+              <w:t xml:space="preserve"> para aplicar marcos ágiles basados en Scrum, considerando roles, eventos y artefactos.</w:t>
             </w:r>
           </w:p>
           <w:p>
@@ -894,7 +853,149 @@
                 <w:szCs w:val="20"/>
                 <w:lang w:val="es-MX"/>
               </w:rPr>
-              <w:t>• Generé matrices de datos y trazabilidad.</w:t>
+              <w:t>• Participo en los siguientes procesos definidos por la metodología PDSS3 de atención de proyectos tradicionales de Softtek:</w:t>
+            </w:r>
+          </w:p>
+          <w:p>
+            <w:pPr>
+              <w:pStyle w:val="NoSpacing"/>
+              <w:numPr>
+                <w:ilvl w:val="0"/>
+                <w:numId w:val="38"/>
+              </w:numPr>
+              <w:jc w:val="both"/>
+              <w:rPr>
+                <w:szCs w:val="22"/>
+                <w:lang w:val="es-MX"/>
+              </w:rPr>
+            </w:pPr>
+            <w:r>
+              <w:rPr>
+                <w:sz w:val="18"/>
+                <w:szCs w:val="20"/>
+                <w:lang w:val="es-MX"/>
+              </w:rPr>
+              <w:t xml:space="preserve">CTR: Diseño y preparo </w:t>
+            </w:r>
+            <w:proofErr w:type="spellStart"/>
+            <w:r>
+              <w:rPr>
+                <w:sz w:val="18"/>
+                <w:szCs w:val="20"/>
+                <w:lang w:val="es-MX"/>
+              </w:rPr>
+              <w:t>testware</w:t>
+            </w:r>
+            <w:proofErr w:type="spellEnd"/>
+            <w:r>
+              <w:rPr>
+                <w:sz w:val="18"/>
+                <w:szCs w:val="20"/>
+                <w:lang w:val="es-MX"/>
+              </w:rPr>
+              <w:t>, además de ejecutar pruebas independientes.</w:t>
+            </w:r>
+          </w:p>
+          <w:p>
+            <w:pPr>
+              <w:pStyle w:val="NoSpacing"/>
+              <w:numPr>
+                <w:ilvl w:val="0"/>
+                <w:numId w:val="38"/>
+              </w:numPr>
+              <w:jc w:val="both"/>
+              <w:rPr>
+                <w:szCs w:val="22"/>
+                <w:lang w:val="es-MX"/>
+              </w:rPr>
+            </w:pPr>
+            <w:r>
+              <w:rPr>
+                <w:sz w:val="18"/>
+                <w:szCs w:val="20"/>
+                <w:lang w:val="es-MX"/>
+              </w:rPr>
+              <w:t xml:space="preserve">STD: Diseño y preparo </w:t>
+            </w:r>
+            <w:proofErr w:type="spellStart"/>
+            <w:r>
+              <w:rPr>
+                <w:sz w:val="18"/>
+                <w:szCs w:val="20"/>
+                <w:lang w:val="es-MX"/>
+              </w:rPr>
+              <w:t>testware</w:t>
+            </w:r>
+            <w:proofErr w:type="spellEnd"/>
+            <w:r>
+              <w:rPr>
+                <w:sz w:val="18"/>
+                <w:szCs w:val="20"/>
+                <w:lang w:val="es-MX"/>
+              </w:rPr>
+              <w:t>, así como generar scripts de pruebas de desempeño.</w:t>
+            </w:r>
+          </w:p>
+          <w:p>
+            <w:pPr>
+              <w:pStyle w:val="NoSpacing"/>
+              <w:numPr>
+                <w:ilvl w:val="0"/>
+                <w:numId w:val="38"/>
+              </w:numPr>
+              <w:jc w:val="both"/>
+              <w:rPr>
+                <w:szCs w:val="22"/>
+                <w:lang w:val="es-MX"/>
+              </w:rPr>
+            </w:pPr>
+            <w:r>
+              <w:rPr>
+                <w:sz w:val="18"/>
+                <w:szCs w:val="20"/>
+                <w:lang w:val="es-MX"/>
+              </w:rPr>
+              <w:t>STE: Ejecuto escenarios de prueba.</w:t>
+            </w:r>
+          </w:p>
+          <w:p>
+            <w:pPr>
+              <w:pStyle w:val="NoSpacing"/>
+              <w:numPr>
+                <w:ilvl w:val="0"/>
+                <w:numId w:val="38"/>
+              </w:numPr>
+              <w:jc w:val="both"/>
+              <w:rPr>
+                <w:szCs w:val="22"/>
+                <w:lang w:val="es-MX"/>
+              </w:rPr>
+            </w:pPr>
+            <w:r>
+              <w:rPr>
+                <w:sz w:val="18"/>
+                <w:szCs w:val="20"/>
+                <w:lang w:val="es-MX"/>
+              </w:rPr>
+              <w:t xml:space="preserve">INT: Diseño y preparo </w:t>
+            </w:r>
+            <w:proofErr w:type="spellStart"/>
+            <w:r>
+              <w:rPr>
+                <w:sz w:val="18"/>
+                <w:szCs w:val="20"/>
+                <w:lang w:val="es-MX"/>
+              </w:rPr>
+              <w:t>testware</w:t>
+            </w:r>
+            <w:proofErr w:type="spellEnd"/>
+            <w:r>
+              <w:rPr>
+                <w:sz w:val="18"/>
+                <w:szCs w:val="20"/>
+                <w:lang w:val="es-MX"/>
+              </w:rPr>
+              <w:t>.</w:t>
             </w:r>
           </w:p>
           <w:p>
@@ -913,7 +1014,7 @@
                 <w:szCs w:val="20"/>
                 <w:lang w:val="es-MX"/>
               </w:rPr>
-              <w:t>• Realicé seguimiento y asignación de tareas en Jira.</w:t>
+              <w:t>• Pruebas de Aceptación de Usuario (UAT): Apoyo en las actividades de pruebas del usuario.</w:t>
             </w:r>
           </w:p>
           <w:p>
@@ -932,7 +1033,7 @@
                 <w:szCs w:val="20"/>
                 <w:lang w:val="es-MX"/>
               </w:rPr>
-              <w:t>• Creé FMEA para identificación y mitigación de riesgos.</w:t>
+              <w:t>• Creo el plan de pruebas y la estrategia de pruebas para IFT.</w:t>
             </w:r>
           </w:p>
           <w:p>
@@ -951,7 +1052,400 @@
                 <w:szCs w:val="20"/>
                 <w:lang w:val="es-MX"/>
               </w:rPr>
-              <w:t>• Planifiqué y organicé pruebas desde la etapa de análisis hasta el cierre.</w:t>
+              <w:t xml:space="preserve">• Implemento un </w:t>
+            </w:r>
+            <w:proofErr w:type="spellStart"/>
+            <w:r>
+              <w:rPr>
+                <w:sz w:val="18"/>
+                <w:szCs w:val="20"/>
+                <w:lang w:val="es-MX"/>
+              </w:rPr>
+              <w:t>template</w:t>
+            </w:r>
+            <w:proofErr w:type="spellEnd"/>
+            <w:r>
+              <w:rPr>
+                <w:sz w:val="18"/>
+                <w:szCs w:val="20"/>
+                <w:lang w:val="es-MX"/>
+              </w:rPr>
+              <w:t xml:space="preserve"> para la carga de casos de prueba a </w:t>
+            </w:r>
+            <w:proofErr w:type="spellStart"/>
+            <w:r>
+              <w:rPr>
+                <w:sz w:val="18"/>
+                <w:szCs w:val="20"/>
+                <w:lang w:val="es-MX"/>
+              </w:rPr>
+              <w:t>Testlink</w:t>
+            </w:r>
+            <w:proofErr w:type="spellEnd"/>
+            <w:r>
+              <w:rPr>
+                <w:sz w:val="18"/>
+                <w:szCs w:val="20"/>
+                <w:lang w:val="es-MX"/>
+              </w:rPr>
+              <w:t xml:space="preserve"> (Herramienta para </w:t>
+            </w:r>
+            <w:r>
+              <w:rPr>
+                <w:sz w:val="18"/>
+                <w:szCs w:val="20"/>
+                <w:lang w:val="es-MX"/>
+              </w:rPr>
+              <w:lastRenderedPageBreak/>
+              <w:t>gestión de casos de prueba</w:t>
+            </w:r>
+            <w:proofErr w:type="gramStart"/>
+            <w:r>
+              <w:rPr>
+                <w:sz w:val="18"/>
+                <w:szCs w:val="20"/>
+                <w:lang w:val="es-MX"/>
+              </w:rPr>
+              <w:t>)..</w:t>
+            </w:r>
+            <w:proofErr w:type="gramEnd"/>
+          </w:p>
+          <w:p>
+            <w:pPr>
+              <w:pStyle w:val="NoSpacing"/>
+              <w:ind w:left="0"/>
+              <w:jc w:val="both"/>
+              <w:rPr>
+                <w:szCs w:val="22"/>
+                <w:lang w:val="es-MX"/>
+              </w:rPr>
+            </w:pPr>
+            <w:r>
+              <w:rPr>
+                <w:sz w:val="18"/>
+                <w:szCs w:val="20"/>
+                <w:lang w:val="es-MX"/>
+              </w:rPr>
+              <w:t>• Analizo documentación para generar matrices de casos de prueba.</w:t>
+            </w:r>
+          </w:p>
+          <w:p>
+            <w:pPr>
+              <w:pStyle w:val="NoSpacing"/>
+              <w:ind w:left="0"/>
+              <w:jc w:val="both"/>
+              <w:rPr>
+                <w:szCs w:val="22"/>
+                <w:lang w:val="es-MX"/>
+              </w:rPr>
+            </w:pPr>
+            <w:r>
+              <w:rPr>
+                <w:sz w:val="18"/>
+                <w:szCs w:val="20"/>
+                <w:lang w:val="es-MX"/>
+              </w:rPr>
+              <w:t xml:space="preserve">• Diseño casos de prueba en </w:t>
+            </w:r>
+            <w:proofErr w:type="spellStart"/>
+            <w:r>
+              <w:rPr>
+                <w:sz w:val="18"/>
+                <w:szCs w:val="20"/>
+                <w:lang w:val="es-MX"/>
+              </w:rPr>
+              <w:t>Testlink</w:t>
+            </w:r>
+            <w:proofErr w:type="spellEnd"/>
+            <w:r>
+              <w:rPr>
+                <w:sz w:val="18"/>
+                <w:szCs w:val="20"/>
+                <w:lang w:val="es-MX"/>
+              </w:rPr>
+              <w:t xml:space="preserve"> (Herramienta para gestión de casos de prueba).</w:t>
+            </w:r>
+          </w:p>
+          <w:p>
+            <w:pPr>
+              <w:pStyle w:val="NoSpacing"/>
+              <w:ind w:left="0"/>
+              <w:jc w:val="both"/>
+              <w:rPr>
+                <w:szCs w:val="22"/>
+                <w:lang w:val="es-MX"/>
+              </w:rPr>
+            </w:pPr>
+            <w:r>
+              <w:rPr>
+                <w:sz w:val="18"/>
+                <w:szCs w:val="20"/>
+                <w:lang w:val="es-MX"/>
+              </w:rPr>
+              <w:t>• Realizo seguimiento y control de pruebas manuales y de regresión.</w:t>
+            </w:r>
+          </w:p>
+          <w:p>
+            <w:pPr>
+              <w:pStyle w:val="NoSpacing"/>
+              <w:ind w:left="0"/>
+              <w:jc w:val="both"/>
+              <w:rPr>
+                <w:szCs w:val="22"/>
+                <w:lang w:val="es-MX"/>
+              </w:rPr>
+            </w:pPr>
+            <w:r>
+              <w:rPr>
+                <w:sz w:val="18"/>
+                <w:szCs w:val="20"/>
+                <w:lang w:val="es-MX"/>
+              </w:rPr>
+              <w:t>• Hago seguimiento y levanto defectos en Mantis (Sistema de gestión de incidencias).</w:t>
+            </w:r>
+          </w:p>
+          <w:p>
+            <w:pPr>
+              <w:pStyle w:val="NoSpacing"/>
+              <w:ind w:left="0"/>
+              <w:jc w:val="both"/>
+              <w:rPr>
+                <w:szCs w:val="22"/>
+                <w:lang w:val="es-MX"/>
+              </w:rPr>
+            </w:pPr>
+            <w:r>
+              <w:rPr>
+                <w:sz w:val="18"/>
+                <w:szCs w:val="20"/>
+                <w:lang w:val="es-MX"/>
+              </w:rPr>
+              <w:t>• Analizo y diseño documentación para generación de matrices de casos de prueba.</w:t>
+            </w:r>
+          </w:p>
+          <w:p>
+            <w:pPr>
+              <w:pStyle w:val="NoSpacing"/>
+              <w:ind w:left="0"/>
+              <w:jc w:val="both"/>
+              <w:rPr>
+                <w:szCs w:val="22"/>
+                <w:lang w:val="es-MX"/>
+              </w:rPr>
+            </w:pPr>
+            <w:r>
+              <w:rPr>
+                <w:sz w:val="18"/>
+                <w:szCs w:val="20"/>
+                <w:lang w:val="es-MX"/>
+              </w:rPr>
+              <w:t>• Genero casos de prueba aplicando técnicas de diseño de casos de prueba.</w:t>
+            </w:r>
+          </w:p>
+          <w:p>
+            <w:pPr>
+              <w:pStyle w:val="NoSpacing"/>
+              <w:ind w:left="0"/>
+              <w:jc w:val="both"/>
+              <w:rPr>
+                <w:szCs w:val="22"/>
+                <w:lang w:val="es-MX"/>
+              </w:rPr>
+            </w:pPr>
+            <w:r>
+              <w:rPr>
+                <w:sz w:val="18"/>
+                <w:szCs w:val="20"/>
+                <w:lang w:val="es-MX"/>
+              </w:rPr>
+              <w:t>• Hago seguimiento y control de pruebas manuales y de regresión.</w:t>
+            </w:r>
+          </w:p>
+          <w:p>
+            <w:pPr>
+              <w:pStyle w:val="NoSpacing"/>
+              <w:ind w:left="0"/>
+              <w:jc w:val="both"/>
+              <w:rPr>
+                <w:szCs w:val="22"/>
+                <w:lang w:val="es-MX"/>
+              </w:rPr>
+            </w:pPr>
+            <w:r>
+              <w:rPr>
+                <w:sz w:val="18"/>
+                <w:szCs w:val="20"/>
+                <w:lang w:val="es-MX"/>
+              </w:rPr>
+              <w:t>• Creo scripts para consulta de datos en BDD.</w:t>
+            </w:r>
+          </w:p>
+          <w:p>
+            <w:pPr>
+              <w:pStyle w:val="NoSpacing"/>
+              <w:ind w:left="0"/>
+              <w:jc w:val="both"/>
+              <w:rPr>
+                <w:szCs w:val="22"/>
+                <w:lang w:val="es-MX"/>
+              </w:rPr>
+            </w:pPr>
+            <w:r>
+              <w:rPr>
+                <w:sz w:val="18"/>
+                <w:szCs w:val="20"/>
+                <w:lang w:val="es-MX"/>
+              </w:rPr>
+              <w:t xml:space="preserve">• Genero peer </w:t>
+            </w:r>
+            <w:proofErr w:type="spellStart"/>
+            <w:r>
+              <w:rPr>
+                <w:sz w:val="18"/>
+                <w:szCs w:val="20"/>
+                <w:lang w:val="es-MX"/>
+              </w:rPr>
+              <w:t>reviews</w:t>
+            </w:r>
+            <w:proofErr w:type="spellEnd"/>
+            <w:r>
+              <w:rPr>
+                <w:sz w:val="18"/>
+                <w:szCs w:val="20"/>
+                <w:lang w:val="es-MX"/>
+              </w:rPr>
+              <w:t xml:space="preserve"> para garantizar la calidad de entregables de diseño.</w:t>
+            </w:r>
+          </w:p>
+          <w:p>
+            <w:pPr>
+              <w:pStyle w:val="NoSpacing"/>
+              <w:ind w:left="0"/>
+              <w:jc w:val="both"/>
+              <w:rPr>
+                <w:szCs w:val="22"/>
+                <w:lang w:val="es-MX"/>
+              </w:rPr>
+            </w:pPr>
+            <w:r>
+              <w:rPr>
+                <w:sz w:val="18"/>
+                <w:szCs w:val="20"/>
+                <w:lang w:val="es-MX"/>
+              </w:rPr>
+              <w:t>• Genero diagramas para entendimiento y revisión con usuarios.</w:t>
+            </w:r>
+          </w:p>
+          <w:p>
+            <w:pPr>
+              <w:pStyle w:val="NoSpacing"/>
+              <w:ind w:left="0"/>
+              <w:jc w:val="both"/>
+              <w:rPr>
+                <w:szCs w:val="22"/>
+                <w:lang w:val="es-MX"/>
+              </w:rPr>
+            </w:pPr>
+            <w:r>
+              <w:rPr>
+                <w:sz w:val="18"/>
+                <w:szCs w:val="20"/>
+                <w:lang w:val="es-MX"/>
+              </w:rPr>
+              <w:t>• Genero matrices de datos y trazabilidad.</w:t>
+            </w:r>
+          </w:p>
+          <w:p>
+            <w:pPr>
+              <w:pStyle w:val="NoSpacing"/>
+              <w:ind w:left="0"/>
+              <w:jc w:val="both"/>
+              <w:rPr>
+                <w:szCs w:val="22"/>
+                <w:lang w:val="es-MX"/>
+              </w:rPr>
+            </w:pPr>
+            <w:r>
+              <w:rPr>
+                <w:sz w:val="18"/>
+                <w:szCs w:val="20"/>
+                <w:lang w:val="es-MX"/>
+              </w:rPr>
+              <w:t xml:space="preserve">• Hago seguimiento y asigno tareas en Jira (Herramienta de gestión ágil y seguimiento de </w:t>
+            </w:r>
+            <w:proofErr w:type="spellStart"/>
+            <w:r>
+              <w:rPr>
+                <w:sz w:val="18"/>
+                <w:szCs w:val="20"/>
+                <w:lang w:val="es-MX"/>
+              </w:rPr>
+              <w:t>issues</w:t>
+            </w:r>
+            <w:proofErr w:type="spellEnd"/>
+            <w:r>
+              <w:rPr>
+                <w:sz w:val="18"/>
+                <w:szCs w:val="20"/>
+                <w:lang w:val="es-MX"/>
+              </w:rPr>
+              <w:t>/</w:t>
+            </w:r>
+            <w:proofErr w:type="spellStart"/>
+            <w:r>
+              <w:rPr>
+                <w:sz w:val="18"/>
+                <w:szCs w:val="20"/>
+                <w:lang w:val="es-MX"/>
+              </w:rPr>
+              <w:t>sprints</w:t>
+            </w:r>
+            <w:proofErr w:type="spellEnd"/>
+            <w:r>
+              <w:rPr>
+                <w:sz w:val="18"/>
+                <w:szCs w:val="20"/>
+                <w:lang w:val="es-MX"/>
+              </w:rPr>
+              <w:t>).</w:t>
+            </w:r>
+          </w:p>
+          <w:p>
+            <w:pPr>
+              <w:pStyle w:val="NoSpacing"/>
+              <w:ind w:left="0"/>
+              <w:jc w:val="both"/>
+              <w:rPr>
+                <w:szCs w:val="22"/>
+                <w:lang w:val="es-MX"/>
+              </w:rPr>
+            </w:pPr>
+            <w:r>
+              <w:rPr>
+                <w:sz w:val="18"/>
+                <w:szCs w:val="20"/>
+                <w:lang w:val="es-MX"/>
+              </w:rPr>
+              <w:t>• Creo FMEA para identificación y mitigación de riesgos.</w:t>
+            </w:r>
+          </w:p>
+          <w:p>
+            <w:pPr>
+              <w:pStyle w:val="NoSpacing"/>
+              <w:ind w:left="0"/>
+              <w:jc w:val="both"/>
+              <w:rPr>
+                <w:szCs w:val="22"/>
+                <w:lang w:val="es-MX"/>
+              </w:rPr>
+            </w:pPr>
+            <w:r>
+              <w:rPr>
+                <w:sz w:val="18"/>
+                <w:szCs w:val="20"/>
+                <w:lang w:val="es-MX"/>
+              </w:rPr>
+              <w:t>• Planifico y organizo pruebas desde la etapa de análisis hasta el cierre.</w:t>
             </w:r>
           </w:p>
           <w:p>
@@ -1139,7 +1633,7 @@
                 <w:szCs w:val="18"/>
                 <w:lang w:val="es-MX"/>
               </w:rPr>
-              <w:t>02 agosto 2022</w:t>
+              <w:t>2 agosto 2022</w:t>
             </w:r>
           </w:p>
         </w:tc>
@@ -1270,7 +1764,7 @@
                 <w:szCs w:val="20"/>
                 <w:lang w:val="es-MX"/>
               </w:rPr>
-              <w:t>• Analicé y diseñé documentación para generación de matrices de casos de prueba.</w:t>
+              <w:t>• Analizo y diseño documentación para generación de matrices de casos de prueba.</w:t>
             </w:r>
           </w:p>
           <w:p>
@@ -1289,7 +1783,7 @@
                 <w:szCs w:val="20"/>
                 <w:lang w:val="es-MX"/>
               </w:rPr>
-              <w:t>• Generé casos de prueba aplicando técnicas de diseño de casos de prueba.</w:t>
+              <w:t>• Genero casos de prueba aplicando técnicas de diseño de casos de prueba.</w:t>
             </w:r>
           </w:p>
           <w:p>
@@ -1308,7 +1802,7 @@
                 <w:szCs w:val="20"/>
                 <w:lang w:val="es-MX"/>
               </w:rPr>
-              <w:t>• Realicé seguimiento y control de pruebas manuales y de regresión.</w:t>
+              <w:t>• Hago seguimiento y control de pruebas manuales y de regresión.</w:t>
             </w:r>
           </w:p>
           <w:p>
@@ -1327,7 +1821,7 @@
                 <w:szCs w:val="20"/>
                 <w:lang w:val="es-MX"/>
               </w:rPr>
-              <w:t>• Creé scripts para consulta de datos en BDD.</w:t>
+              <w:t>• Creo scripts para consulta de datos en BDD.</w:t>
             </w:r>
           </w:p>
           <w:p>
@@ -1346,7 +1840,7 @@
                 <w:szCs w:val="20"/>
                 <w:lang w:val="es-MX"/>
               </w:rPr>
-              <w:t xml:space="preserve">• Generé peer </w:t>
+              <w:t xml:space="preserve">• Genero peer </w:t>
             </w:r>
             <w:proofErr w:type="spellStart"/>
             <w:r>
@@ -1355,7 +1849,7 @@
                 <w:szCs w:val="20"/>
                 <w:lang w:val="es-MX"/>
               </w:rPr>
-              <w:t>review</w:t>
+              <w:t>reviews</w:t>
             </w:r>
             <w:proofErr w:type="spellEnd"/>
             <w:r>
@@ -1364,7 +1858,7 @@
                 <w:szCs w:val="20"/>
                 <w:lang w:val="es-MX"/>
               </w:rPr>
-              <w:t xml:space="preserve"> para garantizar calidad de entregables de diseño.</w:t>
+              <w:t xml:space="preserve"> para garantizar la calidad de entregables de diseño.</w:t>
             </w:r>
           </w:p>
           <w:p>
@@ -1383,7 +1877,7 @@
                 <w:szCs w:val="20"/>
                 <w:lang w:val="es-MX"/>
               </w:rPr>
-              <w:t>• Generé diagramas para entendimiento y revisión con usuarios.</w:t>
+              <w:t>• Genero diagramas para entendimiento y revisión con usuarios.</w:t>
             </w:r>
           </w:p>
           <w:p>
@@ -1402,7 +1896,7 @@
                 <w:szCs w:val="20"/>
                 <w:lang w:val="es-MX"/>
               </w:rPr>
-              <w:t>• Generé matrices de datos y trazabilidad.</w:t>
+              <w:t>• Genero matrices de datos y trazabilidad.</w:t>
             </w:r>
           </w:p>
           <w:p>
@@ -1421,7 +1915,43 @@
                 <w:szCs w:val="20"/>
                 <w:lang w:val="es-MX"/>
               </w:rPr>
-              <w:t>• Realicé seguimiento y asignación de tareas en Jira.</w:t>
+              <w:t xml:space="preserve">• Hago seguimiento y asigno tareas en Jira (Herramienta de gestión ágil y seguimiento de </w:t>
+            </w:r>
+            <w:proofErr w:type="spellStart"/>
+            <w:r>
+              <w:rPr>
+                <w:sz w:val="18"/>
+                <w:szCs w:val="20"/>
+                <w:lang w:val="es-MX"/>
+              </w:rPr>
+              <w:t>issues</w:t>
+            </w:r>
+            <w:proofErr w:type="spellEnd"/>
+            <w:r>
+              <w:rPr>
+                <w:sz w:val="18"/>
+                <w:szCs w:val="20"/>
+                <w:lang w:val="es-MX"/>
+              </w:rPr>
+              <w:t>/</w:t>
+            </w:r>
+            <w:proofErr w:type="spellStart"/>
+            <w:r>
+              <w:rPr>
+                <w:sz w:val="18"/>
+                <w:szCs w:val="20"/>
+                <w:lang w:val="es-MX"/>
+              </w:rPr>
+              <w:t>sprints</w:t>
+            </w:r>
+            <w:proofErr w:type="spellEnd"/>
+            <w:r>
+              <w:rPr>
+                <w:sz w:val="18"/>
+                <w:szCs w:val="20"/>
+                <w:lang w:val="es-MX"/>
+              </w:rPr>
+              <w:t>).</w:t>
             </w:r>
           </w:p>
           <w:p>
@@ -1440,7 +1970,7 @@
                 <w:szCs w:val="20"/>
                 <w:lang w:val="es-MX"/>
               </w:rPr>
-              <w:t>• Creé FMEA para identificación y mitigación de riesgos.</w:t>
+              <w:t>• Creo FMEA para identificación y mitigación de riesgos.</w:t>
             </w:r>
           </w:p>
           <w:p>
@@ -1459,7 +1989,7 @@
                 <w:szCs w:val="20"/>
                 <w:lang w:val="es-MX"/>
               </w:rPr>
-              <w:t>• Planifiqué y organicé pruebas desde la etapa de análisis hasta el cierre.</w:t>
+              <w:t>• Planifico y organizo pruebas desde la etapa de análisis hasta el cierre.</w:t>
             </w:r>
           </w:p>
           <w:p>
@@ -1484,6 +2014,253 @@
           <w:sz w:val="18"/>
           <w:szCs w:val="18"/>
           <w:lang w:val="es-419"/>
+        </w:rPr>
+      </w:pPr>
+    </w:p>
+    <w:p>
+      <w:pPr>
+        <w:jc w:val="both"/>
+        <w:rPr>
+          <w:rFonts w:ascii="Arial" w:hAnsi="Arial" w:cs="Arial"/>
+          <w:bCs/>
+          <w:sz w:val="18"/>
+          <w:szCs w:val="18"/>
+          <w:lang w:val="es-MX"/>
+        </w:rPr>
+      </w:pPr>
+    </w:p>
+    <w:p>
+      <w:pPr>
+        <w:rPr>
+          <w:rFonts w:ascii="Arial" w:hAnsi="Arial" w:cs="Arial"/>
+          <w:b/>
+          <w:sz w:val="18"/>
+          <w:szCs w:val="18"/>
+          <w:u w:val="single"/>
+        </w:rPr>
+      </w:pPr>
+      <w:r>
+        <w:rPr>
+          <w:rFonts w:ascii="Arial" w:hAnsi="Arial" w:cs="Arial"/>
+          <w:b/>
+          <w:sz w:val="18"/>
+          <w:szCs w:val="18"/>
+          <w:u w:val="single"/>
+        </w:rPr>
+        <w:t>HERRAMIENTAS CONOCIDAS</w:t>
+      </w:r>
+    </w:p>
+    <w:p>
+      <w:pPr>
+        <w:rPr>
+          <w:rFonts w:ascii="Arial" w:hAnsi="Arial" w:cs="Arial"/>
+          <w:b/>
+          <w:sz w:val="18"/>
+          <w:szCs w:val="18"/>
+          <w:u w:val="single"/>
+        </w:rPr>
+      </w:pPr>
+    </w:p>
+    <w:tbl>
+      <w:tblPr>
+        <w:tblW w:w="0" w:type="auto"/>
+        <w:tblInd w:w="-72" w:type="dxa"/>
+        <w:tblBorders>
+          <w:top w:val="single" w:sz="4" w:space="0" w:color="auto"/>
+          <w:left w:val="single" w:sz="4" w:space="0" w:color="auto"/>
+          <w:bottom w:val="single" w:sz="4" w:space="0" w:color="auto"/>
+          <w:right w:val="single" w:sz="4" w:space="0" w:color="auto"/>
+          <w:insideH w:val="single" w:sz="4" w:space="0" w:color="auto"/>
+          <w:insideV w:val="single" w:sz="4" w:space="0" w:color="auto"/>
+        </w:tblBorders>
+        <w:tblLook w:val="0000" w:firstRow="0" w:lastRow="0" w:firstColumn="0" w:lastColumn="0" w:noHBand="0" w:noVBand="0"/>
+      </w:tblPr>
+      <w:tblGrid>
+        <w:gridCol w:w="9850"/>
+      </w:tblGrid>
+      <w:tr>
+        <w:trPr>
+          <w:trHeight w:val="300"/>
+        </w:trPr>
+        <w:tc>
+          <w:tcPr>
+            <w:tcW w:w="9850" w:type="dxa"/>
+          </w:tcPr>
+          <w:p>
+            <w:pPr>
+              <w:rPr>
+                <w:rFonts w:ascii="Arial" w:hAnsi="Arial" w:cs="Arial"/>
+                <w:sz w:val="18"/>
+                <w:szCs w:val="18"/>
+                <w:lang w:val="es-MX"/>
+              </w:rPr>
+            </w:pPr>
+            <w:r>
+              <w:rPr>
+                <w:rFonts w:ascii="Arial" w:hAnsi="Arial" w:cs="Arial"/>
+                <w:bCs/>
+                <w:sz w:val="18"/>
+                <w:szCs w:val="18"/>
+                <w:lang w:val="es-MX"/>
+              </w:rPr>
+              <w:t xml:space="preserve">- </w:t>
+            </w:r>
+            <w:proofErr w:type="spellStart"/>
+            <w:r>
+              <w:rPr>
+                <w:rFonts w:ascii="Arial" w:hAnsi="Arial" w:cs="Arial"/>
+                <w:bCs/>
+                <w:sz w:val="18"/>
+                <w:szCs w:val="18"/>
+                <w:lang w:val="es-MX"/>
+              </w:rPr>
+              <w:t>Testlink</w:t>
+            </w:r>
+            <w:proofErr w:type="spellEnd"/>
+          </w:p>
+        </w:tc>
+      </w:tr>
+      <w:tr>
+        <w:trPr>
+          <w:trHeight w:val="300"/>
+        </w:trPr>
+        <w:tc>
+          <w:tcPr>
+            <w:tcW w:w="9850" w:type="dxa"/>
+          </w:tcPr>
+          <w:p>
+            <w:pPr>
+              <w:rPr>
+                <w:rFonts w:ascii="Arial" w:hAnsi="Arial" w:cs="Arial"/>
+                <w:sz w:val="18"/>
+                <w:szCs w:val="18"/>
+                <w:lang w:val="es-MX"/>
+              </w:rPr>
+            </w:pPr>
+            <w:r>
+              <w:rPr>
+                <w:rFonts w:ascii="Arial" w:hAnsi="Arial" w:cs="Arial"/>
+                <w:bCs/>
+                <w:sz w:val="18"/>
+                <w:szCs w:val="18"/>
+                <w:lang w:val="es-MX"/>
+              </w:rPr>
+              <w:t>- Mantis</w:t>
+            </w:r>
+          </w:p>
+        </w:tc>
+      </w:tr>
+      <w:tr>
+        <w:trPr>
+          <w:trHeight w:val="300"/>
+        </w:trPr>
+        <w:tc>
+          <w:tcPr>
+            <w:tcW w:w="9850" w:type="dxa"/>
+          </w:tcPr>
+          <w:p>
+            <w:pPr>
+              <w:rPr>
+                <w:rFonts w:ascii="Arial" w:hAnsi="Arial" w:cs="Arial"/>
+                <w:sz w:val="18"/>
+                <w:szCs w:val="18"/>
+                <w:lang w:val="es-MX"/>
+              </w:rPr>
+            </w:pPr>
+            <w:r>
+              <w:rPr>
+                <w:rFonts w:ascii="Arial" w:hAnsi="Arial" w:cs="Arial"/>
+                <w:bCs/>
+                <w:sz w:val="18"/>
+                <w:szCs w:val="18"/>
+                <w:lang w:val="es-MX"/>
+              </w:rPr>
+              <w:t>- Jira</w:t>
+            </w:r>
+          </w:p>
+        </w:tc>
+      </w:tr>
+      <w:tr>
+        <w:trPr>
+          <w:trHeight w:val="300"/>
+        </w:trPr>
+        <w:tc>
+          <w:tcPr>
+            <w:tcW w:w="9850" w:type="dxa"/>
+          </w:tcPr>
+          <w:p>
+            <w:pPr>
+              <w:rPr>
+                <w:rFonts w:ascii="Arial" w:hAnsi="Arial" w:cs="Arial"/>
+                <w:sz w:val="18"/>
+                <w:szCs w:val="18"/>
+                <w:lang w:val="es-MX"/>
+              </w:rPr>
+            </w:pPr>
+            <w:r>
+              <w:rPr>
+                <w:rFonts w:ascii="Arial" w:hAnsi="Arial" w:cs="Arial"/>
+                <w:bCs/>
+                <w:sz w:val="18"/>
+                <w:szCs w:val="18"/>
+                <w:lang w:val="es-MX"/>
+              </w:rPr>
+              <w:t>- SQL</w:t>
+            </w:r>
+          </w:p>
+        </w:tc>
+      </w:tr>
+      <w:tr>
+        <w:trPr>
+          <w:trHeight w:val="300"/>
+        </w:trPr>
+        <w:tc>
+          <w:tcPr>
+            <w:tcW w:w="9850" w:type="dxa"/>
+          </w:tcPr>
+          <w:p>
+            <w:pPr>
+              <w:rPr>
+                <w:rFonts w:ascii="Arial" w:hAnsi="Arial" w:cs="Arial"/>
+                <w:sz w:val="18"/>
+                <w:szCs w:val="18"/>
+                <w:lang w:val="es-MX"/>
+              </w:rPr>
+            </w:pPr>
+            <w:r>
+              <w:rPr>
+                <w:rFonts w:ascii="Arial" w:hAnsi="Arial" w:cs="Arial"/>
+                <w:bCs/>
+                <w:sz w:val="18"/>
+                <w:szCs w:val="18"/>
+                <w:lang w:val="es-MX"/>
+              </w:rPr>
+              <w:t>- Oracle</w:t>
+            </w:r>
+          </w:p>
+        </w:tc>
+      </w:tr>
+    </w:tbl>
+    <w:p>
+      <w:pPr>
+        <w:rPr>
+          <w:rFonts w:ascii="Arial" w:hAnsi="Arial" w:cs="Arial"/>
+          <w:b/>
+          <w:sz w:val="18"/>
+          <w:szCs w:val="18"/>
+          <w:u w:val="single"/>
+        </w:rPr>
+      </w:pPr>
+    </w:p>
+    <w:p>
+      <w:pPr>
+        <w:jc w:val="both"/>
+        <w:rPr>
+          <w:rFonts w:ascii="Arial" w:hAnsi="Arial" w:cs="Arial"/>
+          <w:bCs/>
+          <w:sz w:val="18"/>
+          <w:szCs w:val="18"/>
+          <w:lang w:val="es-MX"/>
         </w:rPr>
       </w:pPr>
     </w:p>
@@ -1572,7 +2349,29 @@
           <w:szCs w:val="18"/>
           <w:lang w:val="es-MX"/>
         </w:rPr>
-        <w:t>Durante este período me desempeñé como Líder de pruebas y Tester Sr., asumiendo responsabilidades de planeación, diseño y ejecución de pruebas, gestión de equipos y coordinación de actividades de prueba. Realicé estimaciones de esfuerzo, generación y revisión de matrices y planes de prueba, seguimiento y gestión de incidencias, soporte en pruebas de aceptación y reporte de métricas. Participé en la coordinación de automatización y en consultas a bases de datos para validación, manteniendo comunicación con partes interesadas y asegurando control de calidad en los entregables.</w:t>
+        <w:t>Durante este período asumí responsabilidades orientadas a la calidad del software y la coordinación de equipos de pruebas. Me desempeñé como Líder de pruebas, Tester Sr. y gestor de proyectos TI, donde planifiqué, diseñé y supervisé la ejecución de pruebas funcionales, de regresión y de aceptación, además de liderar la generación de matrices, trazabilidad y reportes de estatus. Fomenté la colaboración con Partes interesadas (</w:t>
+      </w:r>
+      <w:proofErr w:type="spellStart"/>
+      <w:r>
+        <w:rPr>
+          <w:rFonts w:ascii="Arial" w:hAnsi="Arial" w:cs="Arial"/>
+          <w:bCs/>
+          <w:sz w:val="18"/>
+          <w:szCs w:val="18"/>
+          <w:lang w:val="es-MX"/>
+        </w:rPr>
+        <w:t>Stakeholders</w:t>
+      </w:r>
+      <w:proofErr w:type="spellEnd"/>
+      <w:r>
+        <w:rPr>
+          <w:rFonts w:ascii="Arial" w:hAnsi="Arial" w:cs="Arial"/>
+          <w:bCs/>
+          <w:sz w:val="18"/>
+          <w:szCs w:val="18"/>
+          <w:lang w:val="es-MX"/>
+        </w:rPr>
+        <w:t>), apoyé la validación de requisitos y gestioné la resolución de incidencias.</w:t>
       </w:r>
     </w:p>
     <w:p>
@@ -1615,8 +2414,20 @@
           <w:b/>
           <w:sz w:val="18"/>
           <w:szCs w:val="18"/>
+          <w:u w:val="single"/>
           <w:lang w:val="es-MX"/>
         </w:rPr>
+        <w:br w:type="page"/>
+      </w:r>
+      <w:r>
+        <w:rPr>
+          <w:rFonts w:ascii="Arial" w:hAnsi="Arial" w:cs="Arial"/>
+          <w:b/>
+          <w:sz w:val="18"/>
+          <w:szCs w:val="18"/>
+          <w:lang w:val="es-MX"/>
+        </w:rPr>
+        <w:lastRenderedPageBreak/>
         <w:t xml:space="preserve"> </w:t>
       </w:r>
     </w:p>
@@ -1842,7 +2653,27 @@
                 <w:szCs w:val="18"/>
                 <w:lang w:val="es-MX"/>
               </w:rPr>
-              <w:t>18/09/2017</w:t>
+              <w:t>18/09</w:t>
+            </w:r>
+            <w:r>
+              <w:rPr>
+                <w:rFonts w:ascii="Arial" w:hAnsi="Arial" w:cs="Arial"/>
+                <w:bCs/>
+                <w:sz w:val="18"/>
+                <w:szCs w:val="18"/>
+                <w:lang w:val="es-MX"/>
+              </w:rPr>
+              <w:t>/</w:t>
+            </w:r>
+            <w:r>
+              <w:rPr>
+                <w:rFonts w:ascii="Arial" w:hAnsi="Arial" w:cs="Arial"/>
+                <w:bCs/>
+                <w:sz w:val="18"/>
+                <w:szCs w:val="18"/>
+                <w:lang w:val="es-MX"/>
+              </w:rPr>
+              <w:t>2017</w:t>
             </w:r>
           </w:p>
         </w:tc>
@@ -1922,23 +2753,45 @@
               <w:spacing w:after="40"/>
               <w:ind w:right="51"/>
               <w:rPr>
+                <w:rFonts w:ascii="Arial" w:hAnsi="Arial" w:cs="Arial"/>
+                <w:bCs/>
+                <w:sz w:val="18"/>
+                <w:szCs w:val="18"/>
+                <w:lang w:val="en-US"/>
+              </w:rPr>
+            </w:pPr>
+            <w:r>
+              <w:rPr>
                 <w:rFonts w:ascii="Arial" w:eastAsia="Times New Roman" w:hAnsi="Arial" w:cs="Arial"/>
                 <w:bCs/>
                 <w:sz w:val="18"/>
                 <w:szCs w:val="18"/>
                 <w:lang w:val="en-US" w:eastAsia="es-ES"/>
               </w:rPr>
-            </w:pPr>
-            <w:r>
-              <w:rPr>
-                <w:rFonts w:ascii="Arial" w:eastAsia="Times New Roman" w:hAnsi="Arial" w:cs="Arial"/>
+              <w:t xml:space="preserve">- </w:t>
+            </w:r>
+            <w:r>
+              <w:rPr>
+                <w:rFonts w:ascii="Arial" w:hAnsi="Arial" w:cs="Arial"/>
                 <w:bCs/>
                 <w:sz w:val="18"/>
                 <w:szCs w:val="18"/>
-                <w:lang w:val="en-US" w:eastAsia="es-ES"/>
-              </w:rPr>
-              <w:t>- Scrum Foundation Professional Certificate (SFPC)</w:t>
-            </w:r>
+                <w:lang w:val="en-US"/>
+              </w:rPr>
+              <w:t xml:space="preserve">Certified Scrum Master - </w:t>
+            </w:r>
+            <w:proofErr w:type="spellStart"/>
+            <w:r>
+              <w:rPr>
+                <w:rFonts w:ascii="Arial" w:hAnsi="Arial" w:cs="Arial"/>
+                <w:bCs/>
+                <w:sz w:val="18"/>
+                <w:szCs w:val="18"/>
+                <w:lang w:val="en-US"/>
+              </w:rPr>
+              <w:t>ScrumAlliance</w:t>
+            </w:r>
+            <w:proofErr w:type="spellEnd"/>
           </w:p>
         </w:tc>
         <w:tc>
@@ -1951,7 +2804,7 @@
                 <w:rFonts w:ascii="Arial" w:hAnsi="Arial" w:cs="Arial"/>
                 <w:sz w:val="18"/>
                 <w:szCs w:val="18"/>
-                <w:lang w:val="en-US"/>
+                <w:lang w:val="es-MX"/>
               </w:rPr>
             </w:pPr>
             <w:r>
@@ -1959,18 +2812,18 @@
                 <w:rFonts w:ascii="Arial" w:hAnsi="Arial" w:cs="Arial"/>
                 <w:sz w:val="18"/>
                 <w:szCs w:val="18"/>
-                <w:lang w:val="en-US"/>
-              </w:rPr>
-              <w:t xml:space="preserve"> </w:t>
+                <w:lang w:val="es-MX"/>
+              </w:rPr>
+              <w:t>202</w:t>
             </w:r>
             <w:r>
               <w:rPr>
                 <w:rFonts w:ascii="Arial" w:hAnsi="Arial" w:cs="Arial"/>
                 <w:sz w:val="18"/>
                 <w:szCs w:val="18"/>
-                <w:lang w:val="en-US"/>
-              </w:rPr>
-              <w:t>2020</w:t>
+                <w:lang w:val="es-MX"/>
+              </w:rPr>
+              <w:t>6-2028</w:t>
             </w:r>
           </w:p>
         </w:tc>
@@ -2066,7 +2919,51 @@
                 <w:szCs w:val="18"/>
                 <w:lang w:val="es-MX"/>
               </w:rPr>
-              <w:t>- ISTQB Certified Tester Advanced Level - Test Manager - Junta Internacional de Calificaciones de Pruebas de Software (ISTQB)</w:t>
+              <w:t xml:space="preserve">- ISTQB </w:t>
+            </w:r>
+            <w:proofErr w:type="spellStart"/>
+            <w:r>
+              <w:rPr>
+                <w:rFonts w:ascii="Arial" w:hAnsi="Arial" w:cs="Arial"/>
+                <w:bCs/>
+                <w:sz w:val="18"/>
+                <w:szCs w:val="18"/>
+                <w:lang w:val="es-MX"/>
+              </w:rPr>
+              <w:t>Certified</w:t>
+            </w:r>
+            <w:proofErr w:type="spellEnd"/>
+            <w:r>
+              <w:rPr>
+                <w:rFonts w:ascii="Arial" w:hAnsi="Arial" w:cs="Arial"/>
+                <w:bCs/>
+                <w:sz w:val="18"/>
+                <w:szCs w:val="18"/>
+                <w:lang w:val="es-MX"/>
+              </w:rPr>
+              <w:t xml:space="preserve"> Tester </w:t>
+            </w:r>
+            <w:proofErr w:type="spellStart"/>
+            <w:r>
+              <w:rPr>
+                <w:rFonts w:ascii="Arial" w:hAnsi="Arial" w:cs="Arial"/>
+                <w:bCs/>
+                <w:sz w:val="18"/>
+                <w:szCs w:val="18"/>
+                <w:lang w:val="es-MX"/>
+              </w:rPr>
+              <w:t>Advanced</w:t>
+            </w:r>
+            <w:proofErr w:type="spellEnd"/>
+            <w:r>
+              <w:rPr>
+                <w:rFonts w:ascii="Arial" w:hAnsi="Arial" w:cs="Arial"/>
+                <w:bCs/>
+                <w:sz w:val="18"/>
+                <w:szCs w:val="18"/>
+                <w:lang w:val="es-MX"/>
+              </w:rPr>
+              <w:t xml:space="preserve"> Level - Test Manager - Junta Internacional de Calificaciones de Pruebas de Software (ISTQB)</w:t>
             </w:r>
           </w:p>
         </w:tc>
@@ -2214,7 +3111,7 @@
                 <w:szCs w:val="18"/>
                 <w:lang w:val="es-MX"/>
               </w:rPr>
-              <w:t>Giovanni Barragán García</w:t>
+              <w:t>Giovanni Barragan Garcia</w:t>
             </w:r>
           </w:p>
           <w:p>
@@ -4430,6 +5327,119 @@
     </w:lvl>
   </w:abstractNum>
   <w:abstractNum w:abstractNumId="17" w15:restartNumberingAfterBreak="0">
+    <w:nsid w:val="256F4EBB"/>
+    <w:multiLevelType w:val="hybridMultilevel"/>
+    <w:tmpl w:val="2912FCBE"/>
+    <w:lvl w:ilvl="0" w:tplc="04090003">
+      <w:start w:val="1"/>
+      <w:numFmt w:val="bullet"/>
+      <w:lvlText w:val="o"/>
+      <w:lvlJc w:val="left"/>
+      <w:pPr>
+        <w:ind w:left="720" w:hanging="360"/>
+      </w:pPr>
+      <w:rPr>
+        <w:rFonts w:ascii="Courier New" w:hAnsi="Courier New" w:cs="Courier New" w:hint="default"/>
+      </w:rPr>
+    </w:lvl>
+    <w:lvl w:ilvl="1" w:tplc="04090003" w:tentative="1">
+      <w:start w:val="1"/>
+      <w:numFmt w:val="bullet"/>
+      <w:lvlText w:val="o"/>
+      <w:lvlJc w:val="left"/>
+      <w:pPr>
+        <w:ind w:left="1440" w:hanging="360"/>
+      </w:pPr>
+      <w:rPr>
+        <w:rFonts w:ascii="Courier New" w:hAnsi="Courier New" w:cs="Courier New" w:hint="default"/>
+      </w:rPr>
+    </w:lvl>
+    <w:lvl w:ilvl="2" w:tplc="04090005" w:tentative="1">
+      <w:start w:val="1"/>
+      <w:numFmt w:val="bullet"/>
+      <w:lvlText w:val=""/>
+      <w:lvlJc w:val="left"/>
+      <w:pPr>
+        <w:ind w:left="2160" w:hanging="360"/>
+      </w:pPr>
+      <w:rPr>
+        <w:rFonts w:ascii="Wingdings" w:hAnsi="Wingdings" w:hint="default"/>
+      </w:rPr>
+    </w:lvl>
+    <w:lvl w:ilvl="3" w:tplc="04090001" w:tentative="1">
+      <w:start w:val="1"/>
+      <w:numFmt w:val="bullet"/>
+      <w:lvlText w:val=""/>
+      <w:lvlJc w:val="left"/>
+      <w:pPr>
+        <w:ind w:left="2880" w:hanging="360"/>
+      </w:pPr>
+      <w:rPr>
+        <w:rFonts w:ascii="Symbol" w:hAnsi="Symbol" w:hint="default"/>
+      </w:rPr>
+    </w:lvl>
+    <w:lvl w:ilvl="4" w:tplc="04090003" w:tentative="1">
+      <w:start w:val="1"/>
+      <w:numFmt w:val="bullet"/>
+      <w:lvlText w:val="o"/>
+      <w:lvlJc w:val="left"/>
+      <w:pPr>
+        <w:ind w:left="3600" w:hanging="360"/>
+      </w:pPr>
+      <w:rPr>
+        <w:rFonts w:ascii="Courier New" w:hAnsi="Courier New" w:cs="Courier New" w:hint="default"/>
+      </w:rPr>
+    </w:lvl>
+    <w:lvl w:ilvl="5" w:tplc="04090005" w:tentative="1">
+      <w:start w:val="1"/>
+      <w:numFmt w:val="bullet"/>
+      <w:lvlText w:val=""/>
+      <w:lvlJc w:val="left"/>
+      <w:pPr>
+        <w:ind w:left="4320" w:hanging="360"/>
+      </w:pPr>
+      <w:rPr>
+        <w:rFonts w:ascii="Wingdings" w:hAnsi="Wingdings" w:hint="default"/>
+      </w:rPr>
+    </w:lvl>
+    <w:lvl w:ilvl="6" w:tplc="04090001" w:tentative="1">
+      <w:start w:val="1"/>
+      <w:numFmt w:val="bullet"/>
+      <w:lvlText w:val=""/>
+      <w:lvlJc w:val="left"/>
+      <w:pPr>
+        <w:ind w:left="5040" w:hanging="360"/>
+      </w:pPr>
+      <w:rPr>
+        <w:rFonts w:ascii="Symbol" w:hAnsi="Symbol" w:hint="default"/>
+      </w:rPr>
+    </w:lvl>
+    <w:lvl w:ilvl="7" w:tplc="04090003" w:tentative="1">
+      <w:start w:val="1"/>
+      <w:numFmt w:val="bullet"/>
+      <w:lvlText w:val="o"/>
+      <w:lvlJc w:val="left"/>
+      <w:pPr>
+        <w:ind w:left="5760" w:hanging="360"/>
+      </w:pPr>
+      <w:rPr>
+        <w:rFonts w:ascii="Courier New" w:hAnsi="Courier New" w:cs="Courier New" w:hint="default"/>
+      </w:rPr>
+    </w:lvl>
+    <w:lvl w:ilvl="8" w:tplc="04090005" w:tentative="1">
+      <w:start w:val="1"/>
+      <w:numFmt w:val="bullet"/>
+      <w:lvlText w:val=""/>
+      <w:lvlJc w:val="left"/>
+      <w:pPr>
+        <w:ind w:left="6480" w:hanging="360"/>
+      </w:pPr>
+      <w:rPr>
+        <w:rFonts w:ascii="Wingdings" w:hAnsi="Wingdings" w:hint="default"/>
+      </w:rPr>
+    </w:lvl>
+  </w:abstractNum>
+  <w:abstractNum w:abstractNumId="18" w15:restartNumberingAfterBreak="0">
     <w:nsid w:val="25A4433C"/>
     <w:multiLevelType w:val="hybridMultilevel"/>
     <w:tmpl w:val="358810DC"/>
@@ -4542,7 +5552,7 @@
       </w:rPr>
     </w:lvl>
   </w:abstractNum>
-  <w:abstractNum w:abstractNumId="18" w15:restartNumberingAfterBreak="0">
+  <w:abstractNum w:abstractNumId="19" w15:restartNumberingAfterBreak="0">
     <w:nsid w:val="25C23E8D"/>
     <w:multiLevelType w:val="hybridMultilevel"/>
     <w:tmpl w:val="DC6A4BB2"/>
@@ -4655,7 +5665,7 @@
       </w:rPr>
     </w:lvl>
   </w:abstractNum>
-  <w:abstractNum w:abstractNumId="19" w15:restartNumberingAfterBreak="0">
+  <w:abstractNum w:abstractNumId="20" w15:restartNumberingAfterBreak="0">
     <w:nsid w:val="282D7E8B"/>
     <w:multiLevelType w:val="hybridMultilevel"/>
     <w:tmpl w:val="660EC0E0"/>
@@ -4795,7 +5805,7 @@
       </w:rPr>
     </w:lvl>
   </w:abstractNum>
-  <w:abstractNum w:abstractNumId="20" w15:restartNumberingAfterBreak="0">
+  <w:abstractNum w:abstractNumId="21" w15:restartNumberingAfterBreak="0">
     <w:nsid w:val="2A4F6624"/>
     <w:multiLevelType w:val="hybridMultilevel"/>
     <w:tmpl w:val="7F660EF0"/>
@@ -4908,7 +5918,7 @@
       </w:rPr>
     </w:lvl>
   </w:abstractNum>
-  <w:abstractNum w:abstractNumId="21" w15:restartNumberingAfterBreak="0">
+  <w:abstractNum w:abstractNumId="22" w15:restartNumberingAfterBreak="0">
     <w:nsid w:val="2A971943"/>
     <w:multiLevelType w:val="hybridMultilevel"/>
     <w:tmpl w:val="940034D0"/>
@@ -5021,7 +6031,7 @@
       </w:rPr>
     </w:lvl>
   </w:abstractNum>
-  <w:abstractNum w:abstractNumId="22" w15:restartNumberingAfterBreak="0">
+  <w:abstractNum w:abstractNumId="23" w15:restartNumberingAfterBreak="0">
     <w:nsid w:val="36D70E59"/>
     <w:multiLevelType w:val="hybridMultilevel"/>
     <w:tmpl w:val="39304FFA"/>
@@ -5134,7 +6144,7 @@
       </w:rPr>
     </w:lvl>
   </w:abstractNum>
-  <w:abstractNum w:abstractNumId="23" w15:restartNumberingAfterBreak="0">
+  <w:abstractNum w:abstractNumId="24" w15:restartNumberingAfterBreak="0">
     <w:nsid w:val="3BA15D9D"/>
     <w:multiLevelType w:val="hybridMultilevel"/>
     <w:tmpl w:val="F35495EC"/>
@@ -5247,7 +6257,7 @@
       </w:rPr>
     </w:lvl>
   </w:abstractNum>
-  <w:abstractNum w:abstractNumId="24" w15:restartNumberingAfterBreak="0">
+  <w:abstractNum w:abstractNumId="25" w15:restartNumberingAfterBreak="0">
     <w:nsid w:val="3D9F3251"/>
     <w:multiLevelType w:val="hybridMultilevel"/>
     <w:tmpl w:val="ABB24E80"/>
@@ -5359,7 +6369,7 @@
       </w:rPr>
     </w:lvl>
   </w:abstractNum>
-  <w:abstractNum w:abstractNumId="25" w15:restartNumberingAfterBreak="0">
+  <w:abstractNum w:abstractNumId="26" w15:restartNumberingAfterBreak="0">
     <w:nsid w:val="3F224A8F"/>
     <w:multiLevelType w:val="hybridMultilevel"/>
     <w:tmpl w:val="906272EA"/>
@@ -5471,7 +6481,7 @@
       </w:rPr>
     </w:lvl>
   </w:abstractNum>
-  <w:abstractNum w:abstractNumId="26" w15:restartNumberingAfterBreak="0">
+  <w:abstractNum w:abstractNumId="27" w15:restartNumberingAfterBreak="0">
     <w:nsid w:val="40194115"/>
     <w:multiLevelType w:val="hybridMultilevel"/>
     <w:tmpl w:val="038C6204"/>
@@ -5584,7 +6594,7 @@
       </w:rPr>
     </w:lvl>
   </w:abstractNum>
-  <w:abstractNum w:abstractNumId="27" w15:restartNumberingAfterBreak="0">
+  <w:abstractNum w:abstractNumId="28" w15:restartNumberingAfterBreak="0">
     <w:nsid w:val="40FE0E3A"/>
     <w:multiLevelType w:val="hybridMultilevel"/>
     <w:tmpl w:val="105CE344"/>
@@ -5724,7 +6734,7 @@
       </w:rPr>
     </w:lvl>
   </w:abstractNum>
-  <w:abstractNum w:abstractNumId="28" w15:restartNumberingAfterBreak="0">
+  <w:abstractNum w:abstractNumId="29" w15:restartNumberingAfterBreak="0">
     <w:nsid w:val="474570A9"/>
     <w:multiLevelType w:val="hybridMultilevel"/>
     <w:tmpl w:val="C13E10E0"/>
@@ -5864,7 +6874,120 @@
       </w:rPr>
     </w:lvl>
   </w:abstractNum>
-  <w:abstractNum w:abstractNumId="29" w15:restartNumberingAfterBreak="0">
+  <w:abstractNum w:abstractNumId="30" w15:restartNumberingAfterBreak="0">
+    <w:nsid w:val="51CD6CCF"/>
+    <w:multiLevelType w:val="hybridMultilevel"/>
+    <w:tmpl w:val="10D07AE4"/>
+    <w:lvl w:ilvl="0" w:tplc="60DC532C">
+      <w:numFmt w:val="bullet"/>
+      <w:lvlText w:val="•"/>
+      <w:lvlJc w:val="left"/>
+      <w:pPr>
+        <w:ind w:left="720" w:hanging="360"/>
+      </w:pPr>
+      <w:rPr>
+        <w:rFonts w:ascii="Arial" w:eastAsia="Times New Roman" w:hAnsi="Arial" w:cs="Arial" w:hint="default"/>
+        <w:sz w:val="18"/>
+      </w:rPr>
+    </w:lvl>
+    <w:lvl w:ilvl="1" w:tplc="04090003" w:tentative="1">
+      <w:start w:val="1"/>
+      <w:numFmt w:val="bullet"/>
+      <w:lvlText w:val="o"/>
+      <w:lvlJc w:val="left"/>
+      <w:pPr>
+        <w:ind w:left="1440" w:hanging="360"/>
+      </w:pPr>
+      <w:rPr>
+        <w:rFonts w:ascii="Courier New" w:hAnsi="Courier New" w:cs="Courier New" w:hint="default"/>
+      </w:rPr>
+    </w:lvl>
+    <w:lvl w:ilvl="2" w:tplc="04090005" w:tentative="1">
+      <w:start w:val="1"/>
+      <w:numFmt w:val="bullet"/>
+      <w:lvlText w:val=""/>
+      <w:lvlJc w:val="left"/>
+      <w:pPr>
+        <w:ind w:left="2160" w:hanging="360"/>
+      </w:pPr>
+      <w:rPr>
+        <w:rFonts w:ascii="Wingdings" w:hAnsi="Wingdings" w:hint="default"/>
+      </w:rPr>
+    </w:lvl>
+    <w:lvl w:ilvl="3" w:tplc="04090001" w:tentative="1">
+      <w:start w:val="1"/>
+      <w:numFmt w:val="bullet"/>
+      <w:lvlText w:val=""/>
+      <w:lvlJc w:val="left"/>
+      <w:pPr>
+        <w:ind w:left="2880" w:hanging="360"/>
+      </w:pPr>
+      <w:rPr>
+        <w:rFonts w:ascii="Symbol" w:hAnsi="Symbol" w:hint="default"/>
+      </w:rPr>
+    </w:lvl>
+    <w:lvl w:ilvl="4" w:tplc="04090003" w:tentative="1">
+      <w:start w:val="1"/>
+      <w:numFmt w:val="bullet"/>
+      <w:lvlText w:val="o"/>
+      <w:lvlJc w:val="left"/>
+      <w:pPr>
+        <w:ind w:left="3600" w:hanging="360"/>
+      </w:pPr>
+      <w:rPr>
+        <w:rFonts w:ascii="Courier New" w:hAnsi="Courier New" w:cs="Courier New" w:hint="default"/>
+      </w:rPr>
+    </w:lvl>
+    <w:lvl w:ilvl="5" w:tplc="04090005" w:tentative="1">
+      <w:start w:val="1"/>
+      <w:numFmt w:val="bullet"/>
+      <w:lvlText w:val=""/>
+      <w:lvlJc w:val="left"/>
+      <w:pPr>
+        <w:ind w:left="4320" w:hanging="360"/>
+      </w:pPr>
+      <w:rPr>
+        <w:rFonts w:ascii="Wingdings" w:hAnsi="Wingdings" w:hint="default"/>
+      </w:rPr>
+    </w:lvl>
+    <w:lvl w:ilvl="6" w:tplc="04090001" w:tentative="1">
+      <w:start w:val="1"/>
+      <w:numFmt w:val="bullet"/>
+      <w:lvlText w:val=""/>
+      <w:lvlJc w:val="left"/>
+      <w:pPr>
+        <w:ind w:left="5040" w:hanging="360"/>
+      </w:pPr>
+      <w:rPr>
+        <w:rFonts w:ascii="Symbol" w:hAnsi="Symbol" w:hint="default"/>
+      </w:rPr>
+    </w:lvl>
+    <w:lvl w:ilvl="7" w:tplc="04090003" w:tentative="1">
+      <w:start w:val="1"/>
+      <w:numFmt w:val="bullet"/>
+      <w:lvlText w:val="o"/>
+      <w:lvlJc w:val="left"/>
+      <w:pPr>
+        <w:ind w:left="5760" w:hanging="360"/>
+      </w:pPr>
+      <w:rPr>
+        <w:rFonts w:ascii="Courier New" w:hAnsi="Courier New" w:cs="Courier New" w:hint="default"/>
+      </w:rPr>
+    </w:lvl>
+    <w:lvl w:ilvl="8" w:tplc="04090005" w:tentative="1">
+      <w:start w:val="1"/>
+      <w:numFmt w:val="bullet"/>
+      <w:lvlText w:val=""/>
+      <w:lvlJc w:val="left"/>
+      <w:pPr>
+        <w:ind w:left="6480" w:hanging="360"/>
+      </w:pPr>
+      <w:rPr>
+        <w:rFonts w:ascii="Wingdings" w:hAnsi="Wingdings" w:hint="default"/>
+      </w:rPr>
+    </w:lvl>
+  </w:abstractNum>
+  <w:abstractNum w:abstractNumId="31" w15:restartNumberingAfterBreak="0">
     <w:nsid w:val="551F5A88"/>
     <w:multiLevelType w:val="hybridMultilevel"/>
     <w:tmpl w:val="99C8193C"/>
@@ -5977,7 +7100,7 @@
       </w:rPr>
     </w:lvl>
   </w:abstractNum>
-  <w:abstractNum w:abstractNumId="30" w15:restartNumberingAfterBreak="0">
+  <w:abstractNum w:abstractNumId="32" w15:restartNumberingAfterBreak="0">
     <w:nsid w:val="575E754A"/>
     <w:multiLevelType w:val="hybridMultilevel"/>
     <w:tmpl w:val="DF125664"/>
@@ -6090,7 +7213,7 @@
       </w:rPr>
     </w:lvl>
   </w:abstractNum>
-  <w:abstractNum w:abstractNumId="31" w15:restartNumberingAfterBreak="0">
+  <w:abstractNum w:abstractNumId="33" w15:restartNumberingAfterBreak="0">
     <w:nsid w:val="604041B9"/>
     <w:multiLevelType w:val="singleLevel"/>
     <w:tmpl w:val="0C0A000B"/>
@@ -6110,7 +7233,7 @@
       </w:rPr>
     </w:lvl>
   </w:abstractNum>
-  <w:abstractNum w:abstractNumId="32" w15:restartNumberingAfterBreak="0">
+  <w:abstractNum w:abstractNumId="34" w15:restartNumberingAfterBreak="0">
     <w:nsid w:val="63FA2877"/>
     <w:multiLevelType w:val="hybridMultilevel"/>
     <w:tmpl w:val="40C661F4"/>
@@ -6223,7 +7346,7 @@
       </w:rPr>
     </w:lvl>
   </w:abstractNum>
-  <w:abstractNum w:abstractNumId="33" w15:restartNumberingAfterBreak="0">
+  <w:abstractNum w:abstractNumId="35" w15:restartNumberingAfterBreak="0">
     <w:nsid w:val="6B78304F"/>
     <w:multiLevelType w:val="hybridMultilevel"/>
     <w:tmpl w:val="083054EE"/>
@@ -6363,7 +7486,7 @@
       </w:rPr>
     </w:lvl>
   </w:abstractNum>
-  <w:abstractNum w:abstractNumId="34" w15:restartNumberingAfterBreak="0">
+  <w:abstractNum w:abstractNumId="36" w15:restartNumberingAfterBreak="0">
     <w:nsid w:val="715D5561"/>
     <w:multiLevelType w:val="hybridMultilevel"/>
     <w:tmpl w:val="427885C8"/>
@@ -6476,7 +7599,7 @@
       </w:rPr>
     </w:lvl>
   </w:abstractNum>
-  <w:abstractNum w:abstractNumId="35" w15:restartNumberingAfterBreak="0">
+  <w:abstractNum w:abstractNumId="37" w15:restartNumberingAfterBreak="0">
     <w:nsid w:val="71AF0D24"/>
     <w:multiLevelType w:val="hybridMultilevel"/>
     <w:tmpl w:val="C29201CE"/>
@@ -6618,7 +7741,7 @@
       </w:rPr>
     </w:lvl>
   </w:abstractNum>
-  <w:abstractNum w:abstractNumId="36" w15:restartNumberingAfterBreak="0">
+  <w:abstractNum w:abstractNumId="38" w15:restartNumberingAfterBreak="0">
     <w:nsid w:val="75FC0414"/>
     <w:multiLevelType w:val="multilevel"/>
     <w:tmpl w:val="505E9FAE"/>
@@ -6771,34 +7894,34 @@
     <w:abstractNumId w:val="12"/>
   </w:num>
   <w:num w:numId="2" w16cid:durableId="2074615347">
-    <w:abstractNumId w:val="31"/>
+    <w:abstractNumId w:val="33"/>
   </w:num>
   <w:num w:numId="3" w16cid:durableId="1009216674">
     <w:abstractNumId w:val="9"/>
   </w:num>
   <w:num w:numId="4" w16cid:durableId="873735337">
-    <w:abstractNumId w:val="28"/>
+    <w:abstractNumId w:val="29"/>
   </w:num>
   <w:num w:numId="5" w16cid:durableId="1661276372">
-    <w:abstractNumId w:val="33"/>
+    <w:abstractNumId w:val="35"/>
   </w:num>
   <w:num w:numId="6" w16cid:durableId="1104030831">
     <w:abstractNumId w:val="4"/>
   </w:num>
   <w:num w:numId="7" w16cid:durableId="52699356">
-    <w:abstractNumId w:val="27"/>
+    <w:abstractNumId w:val="28"/>
   </w:num>
   <w:num w:numId="8" w16cid:durableId="1799831082">
     <w:abstractNumId w:val="10"/>
   </w:num>
   <w:num w:numId="9" w16cid:durableId="1915236443">
-    <w:abstractNumId w:val="35"/>
+    <w:abstractNumId w:val="37"/>
   </w:num>
   <w:num w:numId="10" w16cid:durableId="1109549194">
-    <w:abstractNumId w:val="32"/>
+    <w:abstractNumId w:val="34"/>
   </w:num>
   <w:num w:numId="11" w16cid:durableId="2078237435">
-    <w:abstractNumId w:val="22"/>
+    <w:abstractNumId w:val="23"/>
   </w:num>
   <w:num w:numId="12" w16cid:durableId="455027999">
     <w:abstractNumId w:val="1"/>
@@ -6821,10 +7944,10 @@
     </w:lvlOverride>
   </w:num>
   <w:num w:numId="13" w16cid:durableId="360664100">
-    <w:abstractNumId w:val="19"/>
+    <w:abstractNumId w:val="20"/>
   </w:num>
   <w:num w:numId="14" w16cid:durableId="1013074991">
-    <w:abstractNumId w:val="29"/>
+    <w:abstractNumId w:val="31"/>
   </w:num>
   <w:num w:numId="15" w16cid:durableId="1296989178">
     <w:abstractNumId w:val="7"/>
@@ -6833,7 +7956,7 @@
     <w:abstractNumId w:val="15"/>
   </w:num>
   <w:num w:numId="17" w16cid:durableId="2135174858">
-    <w:abstractNumId w:val="24"/>
+    <w:abstractNumId w:val="25"/>
   </w:num>
   <w:num w:numId="18" w16cid:durableId="1165173360">
     <w:abstractNumId w:val="6"/>
@@ -6842,19 +7965,19 @@
     <w:abstractNumId w:val="5"/>
   </w:num>
   <w:num w:numId="20" w16cid:durableId="958990894">
+    <w:abstractNumId w:val="22"/>
+  </w:num>
+  <w:num w:numId="21" w16cid:durableId="1634365658">
+    <w:abstractNumId w:val="19"/>
+  </w:num>
+  <w:num w:numId="22" w16cid:durableId="1035152998">
     <w:abstractNumId w:val="21"/>
   </w:num>
-  <w:num w:numId="21" w16cid:durableId="1634365658">
-    <w:abstractNumId w:val="18"/>
-  </w:num>
-  <w:num w:numId="22" w16cid:durableId="1035152998">
-    <w:abstractNumId w:val="20"/>
-  </w:num>
   <w:num w:numId="23" w16cid:durableId="1516729381">
-    <w:abstractNumId w:val="23"/>
+    <w:abstractNumId w:val="24"/>
   </w:num>
   <w:num w:numId="24" w16cid:durableId="1482580238">
-    <w:abstractNumId w:val="30"/>
+    <w:abstractNumId w:val="32"/>
   </w:num>
   <w:num w:numId="25" w16cid:durableId="140119686">
     <w:abstractNumId w:val="16"/>
@@ -6863,13 +7986,13 @@
     <w:abstractNumId w:val="3"/>
   </w:num>
   <w:num w:numId="27" w16cid:durableId="703293256">
-    <w:abstractNumId w:val="34"/>
+    <w:abstractNumId w:val="36"/>
   </w:num>
   <w:num w:numId="28" w16cid:durableId="76943864">
     <w:abstractNumId w:val="11"/>
   </w:num>
   <w:num w:numId="29" w16cid:durableId="1706831596">
-    <w:abstractNumId w:val="25"/>
+    <w:abstractNumId w:val="26"/>
   </w:num>
   <w:num w:numId="30" w16cid:durableId="1931311140">
     <w:abstractNumId w:val="8"/>
@@ -6881,7 +8004,7 @@
     <w:abstractNumId w:val="0"/>
   </w:num>
   <w:num w:numId="33" w16cid:durableId="1773746710">
-    <w:abstractNumId w:val="36"/>
+    <w:abstractNumId w:val="38"/>
   </w:num>
   <w:num w:numId="34" w16cid:durableId="1792433976">
     <w:abstractNumId w:val="2"/>
@@ -6890,10 +8013,16 @@
     <w:abstractNumId w:val="14"/>
   </w:num>
   <w:num w:numId="36" w16cid:durableId="2060811986">
-    <w:abstractNumId w:val="26"/>
+    <w:abstractNumId w:val="27"/>
   </w:num>
   <w:num w:numId="37" w16cid:durableId="1924757786">
+    <w:abstractNumId w:val="18"/>
+  </w:num>
+  <w:num w:numId="38" w16cid:durableId="1141843727">
     <w:abstractNumId w:val="17"/>
+  </w:num>
+  <w:num w:numId="39" w16cid:durableId="1440562567">
+    <w:abstractNumId w:val="30"/>
   </w:num>
 </w:numbering>
 </file>
@@ -7238,7 +8367,6 @@
   <w:style w:type="character" w:default="1" w:styleId="DefaultParagraphFont">
     <w:name w:val="Default Paragraph Font"/>
     <w:uiPriority w:val="1"/>
-    <w:semiHidden/>
     <w:unhideWhenUsed/>
   </w:style>
   <w:style w:type="table" w:default="1" w:styleId="TableNormal">
@@ -7791,19 +8919,10 @@
 </file>
 
 <file path=customXml/item1.xml><?xml version="1.0" encoding="utf-8"?>
-<?mso-contentType ?>
-<FormTemplates xmlns="http://schemas.microsoft.com/sharepoint/v3/contenttype/forms">
-  <Display>DocumentLibraryForm</Display>
-  <Edit>DocumentLibraryForm</Edit>
-  <New>DocumentLibraryForm</New>
-</FormTemplates>
+<b:Sources xmlns:b="http://schemas.openxmlformats.org/officeDocument/2006/bibliography" xmlns="http://schemas.openxmlformats.org/officeDocument/2006/bibliography" SelectedStyle="\APASixthEditionOfficeOnline.xsl" StyleName="APA" Version="6"/>
 </file>
 
 <file path=customXml/item2.xml><?xml version="1.0" encoding="utf-8"?>
-<b:Sources xmlns:b="http://schemas.openxmlformats.org/officeDocument/2006/bibliography" xmlns="http://schemas.openxmlformats.org/officeDocument/2006/bibliography" SelectedStyle="\APASixthEditionOfficeOnline.xsl" StyleName="APA" Version="6"/>
-</file>
-
-<file path=customXml/item3.xml><?xml version="1.0" encoding="utf-8"?>
 <p:properties xmlns:p="http://schemas.microsoft.com/office/2006/metadata/properties" xmlns:xsi="http://www.w3.org/2001/XMLSchema-instance" xmlns:pc="http://schemas.microsoft.com/office/infopath/2007/PartnerControls">
   <documentManagement>
     <lcf76f155ced4ddcb4097134ff3c332f xmlns="458c8650-8b2e-4de5-be2b-3b5e20f9203e">
@@ -7814,7 +8933,7 @@
 </p:properties>
 </file>
 
-<file path=customXml/item4.xml><?xml version="1.0" encoding="utf-8"?>
+<file path=customXml/item3.xml><?xml version="1.0" encoding="utf-8"?>
 <ct:contentTypeSchema xmlns:ct="http://schemas.microsoft.com/office/2006/metadata/contentType" xmlns:ma="http://schemas.microsoft.com/office/2006/metadata/properties/metaAttributes" ct:_="" ma:_="" ma:contentTypeName="Document" ma:contentTypeID="0x010100AA01E1029091DE488084A5A2D9C24E74" ma:contentTypeVersion="10" ma:contentTypeDescription="Create a new document." ma:contentTypeScope="" ma:versionID="fa224b1e2ea5aaa53b64c3b4b1d435b1">
   <xsd:schema xmlns:xsd="http://www.w3.org/2001/XMLSchema" xmlns:xs="http://www.w3.org/2001/XMLSchema" xmlns:p="http://schemas.microsoft.com/office/2006/metadata/properties" xmlns:ns2="458c8650-8b2e-4de5-be2b-3b5e20f9203e" xmlns:ns3="0ec1683b-1f09-407c-8792-a5a8bc579d9d" targetNamespace="http://schemas.microsoft.com/office/2006/metadata/properties" ma:root="true" ma:fieldsID="3f0568638764530331fbee8047bb9098" ns2:_="" ns3:_="">
     <xsd:import namespace="458c8650-8b2e-4de5-be2b-3b5e20f9203e"/>
@@ -8003,15 +9122,16 @@
 </ct:contentTypeSchema>
 </file>
 
-<file path=customXml/itemProps1.xml><?xml version="1.0" encoding="utf-8"?>
-<ds:datastoreItem xmlns:ds="http://schemas.openxmlformats.org/officeDocument/2006/customXml" ds:itemID="{51241304-2C43-44E6-B26F-77C42016271C}">
-  <ds:schemaRefs>
-    <ds:schemaRef ds:uri="http://schemas.microsoft.com/sharepoint/v3/contenttype/forms"/>
-  </ds:schemaRefs>
-</ds:datastoreItem>
+<file path=customXml/item4.xml><?xml version="1.0" encoding="utf-8"?>
+<?mso-contentType ?>
+<FormTemplates xmlns="http://schemas.microsoft.com/sharepoint/v3/contenttype/forms">
+  <Display>DocumentLibraryForm</Display>
+  <Edit>DocumentLibraryForm</Edit>
+  <New>DocumentLibraryForm</New>
+</FormTemplates>
 </file>
 
-<file path=customXml/itemProps2.xml><?xml version="1.0" encoding="utf-8"?>
+<file path=customXml/itemProps1.xml><?xml version="1.0" encoding="utf-8"?>
 <ds:datastoreItem xmlns:ds="http://schemas.openxmlformats.org/officeDocument/2006/customXml" ds:itemID="{4BB9A27A-6211-48E6-B3D1-1ED5E2EAD372}">
   <ds:schemaRefs>
     <ds:schemaRef ds:uri="http://schemas.openxmlformats.org/officeDocument/2006/bibliography"/>
@@ -8019,7 +9139,7 @@
 </ds:datastoreItem>
 </file>
 
-<file path=customXml/itemProps3.xml><?xml version="1.0" encoding="utf-8"?>
+<file path=customXml/itemProps2.xml><?xml version="1.0" encoding="utf-8"?>
 <ds:datastoreItem xmlns:ds="http://schemas.openxmlformats.org/officeDocument/2006/customXml" ds:itemID="{D3A3C24A-BB39-4937-B831-24AA124EAA87}">
   <ds:schemaRefs>
     <ds:schemaRef ds:uri="http://schemas.microsoft.com/office/2006/metadata/properties"/>
@@ -8030,7 +9150,7 @@
 </ds:datastoreItem>
 </file>
 
-<file path=customXml/itemProps4.xml><?xml version="1.0" encoding="utf-8"?>
+<file path=customXml/itemProps3.xml><?xml version="1.0" encoding="utf-8"?>
 <ds:datastoreItem xmlns:ds="http://schemas.openxmlformats.org/officeDocument/2006/customXml" ds:itemID="{6EE546D2-1DFA-4BBD-AF1C-4C842A1F8073}">
   <ds:schemaRefs>
     <ds:schemaRef ds:uri="http://schemas.microsoft.com/office/2006/metadata/contentType"/>
@@ -8047,4 +9167,12 @@
     <ds:schemaRef ds:uri="http://schemas.microsoft.com/internal/obd"/>
   </ds:schemaRefs>
 </ds:datastoreItem>
+</file>
+
+<file path=customXml/itemProps4.xml><?xml version="1.0" encoding="utf-8"?>
+<ds:datastoreItem xmlns:ds="http://schemas.openxmlformats.org/officeDocument/2006/customXml" ds:itemID="{51241304-2C43-44E6-B26F-77C42016271C}">
+  <ds:schemaRefs>
+    <ds:schemaRef ds:uri="http://schemas.microsoft.com/sharepoint/v3/contenttype/forms"/>
+  </ds:schemaRefs>
+</ds:datastoreItem>
 </file>